--- a/capture_texte/fiche en cours de remplissage/Dossier projet Meynadier Renaud.docx
+++ b/capture_texte/fiche en cours de remplissage/Dossier projet Meynadier Renaud.docx
@@ -577,14 +577,7 @@
           <w:sz w:val="24"/>
           <w:szCs w:val="24"/>
         </w:rPr>
-        <w:t>Plus précisément l’équipe</w:t>
-      </w:r>
-      <w:r>
-        <w:rPr>
-          <w:sz w:val="24"/>
-          <w:szCs w:val="24"/>
-        </w:rPr>
-        <w:t xml:space="preserve"> Human Booster qui </w:t>
+        <w:t xml:space="preserve">Plus précisément l’équipe Human Booster qui </w:t>
       </w:r>
       <w:r>
         <w:rPr>
@@ -646,14 +639,7 @@
           <w:sz w:val="24"/>
           <w:szCs w:val="24"/>
         </w:rPr>
-        <w:t>A l’entreprise Be-Ys Software qui est vraiment stimulante</w:t>
-      </w:r>
-      <w:r>
-        <w:rPr>
-          <w:sz w:val="24"/>
-          <w:szCs w:val="24"/>
-        </w:rPr>
-        <w:t>, et est un vrai cadre de paradis pour l’évolution avec des professionnels.</w:t>
+        <w:t>A l’entreprise Be-Ys Software qui est vraiment stimulante, et est un vrai cadre de paradis pour l’évolution avec des professionnels.</w:t>
       </w:r>
     </w:p>
     <w:p>
@@ -814,15 +800,7 @@
           <w:szCs w:val="24"/>
           <w:u w:val="single"/>
         </w:rPr>
-        <w:t xml:space="preserve">Le </w:t>
-      </w:r>
-      <w:r>
-        <w:rPr>
-          <w:sz w:val="24"/>
-          <w:szCs w:val="24"/>
-          <w:u w:val="single"/>
-        </w:rPr>
-        <w:t>stage de Be-Ys Software couvre la partie front du projet</w:t>
+        <w:t>Le stage de Be-Ys Software couvre la partie front du projet</w:t>
       </w:r>
       <w:r>
         <w:rPr>
@@ -888,14 +866,7 @@
           <w:sz w:val="24"/>
           <w:szCs w:val="24"/>
         </w:rPr>
-        <w:t>Réaliser et développer une inter</w:t>
-      </w:r>
-      <w:r>
-        <w:rPr>
-          <w:sz w:val="24"/>
-          <w:szCs w:val="24"/>
-        </w:rPr>
-        <w:t xml:space="preserve">face utilisateur web adaptable statique et dynamique </w:t>
+        <w:t xml:space="preserve">Réaliser et développer une interface utilisateur web adaptable statique et dynamique </w:t>
       </w:r>
     </w:p>
     <w:p>
@@ -1024,14 +995,7 @@
           <w:sz w:val="24"/>
           <w:szCs w:val="24"/>
         </w:rPr>
-        <w:t>Dévelop</w:t>
-      </w:r>
-      <w:r>
-        <w:rPr>
-          <w:sz w:val="24"/>
-          <w:szCs w:val="24"/>
-        </w:rPr>
-        <w:t>per la partie back-end d’une application web ou web mobile</w:t>
+        <w:t>Développer la partie back-end d’une application web ou web mobile</w:t>
       </w:r>
     </w:p>
     <w:p>
@@ -1104,16 +1068,7 @@
           <w:szCs w:val="24"/>
           <w:u w:val="single"/>
         </w:rPr>
-        <w:t>Les technologies abordées en formation sont les</w:t>
-      </w:r>
-      <w:r>
-        <w:rPr>
-          <w:b/>
-          <w:sz w:val="24"/>
-          <w:szCs w:val="24"/>
-          <w:u w:val="single"/>
-        </w:rPr>
-        <w:t xml:space="preserve"> suivantes :  </w:t>
+        <w:t xml:space="preserve">Les technologies abordées en formation sont les suivantes :  </w:t>
       </w:r>
     </w:p>
     <w:p>
@@ -1262,15 +1217,7 @@
           <w:sz w:val="18"/>
           <w:szCs w:val="18"/>
         </w:rPr>
-        <w:t xml:space="preserve">Présentation </w:t>
-      </w:r>
-      <w:r>
-        <w:rPr>
-          <w:b/>
-          <w:sz w:val="18"/>
-          <w:szCs w:val="18"/>
-        </w:rPr>
-        <w:t>du dossier projet …</w:t>
+        <w:t>Présentation du dossier projet …</w:t>
       </w:r>
       <w:r>
         <w:rPr>
@@ -1488,15 +1435,7 @@
           <w:sz w:val="18"/>
           <w:szCs w:val="18"/>
         </w:rPr>
-        <w:t>Résumé………………………………………………………</w:t>
-      </w:r>
-      <w:r>
-        <w:rPr>
-          <w:b/>
-          <w:sz w:val="18"/>
-          <w:szCs w:val="18"/>
-        </w:rPr>
-        <w:t>…………………………………………………</w:t>
+        <w:t>Résumé…………………………………………………………………………………………………………</w:t>
       </w:r>
       <w:proofErr w:type="gramStart"/>
       <w:r>
@@ -1662,15 +1601,7 @@
           <w:sz w:val="18"/>
           <w:szCs w:val="18"/>
         </w:rPr>
-        <w:t>Page 1</w:t>
-      </w:r>
-      <w:r>
-        <w:rPr>
-          <w:b/>
-          <w:sz w:val="18"/>
-          <w:szCs w:val="18"/>
-        </w:rPr>
-        <w:t>7</w:t>
+        <w:t>Page 17</w:t>
       </w:r>
     </w:p>
     <w:p>
@@ -1837,15 +1768,7 @@
           <w:sz w:val="18"/>
           <w:szCs w:val="18"/>
         </w:rPr>
-        <w:t>Résumé……………………………………………………</w:t>
-      </w:r>
-      <w:r>
-        <w:rPr>
-          <w:b/>
-          <w:sz w:val="18"/>
-          <w:szCs w:val="18"/>
-        </w:rPr>
-        <w:t>……………………………………………………</w:t>
+        <w:t>Résumé…………………………………………………………………………………………………………</w:t>
       </w:r>
       <w:proofErr w:type="gramStart"/>
       <w:r>
@@ -2011,15 +1934,7 @@
           <w:sz w:val="18"/>
           <w:szCs w:val="18"/>
         </w:rPr>
-        <w:t xml:space="preserve">Page </w:t>
-      </w:r>
-      <w:r>
-        <w:rPr>
-          <w:b/>
-          <w:sz w:val="18"/>
-          <w:szCs w:val="18"/>
-        </w:rPr>
-        <w:t>26</w:t>
+        <w:t>Page 26</w:t>
       </w:r>
     </w:p>
     <w:p>
@@ -2251,14 +2166,7 @@
           <w:sz w:val="24"/>
           <w:szCs w:val="24"/>
         </w:rPr>
-        <w:t>Be-Almerys, est une entité de plus de 2000 collaborateurs dont 400 en France, qui propose des solutions et services pour le traitement de données, gestion de conformité, distribution de produits, délégation de gestion et la mise en œuvre des services diffé</w:t>
-      </w:r>
-      <w:r>
-        <w:rPr>
-          <w:sz w:val="24"/>
-          <w:szCs w:val="24"/>
-        </w:rPr>
-        <w:t>renciant. C’est un expert de haute technologie appliqué à l’assurance et à la santé. L’entreprise est composée de sous-entités :</w:t>
+        <w:t>Be-Almerys, est une entité de plus de 2000 collaborateurs dont 400 en France, qui propose des solutions et services pour le traitement de données, gestion de conformité, distribution de produits, délégation de gestion et la mise en œuvre des services différenciant. C’est un expert de haute technologie appliqué à l’assurance et à la santé. L’entreprise est composée de sous-entités :</w:t>
       </w:r>
     </w:p>
     <w:p>
@@ -2292,14 +2200,7 @@
           <w:sz w:val="24"/>
           <w:szCs w:val="24"/>
         </w:rPr>
-        <w:t xml:space="preserve">Ses sous-entités ont pour </w:t>
-      </w:r>
-      <w:r>
-        <w:rPr>
-          <w:sz w:val="24"/>
-          <w:szCs w:val="24"/>
-        </w:rPr>
-        <w:t>objectifs de :</w:t>
+        <w:t>Ses sous-entités ont pour objectifs de :</w:t>
       </w:r>
     </w:p>
     <w:p>
@@ -2420,14 +2321,7 @@
           <w:sz w:val="24"/>
           <w:szCs w:val="24"/>
         </w:rPr>
-        <w:t>Sécuriser juridiquement le client lors des prises</w:t>
-      </w:r>
-      <w:r>
-        <w:rPr>
-          <w:sz w:val="24"/>
-          <w:szCs w:val="24"/>
-        </w:rPr>
-        <w:t xml:space="preserve"> d’engagement. </w:t>
+        <w:t xml:space="preserve">Sécuriser juridiquement le client lors des prises d’engagement. </w:t>
       </w:r>
       <w:r>
         <w:rPr>
@@ -2511,86 +2405,72 @@
           <w:sz w:val="24"/>
           <w:szCs w:val="24"/>
         </w:rPr>
-        <w:t>J’ai donc fait un stage dans l’équipe ‘’front’’ au sein de Be</w:t>
-      </w:r>
-      <w:r>
-        <w:rPr>
-          <w:sz w:val="24"/>
-          <w:szCs w:val="24"/>
-        </w:rPr>
-        <w:t>-Ys Software France, Clermont-Ferrand. (Ils sont présents aussi à Paris, Toulouse, Annecy, au Luxembourg et à Tunis).</w:t>
-      </w:r>
-    </w:p>
-    <w:p>
-      <w:pPr>
-        <w:spacing w:before="240" w:after="160" w:line="259" w:lineRule="auto"/>
-        <w:jc w:val="both"/>
-        <w:rPr>
-          <w:sz w:val="24"/>
-          <w:szCs w:val="24"/>
-        </w:rPr>
-      </w:pPr>
-      <w:r>
-        <w:rPr>
-          <w:sz w:val="24"/>
-          <w:szCs w:val="24"/>
-        </w:rPr>
-        <w:t>J’ai travaillé sur une application Angular IAM-FRONT, qui permet la gestion de rôle, de données pour les professionnels de la santé.</w:t>
-      </w:r>
-    </w:p>
-    <w:p>
-      <w:pPr>
-        <w:spacing w:before="240" w:after="160" w:line="259" w:lineRule="auto"/>
-        <w:jc w:val="both"/>
-        <w:rPr>
-          <w:sz w:val="24"/>
-          <w:szCs w:val="24"/>
-        </w:rPr>
-      </w:pPr>
-      <w:r>
-        <w:rPr>
-          <w:sz w:val="24"/>
-          <w:szCs w:val="24"/>
-        </w:rPr>
-        <w:t>En ce</w:t>
-      </w:r>
-      <w:r>
-        <w:rPr>
-          <w:sz w:val="24"/>
-          <w:szCs w:val="24"/>
-        </w:rPr>
-        <w:t xml:space="preserve"> moment l’application est refondue en version 2.0. Les tâches sont divisées en plusieurs Sprint de trois semaines, qui sont eux même divisés en plusieurs tickets. J’ai eu la chance de pouvoir prendre quelques tickets front, des correctifs de modal, de la c</w:t>
-      </w:r>
-      <w:r>
-        <w:rPr>
-          <w:sz w:val="24"/>
-          <w:szCs w:val="24"/>
-        </w:rPr>
-        <w:t>orrection de CSS et l’utilisation de leur librairie Angular.</w:t>
-      </w:r>
-    </w:p>
-    <w:p>
-      <w:pPr>
-        <w:spacing w:before="240" w:after="160" w:line="259" w:lineRule="auto"/>
-        <w:jc w:val="both"/>
-        <w:rPr>
-          <w:sz w:val="24"/>
-          <w:szCs w:val="24"/>
-        </w:rPr>
-      </w:pPr>
-      <w:r>
-        <w:rPr>
-          <w:sz w:val="24"/>
-          <w:szCs w:val="24"/>
-        </w:rPr>
-        <w:t>J’ai eu l’opportunité de corriger quelques problèmes de traduction, de rendre l’interface plus intuitive et facile d’accès. J’ai eu recours à des appels d’API, et des dashboard pour gérer les com</w:t>
-      </w:r>
-      <w:r>
-        <w:rPr>
-          <w:sz w:val="24"/>
-          <w:szCs w:val="24"/>
-        </w:rPr>
-        <w:t>ptes et identifiants.</w:t>
+        <w:t>J’ai donc fait un stage dans l’équipe ‘’front’’ au sein de Be-Ys Software France, Clermont-Ferrand. (Ils sont présents aussi à Paris, Toulouse, Annecy, au Luxembourg et à Tunis).</w:t>
+      </w:r>
+    </w:p>
+    <w:p>
+      <w:pPr>
+        <w:spacing w:before="240" w:after="160" w:line="259" w:lineRule="auto"/>
+        <w:jc w:val="both"/>
+        <w:rPr>
+          <w:sz w:val="24"/>
+          <w:szCs w:val="24"/>
+        </w:rPr>
+      </w:pPr>
+      <w:r>
+        <w:rPr>
+          <w:sz w:val="24"/>
+          <w:szCs w:val="24"/>
+        </w:rPr>
+        <w:t>J’ai travaillé sur une application Angular IAM-FRONT, qui permet la gestion de rôle</w:t>
+      </w:r>
+      <w:r>
+        <w:rPr>
+          <w:sz w:val="24"/>
+          <w:szCs w:val="24"/>
+        </w:rPr>
+        <w:t>s</w:t>
+      </w:r>
+      <w:r>
+        <w:rPr>
+          <w:sz w:val="24"/>
+          <w:szCs w:val="24"/>
+        </w:rPr>
+        <w:t>, de données pour les professionnels de la santé.</w:t>
+      </w:r>
+    </w:p>
+    <w:p>
+      <w:pPr>
+        <w:spacing w:before="240" w:after="160" w:line="259" w:lineRule="auto"/>
+        <w:jc w:val="both"/>
+        <w:rPr>
+          <w:sz w:val="24"/>
+          <w:szCs w:val="24"/>
+        </w:rPr>
+      </w:pPr>
+      <w:r>
+        <w:rPr>
+          <w:sz w:val="24"/>
+          <w:szCs w:val="24"/>
+        </w:rPr>
+        <w:t>En ce moment l’application est refondue en version 2.0. Les tâches sont divisées en plusieurs Sprint de trois semaines, qui sont eux même divisés en plusieurs tickets. J’ai eu la chance de pouvoir prendre quelques tickets front, des correctifs de modal, de la correction de CSS et l’utilisation de leur librairie Angular.</w:t>
+      </w:r>
+    </w:p>
+    <w:p>
+      <w:pPr>
+        <w:spacing w:before="240" w:after="160" w:line="259" w:lineRule="auto"/>
+        <w:jc w:val="both"/>
+        <w:rPr>
+          <w:sz w:val="24"/>
+          <w:szCs w:val="24"/>
+        </w:rPr>
+      </w:pPr>
+      <w:r>
+        <w:rPr>
+          <w:sz w:val="24"/>
+          <w:szCs w:val="24"/>
+        </w:rPr>
+        <w:t>J’ai eu l’opportunité de corriger quelques problèmes de traduction, de rendre l’interface plus intuitive et facile d’accès. J’ai eu recours à des appels d’API, et des dashboard pour gérer les comptes et identifiants.</w:t>
       </w:r>
     </w:p>
     <w:p>
@@ -2624,14 +2504,7 @@
           <w:sz w:val="24"/>
           <w:szCs w:val="24"/>
         </w:rPr>
-        <w:t>Ra</w:t>
-      </w:r>
-      <w:r>
-        <w:rPr>
-          <w:sz w:val="24"/>
-          <w:szCs w:val="24"/>
-        </w:rPr>
-        <w:t>ppel : Le stage ne couvrant pas la partie ‘’back’’ j’ai conçu en parallèle un site de e-commerce : La Nimes’Alerie, que je vous présenterai juste après.</w:t>
+        <w:t>Rappel : Le stage ne couvrant pas la partie ‘’back’’ j’ai conçu en parallèle un site de e-commerce : La Nimes’Alerie, que je vous présenterai juste après.</w:t>
       </w:r>
     </w:p>
     <w:p>
@@ -2684,14 +2557,7 @@
           <w:sz w:val="24"/>
           <w:szCs w:val="24"/>
         </w:rPr>
-        <w:t xml:space="preserve">Dans cette partie je vais vous expliquer comment le cheminement de ce </w:t>
-      </w:r>
-      <w:r>
-        <w:rPr>
-          <w:sz w:val="24"/>
-          <w:szCs w:val="24"/>
-        </w:rPr>
-        <w:t>dossier va s’effectuer.</w:t>
+        <w:t>Dans cette partie je vais vous expliquer comment le cheminement de ce dossier va s’effectuer.</w:t>
       </w:r>
     </w:p>
     <w:p>
@@ -2773,14 +2639,7 @@
           <w:sz w:val="24"/>
           <w:szCs w:val="24"/>
         </w:rPr>
-        <w:t>e</w:t>
-      </w:r>
-      <w:r>
-        <w:rPr>
-          <w:sz w:val="24"/>
-          <w:szCs w:val="24"/>
-        </w:rPr>
-        <w:t>mploi)</w:t>
+        <w:t>emploi)</w:t>
       </w:r>
     </w:p>
     <w:p>
@@ -3344,7 +3203,25 @@
           <w:sz w:val="24"/>
           <w:szCs w:val="24"/>
         </w:rPr>
-        <w:t xml:space="preserve"> en Angular)</w:t>
+        <w:t xml:space="preserve"> en </w:t>
+      </w:r>
+      <w:proofErr w:type="spellStart"/>
+      <w:r>
+        <w:rPr>
+          <w:bCs/>
+          <w:sz w:val="24"/>
+          <w:szCs w:val="24"/>
+        </w:rPr>
+        <w:t>Angular</w:t>
+      </w:r>
+      <w:proofErr w:type="spellEnd"/>
+      <w:r>
+        <w:rPr>
+          <w:bCs/>
+          <w:sz w:val="24"/>
+          <w:szCs w:val="24"/>
+        </w:rPr>
+        <w:t>)</w:t>
       </w:r>
     </w:p>
     <w:p>
@@ -3575,13 +3452,23 @@
           <w:szCs w:val="24"/>
         </w:rPr>
       </w:pPr>
-      <w:r>
-        <w:rPr>
-          <w:bCs/>
-          <w:sz w:val="24"/>
-          <w:szCs w:val="24"/>
-        </w:rPr>
-        <w:t xml:space="preserve">Angular </w:t>
+      <w:proofErr w:type="spellStart"/>
+      <w:r>
+        <w:rPr>
+          <w:bCs/>
+          <w:sz w:val="24"/>
+          <w:szCs w:val="24"/>
+        </w:rPr>
+        <w:t>Angular</w:t>
+      </w:r>
+      <w:proofErr w:type="spellEnd"/>
+      <w:r>
+        <w:rPr>
+          <w:bCs/>
+          <w:sz w:val="24"/>
+          <w:szCs w:val="24"/>
+        </w:rPr>
+        <w:t xml:space="preserve"> </w:t>
       </w:r>
       <w:proofErr w:type="spellStart"/>
       <w:r>
@@ -3808,21 +3695,7 @@
           <w:sz w:val="24"/>
           <w:szCs w:val="24"/>
         </w:rPr>
-        <w:t>Un</w:t>
-      </w:r>
-      <w:r>
-        <w:rPr>
-          <w:sz w:val="24"/>
-          <w:szCs w:val="24"/>
-        </w:rPr>
-        <w:t xml:space="preserve"> IDE pour les langages Web, </w:t>
-      </w:r>
-      <w:r>
-        <w:rPr>
-          <w:sz w:val="24"/>
-          <w:szCs w:val="24"/>
-        </w:rPr>
-        <w:t>adéquat pour Angular. (VS Code également)</w:t>
+        <w:t>Un IDE pour les langages Web, adéquat pour Angular. (VS Code également)</w:t>
       </w:r>
     </w:p>
     <w:p>
@@ -3990,23 +3863,7 @@
           <w:sz w:val="24"/>
           <w:szCs w:val="24"/>
         </w:rPr>
-        <w:t>Ch</w:t>
-      </w:r>
-      <w:r>
-        <w:rPr>
-          <w:bCs/>
-          <w:sz w:val="24"/>
-          <w:szCs w:val="24"/>
-        </w:rPr>
-        <w:t>ocolatey software</w:t>
-      </w:r>
-      <w:r>
-        <w:rPr>
-          <w:bCs/>
-          <w:sz w:val="24"/>
-          <w:szCs w:val="24"/>
-        </w:rPr>
-        <w:t> :</w:t>
+        <w:t>Chocolatey software :</w:t>
       </w:r>
       <w:r>
         <w:rPr>
@@ -5025,39 +4882,7 @@
           <w:sz w:val="24"/>
           <w:szCs w:val="24"/>
         </w:rPr>
-        <w:t xml:space="preserve"> (</w:t>
-      </w:r>
-      <w:r>
-        <w:rPr>
-          <w:bCs/>
-          <w:sz w:val="24"/>
-          <w:szCs w:val="24"/>
-        </w:rPr>
-        <w:t xml:space="preserve">pour que NPM fasse un lien symbolique de ce </w:t>
-      </w:r>
-      <w:r>
-        <w:rPr>
-          <w:bCs/>
-          <w:sz w:val="24"/>
-          <w:szCs w:val="24"/>
-        </w:rPr>
-        <w:t>répertoire</w:t>
-      </w:r>
-      <w:r>
-        <w:rPr>
-          <w:bCs/>
-          <w:sz w:val="24"/>
-          <w:szCs w:val="24"/>
-        </w:rPr>
-        <w:t xml:space="preserve"> vers sa base de </w:t>
-      </w:r>
-      <w:r>
-        <w:rPr>
-          <w:bCs/>
-          <w:sz w:val="24"/>
-          <w:szCs w:val="24"/>
-        </w:rPr>
-        <w:t>dépendance</w:t>
+        <w:t xml:space="preserve"> (pour que NPM fasse un lien symbolique de ce répertoire vers sa base de dépendance</w:t>
       </w:r>
       <w:r>
         <w:rPr>
@@ -5321,7 +5146,7 @@
           <w:sz w:val="28"/>
           <w:szCs w:val="28"/>
         </w:rPr>
-        <w:t>• P</w:t>
+        <w:t>• Présentation du jeu d’essai élaboré par le candidat de la fonctionnalité la plus représentative</w:t>
       </w:r>
       <w:r>
         <w:rPr>
@@ -5330,7 +5155,7 @@
           <w:sz w:val="28"/>
           <w:szCs w:val="28"/>
         </w:rPr>
-        <w:t>résentation du jeu d’essai élaboré par le candidat de la fonctionnalité la plus représentative</w:t>
+        <w:t xml:space="preserve"> </w:t>
       </w:r>
       <w:r>
         <w:rPr>
@@ -5339,120 +5164,123 @@
           <w:sz w:val="28"/>
           <w:szCs w:val="28"/>
         </w:rPr>
-        <w:t xml:space="preserve"> </w:t>
-      </w:r>
-      <w:r>
+        <w:t>(données en entrée, données attendues, données obtenues)</w:t>
+      </w:r>
+    </w:p>
+    <w:p>
+      <w:pPr>
+        <w:spacing w:before="240" w:after="160" w:line="259" w:lineRule="auto"/>
+        <w:jc w:val="both"/>
+        <w:rPr>
+          <w:sz w:val="24"/>
+          <w:szCs w:val="24"/>
+        </w:rPr>
+      </w:pPr>
+      <w:r>
+        <w:rPr>
+          <w:sz w:val="24"/>
+          <w:szCs w:val="24"/>
+        </w:rPr>
+        <w:t xml:space="preserve">Cette rubrique sera </w:t>
+      </w:r>
+      <w:r>
+        <w:rPr>
+          <w:sz w:val="24"/>
+          <w:szCs w:val="24"/>
+        </w:rPr>
+        <w:t>plus étoffée avec le projet fil rouge. Be-Ys ne m’autorise pas à montrer leur projet en dehors de capture d’écran vérifiée. Je n’ai pas le droit par exemple de cloner leur projet sur l’ordinateur d’Human Booster. Après tout c’est cohérent avec la politique de l’entreprise, les données sensibles restent à l’abri.</w:t>
+      </w:r>
+    </w:p>
+    <w:p>
+      <w:pPr>
+        <w:spacing w:before="240" w:after="160" w:line="259" w:lineRule="auto"/>
+        <w:jc w:val="both"/>
+        <w:rPr>
+          <w:sz w:val="24"/>
+          <w:szCs w:val="24"/>
+        </w:rPr>
+      </w:pPr>
+    </w:p>
+    <w:p>
+      <w:pPr>
+        <w:spacing w:before="240" w:after="160" w:line="259" w:lineRule="auto"/>
+        <w:jc w:val="both"/>
+        <w:rPr>
+          <w:sz w:val="24"/>
+          <w:szCs w:val="24"/>
+        </w:rPr>
+      </w:pPr>
+    </w:p>
+    <w:p>
+      <w:pPr>
+        <w:spacing w:before="240" w:after="160" w:line="259" w:lineRule="auto"/>
+        <w:jc w:val="both"/>
+        <w:rPr>
+          <w:sz w:val="24"/>
+          <w:szCs w:val="24"/>
+        </w:rPr>
+      </w:pPr>
+    </w:p>
+    <w:p>
+      <w:pPr>
+        <w:spacing w:before="240" w:after="160" w:line="259" w:lineRule="auto"/>
+        <w:jc w:val="both"/>
+        <w:rPr>
+          <w:sz w:val="24"/>
+          <w:szCs w:val="24"/>
+        </w:rPr>
+      </w:pPr>
+    </w:p>
+    <w:p>
+      <w:pPr>
+        <w:spacing w:before="240" w:after="160" w:line="259" w:lineRule="auto"/>
+        <w:jc w:val="both"/>
+        <w:rPr>
+          <w:sz w:val="24"/>
+          <w:szCs w:val="24"/>
+        </w:rPr>
+      </w:pPr>
+    </w:p>
+    <w:p>
+      <w:pPr>
+        <w:spacing w:before="240" w:after="160" w:line="259" w:lineRule="auto"/>
+        <w:jc w:val="both"/>
+        <w:rPr>
+          <w:sz w:val="24"/>
+          <w:szCs w:val="24"/>
+        </w:rPr>
+      </w:pPr>
+    </w:p>
+    <w:p>
+      <w:pPr>
+        <w:spacing w:before="240" w:after="160" w:line="259" w:lineRule="auto"/>
+        <w:jc w:val="both"/>
+        <w:rPr>
+          <w:sz w:val="24"/>
+          <w:szCs w:val="24"/>
+        </w:rPr>
+      </w:pPr>
+    </w:p>
+    <w:p>
+      <w:pPr>
+        <w:spacing w:before="240" w:after="160" w:line="259" w:lineRule="auto"/>
+        <w:jc w:val="both"/>
+        <w:rPr>
+          <w:sz w:val="24"/>
+          <w:szCs w:val="24"/>
+        </w:rPr>
+      </w:pPr>
+    </w:p>
+    <w:p>
+      <w:pPr>
+        <w:spacing w:before="240" w:after="160" w:line="259" w:lineRule="auto"/>
+        <w:jc w:val="both"/>
         <w:rPr>
           <w:b/>
           <w:bCs/>
           <w:sz w:val="28"/>
           <w:szCs w:val="28"/>
         </w:rPr>
-        <w:t>(données en entrée, données attendues, données obtenues)</w:t>
-      </w:r>
-    </w:p>
-    <w:p>
-      <w:pPr>
-        <w:spacing w:before="240" w:after="160" w:line="259" w:lineRule="auto"/>
-        <w:jc w:val="both"/>
-        <w:rPr>
-          <w:sz w:val="24"/>
-          <w:szCs w:val="24"/>
-        </w:rPr>
-      </w:pPr>
-      <w:r>
-        <w:rPr>
-          <w:sz w:val="24"/>
-          <w:szCs w:val="24"/>
-        </w:rPr>
-        <w:t xml:space="preserve">Cette rubrique sera </w:t>
-      </w:r>
-      <w:r>
-        <w:rPr>
-          <w:sz w:val="24"/>
-          <w:szCs w:val="24"/>
-        </w:rPr>
-        <w:t>plus étoffée avec le projet fil rouge. Be-Ys ne m’autorise pas à montrer leur projet en dehors de capture d’écran vérifiée. Je n’ai pas le droit par exemple de cloner leur projet sur l’ordinateur d’Human Booster. Après tout c’est cohérent avec la politique de l’entreprise, les données sensibles restent à l’abri.</w:t>
-      </w:r>
-    </w:p>
-    <w:p>
-      <w:pPr>
-        <w:spacing w:before="240" w:after="160" w:line="259" w:lineRule="auto"/>
-        <w:jc w:val="both"/>
-        <w:rPr>
-          <w:sz w:val="24"/>
-          <w:szCs w:val="24"/>
-        </w:rPr>
-      </w:pPr>
-    </w:p>
-    <w:p>
-      <w:pPr>
-        <w:spacing w:before="240" w:after="160" w:line="259" w:lineRule="auto"/>
-        <w:jc w:val="both"/>
-        <w:rPr>
-          <w:sz w:val="24"/>
-          <w:szCs w:val="24"/>
-        </w:rPr>
-      </w:pPr>
-    </w:p>
-    <w:p>
-      <w:pPr>
-        <w:spacing w:before="240" w:after="160" w:line="259" w:lineRule="auto"/>
-        <w:jc w:val="both"/>
-        <w:rPr>
-          <w:sz w:val="24"/>
-          <w:szCs w:val="24"/>
-        </w:rPr>
-      </w:pPr>
-    </w:p>
-    <w:p>
-      <w:pPr>
-        <w:spacing w:before="240" w:after="160" w:line="259" w:lineRule="auto"/>
-        <w:jc w:val="both"/>
-        <w:rPr>
-          <w:sz w:val="24"/>
-          <w:szCs w:val="24"/>
-        </w:rPr>
-      </w:pPr>
-    </w:p>
-    <w:p>
-      <w:pPr>
-        <w:spacing w:before="240" w:after="160" w:line="259" w:lineRule="auto"/>
-        <w:jc w:val="both"/>
-        <w:rPr>
-          <w:sz w:val="24"/>
-          <w:szCs w:val="24"/>
-        </w:rPr>
-      </w:pPr>
-    </w:p>
-    <w:p>
-      <w:pPr>
-        <w:spacing w:before="240" w:after="160" w:line="259" w:lineRule="auto"/>
-        <w:jc w:val="both"/>
-        <w:rPr>
-          <w:sz w:val="24"/>
-          <w:szCs w:val="24"/>
-        </w:rPr>
-      </w:pPr>
-    </w:p>
-    <w:p>
-      <w:pPr>
-        <w:spacing w:before="240" w:after="160" w:line="259" w:lineRule="auto"/>
-        <w:jc w:val="both"/>
-        <w:rPr>
-          <w:sz w:val="24"/>
-          <w:szCs w:val="24"/>
-        </w:rPr>
-      </w:pPr>
-    </w:p>
-    <w:p>
-      <w:pPr>
-        <w:spacing w:before="240" w:after="160" w:line="259" w:lineRule="auto"/>
-        <w:jc w:val="both"/>
-        <w:rPr>
-          <w:sz w:val="24"/>
-          <w:szCs w:val="24"/>
-        </w:rPr>
       </w:pPr>
     </w:p>
     <w:p>
@@ -5562,29 +5390,28 @@
           <w:szCs w:val="28"/>
         </w:rPr>
       </w:pPr>
-    </w:p>
-    <w:p>
-      <w:pPr>
-        <w:spacing w:before="240" w:after="160" w:line="259" w:lineRule="auto"/>
-        <w:jc w:val="both"/>
+      <w:r>
         <w:rPr>
           <w:b/>
           <w:bCs/>
           <w:sz w:val="28"/>
           <w:szCs w:val="28"/>
         </w:rPr>
-      </w:pPr>
-      <w:r>
+        <w:lastRenderedPageBreak/>
+        <w:t>• Description de la veille, effectuée par le candidat durant le projet, sur les vulnérabilités de sécurité</w:t>
+      </w:r>
+    </w:p>
+    <w:p>
+      <w:pPr>
+        <w:spacing w:before="240" w:after="160" w:line="259" w:lineRule="auto"/>
+        <w:jc w:val="both"/>
         <w:rPr>
           <w:b/>
           <w:bCs/>
           <w:sz w:val="28"/>
           <w:szCs w:val="28"/>
         </w:rPr>
-        <w:lastRenderedPageBreak/>
-        <w:t xml:space="preserve">• Description de la veille, effectuée par le candidat durant le projet, </w:t>
-      </w:r>
-      <w:proofErr w:type="gramStart"/>
+      </w:pPr>
       <w:r>
         <w:rPr>
           <w:b/>
@@ -5592,9 +5419,8 @@
           <w:sz w:val="28"/>
           <w:szCs w:val="28"/>
         </w:rPr>
-        <w:t>sur</w:t>
-      </w:r>
-      <w:proofErr w:type="gramEnd"/>
+        <w:t>• Description d’une situation de travail ayant nécessité une recherche, effectuée par le candidat</w:t>
+      </w:r>
       <w:r>
         <w:rPr>
           <w:b/>
@@ -5602,20 +5428,17 @@
           <w:sz w:val="28"/>
           <w:szCs w:val="28"/>
         </w:rPr>
-        <w:t xml:space="preserve"> les vulnérabilités de sécurité</w:t>
-      </w:r>
-    </w:p>
-    <w:p>
-      <w:pPr>
-        <w:spacing w:before="240" w:after="160" w:line="259" w:lineRule="auto"/>
-        <w:jc w:val="both"/>
+        <w:t xml:space="preserve"> </w:t>
+      </w:r>
+      <w:r>
         <w:rPr>
           <w:b/>
           <w:bCs/>
           <w:sz w:val="28"/>
           <w:szCs w:val="28"/>
         </w:rPr>
-      </w:pPr>
+        <w:t>durant le projet, à</w:t>
+      </w:r>
       <w:r>
         <w:rPr>
           <w:b/>
@@ -5623,7 +5446,7 @@
           <w:sz w:val="28"/>
           <w:szCs w:val="28"/>
         </w:rPr>
-        <w:t>• Description d’une situation de travail ayant nécessité une recherche, effectuée par le candidat</w:t>
+        <w:t xml:space="preserve"> </w:t>
       </w:r>
       <w:r>
         <w:rPr>
@@ -5632,17 +5455,20 @@
           <w:sz w:val="28"/>
           <w:szCs w:val="28"/>
         </w:rPr>
-        <w:t xml:space="preserve"> </w:t>
-      </w:r>
-      <w:r>
+        <w:t>partir de site anglophone</w:t>
+      </w:r>
+    </w:p>
+    <w:p>
+      <w:pPr>
+        <w:spacing w:before="240" w:after="160" w:line="259" w:lineRule="auto"/>
+        <w:jc w:val="both"/>
         <w:rPr>
           <w:b/>
           <w:bCs/>
           <w:sz w:val="28"/>
           <w:szCs w:val="28"/>
         </w:rPr>
-        <w:t>durant le projet, à</w:t>
-      </w:r>
+      </w:pPr>
       <w:r>
         <w:rPr>
           <w:b/>
@@ -5650,7 +5476,7 @@
           <w:sz w:val="28"/>
           <w:szCs w:val="28"/>
         </w:rPr>
-        <w:t xml:space="preserve"> </w:t>
+        <w:t>• Extrait du site anglophone, utilisé dans le cadre de la recherche décrite précédemment,</w:t>
       </w:r>
       <w:r>
         <w:rPr>
@@ -5659,20 +5485,17 @@
           <w:sz w:val="28"/>
           <w:szCs w:val="28"/>
         </w:rPr>
-        <w:t>partir de site anglophone</w:t>
-      </w:r>
-    </w:p>
-    <w:p>
-      <w:pPr>
-        <w:spacing w:before="240" w:after="160" w:line="259" w:lineRule="auto"/>
-        <w:jc w:val="both"/>
+        <w:t xml:space="preserve"> </w:t>
+      </w:r>
+      <w:r>
         <w:rPr>
           <w:b/>
           <w:bCs/>
           <w:sz w:val="28"/>
           <w:szCs w:val="28"/>
         </w:rPr>
-      </w:pPr>
+        <w:t>accompagné de la traduction en français effectuée par le candidat sans traducteur automatique</w:t>
+      </w:r>
       <w:r>
         <w:rPr>
           <w:b/>
@@ -5680,7 +5503,7 @@
           <w:sz w:val="28"/>
           <w:szCs w:val="28"/>
         </w:rPr>
-        <w:t>• Ex</w:t>
+        <w:t xml:space="preserve"> </w:t>
       </w:r>
       <w:r>
         <w:rPr>
@@ -5689,44 +5512,56 @@
           <w:sz w:val="28"/>
           <w:szCs w:val="28"/>
         </w:rPr>
-        <w:t>trait du site anglophone, utilisé dans le cadre de la recherche décrite précédemment,</w:t>
-      </w:r>
-      <w:r>
+        <w:t>(environ 750 signes)</w:t>
+      </w:r>
+    </w:p>
+    <w:p>
+      <w:pPr>
+        <w:spacing w:before="240" w:after="160" w:line="259" w:lineRule="auto"/>
+        <w:jc w:val="both"/>
         <w:rPr>
           <w:b/>
           <w:bCs/>
           <w:sz w:val="28"/>
           <w:szCs w:val="28"/>
         </w:rPr>
-        <w:t xml:space="preserve"> </w:t>
-      </w:r>
-      <w:r>
+      </w:pPr>
+    </w:p>
+    <w:p>
+      <w:pPr>
+        <w:spacing w:before="240" w:after="160" w:line="259" w:lineRule="auto"/>
+        <w:jc w:val="both"/>
         <w:rPr>
           <w:b/>
           <w:bCs/>
           <w:sz w:val="28"/>
           <w:szCs w:val="28"/>
         </w:rPr>
-        <w:t>accompagné de la traduction en français effectuée par le candidat sans traducteur automatique</w:t>
-      </w:r>
-      <w:r>
+      </w:pPr>
+    </w:p>
+    <w:p>
+      <w:pPr>
+        <w:spacing w:before="240" w:after="160" w:line="259" w:lineRule="auto"/>
+        <w:jc w:val="both"/>
         <w:rPr>
           <w:b/>
           <w:bCs/>
           <w:sz w:val="28"/>
           <w:szCs w:val="28"/>
         </w:rPr>
-        <w:t xml:space="preserve"> </w:t>
-      </w:r>
-      <w:r>
+      </w:pPr>
+    </w:p>
+    <w:p>
+      <w:pPr>
+        <w:spacing w:before="240" w:after="160" w:line="259" w:lineRule="auto"/>
+        <w:jc w:val="both"/>
         <w:rPr>
           <w:b/>
           <w:bCs/>
           <w:sz w:val="28"/>
           <w:szCs w:val="28"/>
         </w:rPr>
-        <w:t>(environ 750 signes)</w:t>
-      </w:r>
+      </w:pPr>
     </w:p>
     <w:p>
       <w:pPr>
@@ -5747,10 +5582,140 @@
         <w:rPr>
           <w:b/>
           <w:bCs/>
+          <w:sz w:val="40"/>
+          <w:szCs w:val="40"/>
+        </w:rPr>
+      </w:pPr>
+    </w:p>
+    <w:p>
+      <w:pPr>
+        <w:spacing w:before="240" w:after="160" w:line="259" w:lineRule="auto"/>
+        <w:jc w:val="both"/>
+        <w:rPr>
+          <w:b/>
+          <w:bCs/>
+          <w:sz w:val="40"/>
+          <w:szCs w:val="40"/>
+        </w:rPr>
+      </w:pPr>
+    </w:p>
+    <w:p>
+      <w:pPr>
+        <w:spacing w:before="240" w:after="160" w:line="259" w:lineRule="auto"/>
+        <w:jc w:val="both"/>
+        <w:rPr>
+          <w:b/>
+          <w:bCs/>
+          <w:sz w:val="40"/>
+          <w:szCs w:val="40"/>
+        </w:rPr>
+      </w:pPr>
+    </w:p>
+    <w:p>
+      <w:pPr>
+        <w:spacing w:before="240" w:after="160" w:line="259" w:lineRule="auto"/>
+        <w:jc w:val="both"/>
+        <w:rPr>
+          <w:b/>
+          <w:bCs/>
+          <w:sz w:val="40"/>
+          <w:szCs w:val="40"/>
+        </w:rPr>
+      </w:pPr>
+    </w:p>
+    <w:p>
+      <w:pPr>
+        <w:spacing w:before="240" w:after="160" w:line="259" w:lineRule="auto"/>
+        <w:jc w:val="both"/>
+        <w:rPr>
+          <w:b/>
+          <w:bCs/>
+          <w:sz w:val="40"/>
+          <w:szCs w:val="40"/>
+        </w:rPr>
+      </w:pPr>
+    </w:p>
+    <w:p>
+      <w:pPr>
+        <w:spacing w:before="240" w:after="160" w:line="259" w:lineRule="auto"/>
+        <w:jc w:val="both"/>
+        <w:rPr>
+          <w:b/>
+          <w:bCs/>
+          <w:sz w:val="40"/>
+          <w:szCs w:val="40"/>
+        </w:rPr>
+      </w:pPr>
+    </w:p>
+    <w:p>
+      <w:pPr>
+        <w:spacing w:before="240" w:after="160" w:line="259" w:lineRule="auto"/>
+        <w:jc w:val="both"/>
+        <w:rPr>
+          <w:b/>
+          <w:bCs/>
+          <w:sz w:val="40"/>
+          <w:szCs w:val="40"/>
+        </w:rPr>
+      </w:pPr>
+    </w:p>
+    <w:p>
+      <w:pPr>
+        <w:spacing w:before="240" w:after="160" w:line="259" w:lineRule="auto"/>
+        <w:jc w:val="both"/>
+        <w:rPr>
+          <w:b/>
+          <w:bCs/>
+          <w:sz w:val="40"/>
+          <w:szCs w:val="40"/>
+        </w:rPr>
+      </w:pPr>
+    </w:p>
+    <w:p>
+      <w:pPr>
+        <w:spacing w:before="240" w:after="160" w:line="259" w:lineRule="auto"/>
+        <w:jc w:val="both"/>
+        <w:rPr>
+          <w:b/>
+          <w:bCs/>
+          <w:sz w:val="40"/>
+          <w:szCs w:val="40"/>
+        </w:rPr>
+      </w:pPr>
+    </w:p>
+    <w:p>
+      <w:pPr>
+        <w:spacing w:before="240" w:after="160" w:line="259" w:lineRule="auto"/>
+        <w:jc w:val="both"/>
+        <w:rPr>
+          <w:b/>
+          <w:bCs/>
+          <w:sz w:val="40"/>
+          <w:szCs w:val="40"/>
+        </w:rPr>
+      </w:pPr>
+    </w:p>
+    <w:p>
+      <w:pPr>
+        <w:spacing w:before="240" w:after="160" w:line="259" w:lineRule="auto"/>
+        <w:jc w:val="both"/>
+        <w:rPr>
+          <w:b/>
+          <w:bCs/>
           <w:sz w:val="28"/>
           <w:szCs w:val="28"/>
         </w:rPr>
       </w:pPr>
+      <w:r>
+        <w:rPr>
+          <w:b/>
+          <w:bCs/>
+          <w:sz w:val="40"/>
+          <w:szCs w:val="40"/>
+        </w:rPr>
+        <w:lastRenderedPageBreak/>
+        <w:t>PARTIE II - Projet fil rouge : La Nimes’Alerie</w:t>
+      </w:r>
     </w:p>
     <w:p>
       <w:pPr>
@@ -5769,184 +5734,6 @@
         <w:spacing w:before="240" w:after="160" w:line="259" w:lineRule="auto"/>
         <w:jc w:val="both"/>
         <w:rPr>
-          <w:b/>
-          <w:bCs/>
-          <w:sz w:val="28"/>
-          <w:szCs w:val="28"/>
-        </w:rPr>
-      </w:pPr>
-    </w:p>
-    <w:p>
-      <w:pPr>
-        <w:spacing w:before="240" w:after="160" w:line="259" w:lineRule="auto"/>
-        <w:jc w:val="both"/>
-        <w:rPr>
-          <w:b/>
-          <w:bCs/>
-          <w:sz w:val="28"/>
-          <w:szCs w:val="28"/>
-        </w:rPr>
-      </w:pPr>
-    </w:p>
-    <w:p>
-      <w:pPr>
-        <w:spacing w:before="240" w:after="160" w:line="259" w:lineRule="auto"/>
-        <w:jc w:val="both"/>
-        <w:rPr>
-          <w:b/>
-          <w:bCs/>
-          <w:sz w:val="40"/>
-          <w:szCs w:val="40"/>
-        </w:rPr>
-      </w:pPr>
-    </w:p>
-    <w:p>
-      <w:pPr>
-        <w:spacing w:before="240" w:after="160" w:line="259" w:lineRule="auto"/>
-        <w:jc w:val="both"/>
-        <w:rPr>
-          <w:b/>
-          <w:bCs/>
-          <w:sz w:val="40"/>
-          <w:szCs w:val="40"/>
-        </w:rPr>
-      </w:pPr>
-    </w:p>
-    <w:p>
-      <w:pPr>
-        <w:spacing w:before="240" w:after="160" w:line="259" w:lineRule="auto"/>
-        <w:jc w:val="both"/>
-        <w:rPr>
-          <w:b/>
-          <w:bCs/>
-          <w:sz w:val="40"/>
-          <w:szCs w:val="40"/>
-        </w:rPr>
-      </w:pPr>
-    </w:p>
-    <w:p>
-      <w:pPr>
-        <w:spacing w:before="240" w:after="160" w:line="259" w:lineRule="auto"/>
-        <w:jc w:val="both"/>
-        <w:rPr>
-          <w:b/>
-          <w:bCs/>
-          <w:sz w:val="40"/>
-          <w:szCs w:val="40"/>
-        </w:rPr>
-      </w:pPr>
-    </w:p>
-    <w:p>
-      <w:pPr>
-        <w:spacing w:before="240" w:after="160" w:line="259" w:lineRule="auto"/>
-        <w:jc w:val="both"/>
-        <w:rPr>
-          <w:b/>
-          <w:bCs/>
-          <w:sz w:val="40"/>
-          <w:szCs w:val="40"/>
-        </w:rPr>
-      </w:pPr>
-    </w:p>
-    <w:p>
-      <w:pPr>
-        <w:spacing w:before="240" w:after="160" w:line="259" w:lineRule="auto"/>
-        <w:jc w:val="both"/>
-        <w:rPr>
-          <w:b/>
-          <w:bCs/>
-          <w:sz w:val="40"/>
-          <w:szCs w:val="40"/>
-        </w:rPr>
-      </w:pPr>
-    </w:p>
-    <w:p>
-      <w:pPr>
-        <w:spacing w:before="240" w:after="160" w:line="259" w:lineRule="auto"/>
-        <w:jc w:val="both"/>
-        <w:rPr>
-          <w:b/>
-          <w:bCs/>
-          <w:sz w:val="40"/>
-          <w:szCs w:val="40"/>
-        </w:rPr>
-      </w:pPr>
-    </w:p>
-    <w:p>
-      <w:pPr>
-        <w:spacing w:before="240" w:after="160" w:line="259" w:lineRule="auto"/>
-        <w:jc w:val="both"/>
-        <w:rPr>
-          <w:b/>
-          <w:bCs/>
-          <w:sz w:val="40"/>
-          <w:szCs w:val="40"/>
-        </w:rPr>
-      </w:pPr>
-    </w:p>
-    <w:p>
-      <w:pPr>
-        <w:spacing w:before="240" w:after="160" w:line="259" w:lineRule="auto"/>
-        <w:jc w:val="both"/>
-        <w:rPr>
-          <w:b/>
-          <w:bCs/>
-          <w:sz w:val="40"/>
-          <w:szCs w:val="40"/>
-        </w:rPr>
-      </w:pPr>
-    </w:p>
-    <w:p>
-      <w:pPr>
-        <w:spacing w:before="240" w:after="160" w:line="259" w:lineRule="auto"/>
-        <w:jc w:val="both"/>
-        <w:rPr>
-          <w:b/>
-          <w:bCs/>
-          <w:sz w:val="40"/>
-          <w:szCs w:val="40"/>
-        </w:rPr>
-      </w:pPr>
-    </w:p>
-    <w:p>
-      <w:pPr>
-        <w:spacing w:before="240" w:after="160" w:line="259" w:lineRule="auto"/>
-        <w:jc w:val="both"/>
-        <w:rPr>
-          <w:b/>
-          <w:bCs/>
-          <w:sz w:val="28"/>
-          <w:szCs w:val="28"/>
-        </w:rPr>
-      </w:pPr>
-      <w:r>
-        <w:rPr>
-          <w:b/>
-          <w:bCs/>
-          <w:sz w:val="40"/>
-          <w:szCs w:val="40"/>
-        </w:rPr>
-        <w:lastRenderedPageBreak/>
-        <w:t>PARTIE II - Projet fil rouge : La Nimes’Alerie</w:t>
-      </w:r>
-    </w:p>
-    <w:p>
-      <w:pPr>
-        <w:spacing w:before="240" w:after="160" w:line="259" w:lineRule="auto"/>
-        <w:jc w:val="both"/>
-        <w:rPr>
-          <w:b/>
-          <w:bCs/>
-          <w:sz w:val="28"/>
-          <w:szCs w:val="28"/>
-        </w:rPr>
-      </w:pPr>
-    </w:p>
-    <w:p>
-      <w:pPr>
-        <w:spacing w:before="240" w:after="160" w:line="259" w:lineRule="auto"/>
-        <w:jc w:val="both"/>
-        <w:rPr>
           <w:sz w:val="24"/>
           <w:szCs w:val="24"/>
         </w:rPr>
@@ -6007,66 +5794,24 @@
           <w:sz w:val="24"/>
           <w:szCs w:val="24"/>
         </w:rPr>
-        <w:t xml:space="preserve">J'ai constaté qu'avec ce projet, on </w:t>
-      </w:r>
-      <w:r>
-        <w:rPr>
-          <w:sz w:val="24"/>
-          <w:szCs w:val="24"/>
-        </w:rPr>
-        <w:t>a</w:t>
-      </w:r>
-      <w:r>
-        <w:rPr>
-          <w:sz w:val="24"/>
-          <w:szCs w:val="24"/>
-        </w:rPr>
-        <w:t xml:space="preserve"> sans cesse de nouvelles idées d'implantation, d'amélioration, je pense que </w:t>
-      </w:r>
-      <w:r>
-        <w:rPr>
-          <w:sz w:val="24"/>
-          <w:szCs w:val="24"/>
-        </w:rPr>
-        <w:t>ce ne sera jamais</w:t>
-      </w:r>
-      <w:r>
-        <w:rPr>
-          <w:sz w:val="24"/>
-          <w:szCs w:val="24"/>
-        </w:rPr>
-        <w:t xml:space="preserve"> parfait.</w:t>
-      </w:r>
-    </w:p>
-    <w:p>
-      <w:pPr>
-        <w:spacing w:before="240" w:after="160" w:line="259" w:lineRule="auto"/>
-        <w:jc w:val="both"/>
-        <w:rPr>
-          <w:sz w:val="24"/>
-          <w:szCs w:val="24"/>
-        </w:rPr>
-      </w:pPr>
-      <w:r>
-        <w:rPr>
-          <w:sz w:val="24"/>
-          <w:szCs w:val="24"/>
-        </w:rPr>
-        <w:t xml:space="preserve">On </w:t>
-      </w:r>
-      <w:r>
-        <w:rPr>
-          <w:sz w:val="24"/>
-          <w:szCs w:val="24"/>
-        </w:rPr>
-        <w:t>peut</w:t>
-      </w:r>
-      <w:r>
-        <w:rPr>
-          <w:sz w:val="24"/>
-          <w:szCs w:val="24"/>
-        </w:rPr>
-        <w:t xml:space="preserve"> parcourir ce site en mode lecture, certaines rubriques seront accessibles que par compte, et certaines que si vous êtes l'administrateur de ce site.</w:t>
+        <w:t>J'ai constaté qu'avec ce projet, on a sans cesse de nouvelles idées d'implantation, d'amélioration, je pense que ce ne sera jamais parfait.</w:t>
+      </w:r>
+    </w:p>
+    <w:p>
+      <w:pPr>
+        <w:spacing w:before="240" w:after="160" w:line="259" w:lineRule="auto"/>
+        <w:jc w:val="both"/>
+        <w:rPr>
+          <w:sz w:val="24"/>
+          <w:szCs w:val="24"/>
+        </w:rPr>
+      </w:pPr>
+      <w:r>
+        <w:rPr>
+          <w:sz w:val="24"/>
+          <w:szCs w:val="24"/>
+        </w:rPr>
+        <w:t>On peut parcourir ce site en mode lecture, certaines rubriques seront accessibles que par compte, et certaines que si vous êtes l'administrateur de ce site.</w:t>
       </w:r>
     </w:p>
     <w:p>
@@ -6110,21 +5855,7 @@
           <w:sz w:val="24"/>
           <w:szCs w:val="24"/>
         </w:rPr>
-        <w:t xml:space="preserve">Le site de la Nimes’Alerie </w:t>
-      </w:r>
-      <w:r>
-        <w:rPr>
-          <w:sz w:val="24"/>
-          <w:szCs w:val="24"/>
-        </w:rPr>
-        <w:t>a</w:t>
-      </w:r>
-      <w:r>
-        <w:rPr>
-          <w:sz w:val="24"/>
-          <w:szCs w:val="24"/>
-        </w:rPr>
-        <w:t xml:space="preserve"> été conçu en parallèle, pendant le temps libre, en toute opportunité. Ci-dessous voici les grands points que j’ai pensé à lister et à finir qui sont parfaitement fonctionnel dans mon site.</w:t>
+        <w:t>Le site de la Nimes’Alerie a été conçu en parallèle, pendant le temps libre, en toute opportunité. Ci-dessous voici les grands points que j’ai pensé à lister et à finir qui sont parfaitement fonctionnel dans mon site.</w:t>
       </w:r>
     </w:p>
     <w:p>
@@ -6160,7 +5891,7 @@
           <w:szCs w:val="24"/>
           <w:u w:val="single"/>
         </w:rPr>
-        <w:t>« </w:t>
+        <w:t>« : effectué »</w:t>
       </w:r>
       <w:r>
         <w:rPr>
@@ -6168,7 +5899,34 @@
           <w:szCs w:val="24"/>
           <w:u w:val="single"/>
         </w:rPr>
-        <w:t>: effectué</w:t>
+        <w:t>.</w:t>
+      </w:r>
+    </w:p>
+    <w:p>
+      <w:pPr>
+        <w:spacing w:before="240" w:after="160" w:line="259" w:lineRule="auto"/>
+        <w:jc w:val="both"/>
+        <w:rPr>
+          <w:sz w:val="24"/>
+          <w:szCs w:val="24"/>
+        </w:rPr>
+      </w:pPr>
+    </w:p>
+    <w:p>
+      <w:pPr>
+        <w:spacing w:before="240" w:after="160" w:line="259" w:lineRule="auto"/>
+        <w:jc w:val="both"/>
+        <w:rPr>
+          <w:sz w:val="24"/>
+          <w:szCs w:val="24"/>
+        </w:rPr>
+      </w:pPr>
+      <w:r>
+        <w:rPr>
+          <w:sz w:val="24"/>
+          <w:szCs w:val="24"/>
+        </w:rPr>
+        <w:t xml:space="preserve">- Création du projet Symfony de la Nimes’Alerie : </w:t>
       </w:r>
       <w:r>
         <w:rPr>
@@ -6176,56 +5934,6 @@
           <w:szCs w:val="24"/>
           <w:u w:val="single"/>
         </w:rPr>
-        <w:t> »</w:t>
-      </w:r>
-      <w:r>
-        <w:rPr>
-          <w:sz w:val="24"/>
-          <w:szCs w:val="24"/>
-          <w:u w:val="single"/>
-        </w:rPr>
-        <w:t>.</w:t>
-      </w:r>
-    </w:p>
-    <w:p>
-      <w:pPr>
-        <w:spacing w:before="240" w:after="160" w:line="259" w:lineRule="auto"/>
-        <w:jc w:val="both"/>
-        <w:rPr>
-          <w:sz w:val="24"/>
-          <w:szCs w:val="24"/>
-        </w:rPr>
-      </w:pPr>
-    </w:p>
-    <w:p>
-      <w:pPr>
-        <w:spacing w:before="240" w:after="160" w:line="259" w:lineRule="auto"/>
-        <w:jc w:val="both"/>
-        <w:rPr>
-          <w:sz w:val="24"/>
-          <w:szCs w:val="24"/>
-        </w:rPr>
-      </w:pPr>
-      <w:r>
-        <w:rPr>
-          <w:sz w:val="24"/>
-          <w:szCs w:val="24"/>
-        </w:rPr>
-        <w:t xml:space="preserve">- Création du projet Symfony de la Nimes’Alerie </w:t>
-      </w:r>
-      <w:r>
-        <w:rPr>
-          <w:sz w:val="24"/>
-          <w:szCs w:val="24"/>
-        </w:rPr>
-        <w:t xml:space="preserve">: </w:t>
-      </w:r>
-      <w:r>
-        <w:rPr>
-          <w:sz w:val="24"/>
-          <w:szCs w:val="24"/>
-          <w:u w:val="single"/>
-        </w:rPr>
         <w:t>effectué</w:t>
       </w:r>
     </w:p>
@@ -6243,14 +5951,7 @@
           <w:sz w:val="24"/>
           <w:szCs w:val="24"/>
         </w:rPr>
-        <w:t xml:space="preserve">- Fabrication de la base de données répondant aux entités du site </w:t>
-      </w:r>
-      <w:r>
-        <w:rPr>
-          <w:sz w:val="24"/>
-          <w:szCs w:val="24"/>
-        </w:rPr>
-        <w:t xml:space="preserve">: </w:t>
+        <w:t xml:space="preserve">- Fabrication de la base de données répondant aux entités du site : </w:t>
       </w:r>
       <w:r>
         <w:rPr>
@@ -7503,10 +7204,7 @@
       <w:jc w:val="center"/>
     </w:pPr>
     <w:r>
-      <w:t>Human Booster DWWM - Meynadier</w:t>
-    </w:r>
-    <w:r>
-      <w:t xml:space="preserve"> Renaud                              </w:t>
+      <w:t xml:space="preserve">Human Booster DWWM - Meynadier Renaud                              </w:t>
     </w:r>
     <w:r>
       <w:tab/>

--- a/capture_texte/fiche en cours de remplissage/Dossier projet Meynadier Renaud.docx
+++ b/capture_texte/fiche en cours de remplissage/Dossier projet Meynadier Renaud.docx
@@ -538,14 +538,14 @@
         <w:spacing w:before="240" w:after="160" w:line="259" w:lineRule="auto"/>
         <w:jc w:val="both"/>
         <w:rPr>
-          <w:sz w:val="24"/>
-          <w:szCs w:val="24"/>
-        </w:rPr>
-      </w:pPr>
-      <w:r>
-        <w:rPr>
-          <w:sz w:val="24"/>
-          <w:szCs w:val="24"/>
+          <w:sz w:val="28"/>
+          <w:szCs w:val="28"/>
+        </w:rPr>
+      </w:pPr>
+      <w:r>
+        <w:rPr>
+          <w:sz w:val="28"/>
+          <w:szCs w:val="28"/>
         </w:rPr>
         <w:t>Je voudrais remercier toutes les personnes sans qui ce projet n’aurait pas pu aboutir.</w:t>
       </w:r>
@@ -555,30 +555,30 @@
         <w:spacing w:before="240" w:after="160" w:line="259" w:lineRule="auto"/>
         <w:jc w:val="both"/>
         <w:rPr>
-          <w:sz w:val="24"/>
-          <w:szCs w:val="24"/>
-        </w:rPr>
-      </w:pPr>
-      <w:r>
-        <w:rPr>
-          <w:sz w:val="24"/>
-          <w:szCs w:val="24"/>
+          <w:sz w:val="28"/>
+          <w:szCs w:val="28"/>
+        </w:rPr>
+      </w:pPr>
+      <w:r>
+        <w:rPr>
+          <w:sz w:val="28"/>
+          <w:szCs w:val="28"/>
         </w:rPr>
         <w:t xml:space="preserve">Mes remerciements vont donc à Human Booster, Pôle Emploi, </w:t>
       </w:r>
       <w:proofErr w:type="spellStart"/>
       <w:r>
         <w:rPr>
-          <w:sz w:val="24"/>
-          <w:szCs w:val="24"/>
+          <w:sz w:val="28"/>
+          <w:szCs w:val="28"/>
         </w:rPr>
         <w:t>Be-Ys</w:t>
       </w:r>
       <w:proofErr w:type="spellEnd"/>
       <w:r>
         <w:rPr>
-          <w:sz w:val="24"/>
-          <w:szCs w:val="24"/>
+          <w:sz w:val="28"/>
+          <w:szCs w:val="28"/>
         </w:rPr>
         <w:t xml:space="preserve"> Software ainsi que ses développeurs qui m’ont accueilli au sein de leur équipe.</w:t>
       </w:r>
@@ -588,14 +588,14 @@
         <w:spacing w:before="240" w:after="160" w:line="259" w:lineRule="auto"/>
         <w:jc w:val="both"/>
         <w:rPr>
-          <w:sz w:val="24"/>
-          <w:szCs w:val="24"/>
-        </w:rPr>
-      </w:pPr>
-      <w:r>
-        <w:rPr>
-          <w:sz w:val="24"/>
-          <w:szCs w:val="24"/>
+          <w:sz w:val="28"/>
+          <w:szCs w:val="28"/>
+        </w:rPr>
+      </w:pPr>
+      <w:r>
+        <w:rPr>
+          <w:sz w:val="28"/>
+          <w:szCs w:val="28"/>
         </w:rPr>
         <w:t>Plus précisément l’équipe Human Booster qui a fourni les locaux, le matériel, la connexion à notre disposition.</w:t>
       </w:r>
@@ -605,35 +605,35 @@
         <w:spacing w:before="240" w:after="160" w:line="259" w:lineRule="auto"/>
         <w:jc w:val="both"/>
         <w:rPr>
-          <w:sz w:val="24"/>
-          <w:szCs w:val="24"/>
-        </w:rPr>
-      </w:pPr>
-      <w:r>
-        <w:rPr>
-          <w:sz w:val="24"/>
-          <w:szCs w:val="24"/>
+          <w:sz w:val="28"/>
+          <w:szCs w:val="28"/>
+        </w:rPr>
+      </w:pPr>
+      <w:r>
+        <w:rPr>
+          <w:sz w:val="28"/>
+          <w:szCs w:val="28"/>
         </w:rPr>
         <w:t>A mes collègues de promotion de cette formation, avec qui on a passé une</w:t>
       </w:r>
       <w:r>
         <w:rPr>
-          <w:sz w:val="24"/>
-          <w:szCs w:val="24"/>
+          <w:sz w:val="28"/>
+          <w:szCs w:val="28"/>
         </w:rPr>
         <w:t xml:space="preserve"> très</w:t>
       </w:r>
       <w:r>
         <w:rPr>
-          <w:sz w:val="24"/>
-          <w:szCs w:val="24"/>
+          <w:sz w:val="28"/>
+          <w:szCs w:val="28"/>
         </w:rPr>
         <w:t xml:space="preserve"> bonne année tous ensemble.</w:t>
       </w:r>
       <w:r>
         <w:rPr>
-          <w:sz w:val="24"/>
-          <w:szCs w:val="24"/>
+          <w:sz w:val="28"/>
+          <w:szCs w:val="28"/>
         </w:rPr>
         <w:t xml:space="preserve"> (Remerciements spéciaux à Lydie Bertrand pour la correction de certaines fautes)</w:t>
       </w:r>
@@ -643,44 +643,58 @@
         <w:spacing w:before="240" w:after="160" w:line="259" w:lineRule="auto"/>
         <w:jc w:val="both"/>
         <w:rPr>
-          <w:sz w:val="24"/>
-          <w:szCs w:val="24"/>
-        </w:rPr>
-      </w:pPr>
-      <w:r>
-        <w:rPr>
-          <w:sz w:val="24"/>
-          <w:szCs w:val="24"/>
-        </w:rPr>
-        <w:t xml:space="preserve">A l’entreprise </w:t>
-      </w:r>
-      <w:proofErr w:type="spellStart"/>
-      <w:r>
-        <w:rPr>
-          <w:sz w:val="24"/>
-          <w:szCs w:val="24"/>
+          <w:sz w:val="28"/>
+          <w:szCs w:val="28"/>
+        </w:rPr>
+      </w:pPr>
+      <w:r>
+        <w:rPr>
+          <w:sz w:val="28"/>
+          <w:szCs w:val="28"/>
+        </w:rPr>
+        <w:t>A</w:t>
+      </w:r>
+      <w:r>
+        <w:rPr>
+          <w:sz w:val="28"/>
+          <w:szCs w:val="28"/>
+        </w:rPr>
+        <w:t xml:space="preserve"> mes collègues et à l’entreprise</w:t>
+      </w:r>
+      <w:r>
+        <w:rPr>
+          <w:sz w:val="28"/>
+          <w:szCs w:val="28"/>
+        </w:rPr>
+        <w:t xml:space="preserve"> </w:t>
+      </w:r>
+      <w:proofErr w:type="spellStart"/>
+      <w:r>
+        <w:rPr>
+          <w:sz w:val="28"/>
+          <w:szCs w:val="28"/>
         </w:rPr>
         <w:t>Be-Ys</w:t>
       </w:r>
       <w:proofErr w:type="spellEnd"/>
       <w:r>
         <w:rPr>
-          <w:sz w:val="24"/>
-          <w:szCs w:val="24"/>
+          <w:sz w:val="28"/>
+          <w:szCs w:val="28"/>
         </w:rPr>
         <w:t xml:space="preserve"> Software qui est vraiment stimulante, et est un vrai cadre de paradis</w:t>
       </w:r>
       <w:r>
         <w:rPr>
-          <w:sz w:val="24"/>
-          <w:szCs w:val="24"/>
+          <w:sz w:val="28"/>
+          <w:szCs w:val="28"/>
         </w:rPr>
         <w:t>iaque</w:t>
       </w:r>
       <w:r>
         <w:rPr>
-          <w:sz w:val="24"/>
-          <w:szCs w:val="24"/>
+          <w:sz w:val="28"/>
+          <w:szCs w:val="28"/>
         </w:rPr>
         <w:t xml:space="preserve"> pour l’évolution avec des professionnels.</w:t>
       </w:r>
@@ -690,77 +704,57 @@
         <w:spacing w:before="240" w:after="160" w:line="259" w:lineRule="auto"/>
         <w:jc w:val="both"/>
         <w:rPr>
-          <w:sz w:val="24"/>
-          <w:szCs w:val="24"/>
-        </w:rPr>
-      </w:pPr>
-      <w:r>
-        <w:rPr>
-          <w:sz w:val="24"/>
-          <w:szCs w:val="24"/>
+          <w:sz w:val="28"/>
+          <w:szCs w:val="28"/>
+        </w:rPr>
+      </w:pPr>
+      <w:r>
+        <w:rPr>
+          <w:sz w:val="28"/>
+          <w:szCs w:val="28"/>
+        </w:rPr>
+        <w:t>Je peux encore remercier</w:t>
+      </w:r>
+      <w:r>
+        <w:rPr>
+          <w:sz w:val="28"/>
+          <w:szCs w:val="28"/>
+        </w:rPr>
+        <w:t xml:space="preserve"> plus précisément Human Booster et </w:t>
+      </w:r>
+      <w:proofErr w:type="spellStart"/>
+      <w:r>
+        <w:rPr>
+          <w:sz w:val="28"/>
+          <w:szCs w:val="28"/>
+        </w:rPr>
+        <w:t>Be-Ys</w:t>
+      </w:r>
+      <w:proofErr w:type="spellEnd"/>
+      <w:r>
+        <w:rPr>
+          <w:sz w:val="28"/>
+          <w:szCs w:val="28"/>
+        </w:rPr>
+        <w:t>, une nouvelle voie, celle de l’alternance se forme prochainement.</w:t>
+      </w:r>
+    </w:p>
+    <w:p>
+      <w:pPr>
+        <w:spacing w:before="240" w:after="160" w:line="259" w:lineRule="auto"/>
+        <w:jc w:val="both"/>
+        <w:rPr>
+          <w:sz w:val="28"/>
+          <w:szCs w:val="28"/>
+        </w:rPr>
+      </w:pPr>
+      <w:r>
+        <w:rPr>
+          <w:sz w:val="28"/>
+          <w:szCs w:val="28"/>
         </w:rPr>
         <w:t>Bien sûr à Pôle Emploi sans qui rien de tout cela ne serait possible sans leur investissement dans cette formation.</w:t>
       </w:r>
-    </w:p>
-    <w:p>
-      <w:pPr>
-        <w:spacing w:before="240" w:after="160" w:line="259" w:lineRule="auto"/>
-        <w:jc w:val="both"/>
-        <w:rPr>
-          <w:sz w:val="24"/>
-          <w:szCs w:val="24"/>
-        </w:rPr>
-      </w:pPr>
-    </w:p>
-    <w:p>
-      <w:pPr>
-        <w:spacing w:before="240" w:after="160" w:line="259" w:lineRule="auto"/>
-        <w:jc w:val="both"/>
-        <w:rPr>
-          <w:sz w:val="24"/>
-          <w:szCs w:val="24"/>
-        </w:rPr>
-      </w:pPr>
-    </w:p>
-    <w:p>
-      <w:pPr>
-        <w:spacing w:before="240" w:after="160" w:line="259" w:lineRule="auto"/>
-        <w:jc w:val="both"/>
-        <w:rPr>
-          <w:sz w:val="24"/>
-          <w:szCs w:val="24"/>
-        </w:rPr>
-      </w:pPr>
-    </w:p>
-    <w:p>
-      <w:pPr>
-        <w:spacing w:before="240" w:after="160" w:line="259" w:lineRule="auto"/>
-        <w:jc w:val="both"/>
-        <w:rPr>
-          <w:sz w:val="24"/>
-          <w:szCs w:val="24"/>
-        </w:rPr>
-      </w:pPr>
-    </w:p>
-    <w:p>
-      <w:pPr>
-        <w:spacing w:before="240" w:after="160" w:line="259" w:lineRule="auto"/>
-        <w:jc w:val="both"/>
-        <w:rPr>
-          <w:sz w:val="24"/>
-          <w:szCs w:val="24"/>
-        </w:rPr>
-      </w:pPr>
-    </w:p>
-    <w:p>
-      <w:pPr>
-        <w:spacing w:before="240" w:after="160" w:line="259" w:lineRule="auto"/>
-        <w:jc w:val="both"/>
-        <w:rPr>
-          <w:sz w:val="24"/>
-          <w:szCs w:val="24"/>
-        </w:rPr>
-      </w:pPr>
     </w:p>
     <w:p>
       <w:pPr>
@@ -1144,13 +1138,25 @@
           <w:u w:val="single"/>
         </w:rPr>
       </w:pPr>
-      <w:r>
-        <w:rPr>
-          <w:b/>
-          <w:sz w:val="24"/>
-          <w:szCs w:val="24"/>
+    </w:p>
+    <w:p>
+      <w:pPr>
+        <w:spacing w:before="240" w:after="160" w:line="259" w:lineRule="auto"/>
+        <w:jc w:val="both"/>
+        <w:rPr>
+          <w:b/>
+          <w:sz w:val="28"/>
+          <w:szCs w:val="28"/>
           <w:u w:val="single"/>
         </w:rPr>
+      </w:pPr>
+      <w:r>
+        <w:rPr>
+          <w:b/>
+          <w:sz w:val="28"/>
+          <w:szCs w:val="28"/>
+          <w:u w:val="single"/>
+        </w:rPr>
         <w:t>Les technologies abordées en formation sont les suivantes :</w:t>
       </w:r>
     </w:p>
@@ -1191,14 +1197,25 @@
         <w:rPr>
           <w:sz w:val="24"/>
           <w:szCs w:val="24"/>
-        </w:rPr>
-      </w:pPr>
-      <w:r>
-        <w:rPr>
-          <w:sz w:val="24"/>
-          <w:szCs w:val="24"/>
           <w:u w:val="single"/>
         </w:rPr>
+      </w:pPr>
+    </w:p>
+    <w:p>
+      <w:pPr>
+        <w:spacing w:before="240" w:after="160" w:line="259" w:lineRule="auto"/>
+        <w:jc w:val="both"/>
+        <w:rPr>
+          <w:sz w:val="24"/>
+          <w:szCs w:val="24"/>
+        </w:rPr>
+      </w:pPr>
+      <w:r>
+        <w:rPr>
+          <w:sz w:val="24"/>
+          <w:szCs w:val="24"/>
+          <w:u w:val="single"/>
+        </w:rPr>
         <w:t>Précision</w:t>
       </w:r>
       <w:r>
@@ -1238,39 +1255,6 @@
         <w:spacing w:before="240" w:after="160" w:line="259" w:lineRule="auto"/>
         <w:jc w:val="both"/>
         <w:rPr>
-          <w:sz w:val="24"/>
-          <w:szCs w:val="24"/>
-        </w:rPr>
-      </w:pPr>
-    </w:p>
-    <w:p>
-      <w:pPr>
-        <w:spacing w:before="240" w:after="160" w:line="259" w:lineRule="auto"/>
-        <w:jc w:val="both"/>
-        <w:rPr>
-          <w:b/>
-          <w:sz w:val="24"/>
-          <w:szCs w:val="24"/>
-        </w:rPr>
-      </w:pPr>
-    </w:p>
-    <w:p>
-      <w:pPr>
-        <w:spacing w:before="240" w:after="160" w:line="259" w:lineRule="auto"/>
-        <w:jc w:val="both"/>
-        <w:rPr>
-          <w:b/>
-          <w:sz w:val="24"/>
-          <w:szCs w:val="24"/>
-        </w:rPr>
-      </w:pPr>
-    </w:p>
-    <w:p>
-      <w:pPr>
-        <w:spacing w:before="240" w:after="160" w:line="259" w:lineRule="auto"/>
-        <w:jc w:val="both"/>
-        <w:rPr>
-          <w:b/>
           <w:sz w:val="24"/>
           <w:szCs w:val="24"/>
         </w:rPr>
@@ -1331,44 +1315,44 @@
           <w:sz w:val="18"/>
           <w:szCs w:val="18"/>
         </w:rPr>
-        <w:t>Présentation du dossier projet ……….…………………………………………………………………………...Page 6</w:t>
-      </w:r>
-    </w:p>
-    <w:p>
-      <w:pPr>
-        <w:spacing w:before="120" w:after="120" w:line="259" w:lineRule="auto"/>
-        <w:jc w:val="both"/>
+        <w:t>Présentation du dossier projet …</w:t>
+      </w:r>
+      <w:proofErr w:type="gramStart"/>
+      <w:r>
         <w:rPr>
           <w:b/>
           <w:sz w:val="18"/>
           <w:szCs w:val="18"/>
         </w:rPr>
-      </w:pPr>
+        <w:t>…….</w:t>
+      </w:r>
+      <w:proofErr w:type="gramEnd"/>
       <w:r>
         <w:rPr>
           <w:b/>
           <w:sz w:val="18"/>
           <w:szCs w:val="18"/>
         </w:rPr>
-        <w:t xml:space="preserve">PARTIE I - Le Stage à </w:t>
-      </w:r>
-      <w:proofErr w:type="spellStart"/>
-      <w:r>
+        <w:t>…………………………………………………………………………...Page 6</w:t>
+      </w:r>
+    </w:p>
+    <w:p>
+      <w:pPr>
+        <w:spacing w:before="120" w:after="120" w:line="259" w:lineRule="auto"/>
+        <w:jc w:val="both"/>
         <w:rPr>
           <w:b/>
           <w:sz w:val="18"/>
           <w:szCs w:val="18"/>
         </w:rPr>
-        <w:t>Be-Ys</w:t>
-      </w:r>
-      <w:proofErr w:type="spellEnd"/>
+      </w:pPr>
       <w:r>
         <w:rPr>
           <w:b/>
           <w:sz w:val="18"/>
           <w:szCs w:val="18"/>
         </w:rPr>
-        <w:t xml:space="preserve"> Software </w:t>
+        <w:t xml:space="preserve">PARTIE I - Le Stage à </w:t>
       </w:r>
       <w:proofErr w:type="spellStart"/>
       <w:r>
@@ -1377,7 +1361,7 @@
           <w:sz w:val="18"/>
           <w:szCs w:val="18"/>
         </w:rPr>
-        <w:t>Almerys</w:t>
+        <w:t>Be-Ys</w:t>
       </w:r>
       <w:proofErr w:type="spellEnd"/>
       <w:r>
@@ -1386,61 +1370,59 @@
           <w:sz w:val="18"/>
           <w:szCs w:val="18"/>
         </w:rPr>
-        <w:t xml:space="preserve"> ………………………………..…………………</w:t>
-      </w:r>
+        <w:t xml:space="preserve"> Software </w:t>
+      </w:r>
+      <w:proofErr w:type="spellStart"/>
       <w:r>
         <w:rPr>
           <w:b/>
           <w:sz w:val="18"/>
           <w:szCs w:val="18"/>
         </w:rPr>
-        <w:t>..</w:t>
-      </w:r>
+        <w:t>Almerys</w:t>
+      </w:r>
+      <w:proofErr w:type="spellEnd"/>
       <w:r>
         <w:rPr>
           <w:b/>
           <w:sz w:val="18"/>
           <w:szCs w:val="18"/>
         </w:rPr>
-        <w:t>…………..Page 7</w:t>
-      </w:r>
-    </w:p>
-    <w:p>
-      <w:pPr>
-        <w:spacing w:before="120" w:after="120" w:line="259" w:lineRule="auto"/>
-        <w:jc w:val="both"/>
+        <w:t xml:space="preserve"> …………………………</w:t>
+      </w:r>
+      <w:proofErr w:type="gramStart"/>
+      <w:r>
         <w:rPr>
           <w:b/>
           <w:sz w:val="18"/>
           <w:szCs w:val="18"/>
         </w:rPr>
-      </w:pPr>
+        <w:t>…….</w:t>
+      </w:r>
+      <w:proofErr w:type="gramEnd"/>
       <w:r>
         <w:rPr>
           <w:b/>
           <w:sz w:val="18"/>
           <w:szCs w:val="18"/>
         </w:rPr>
-        <w:t>Résumé………………………………………………………………………………………………………………...Page 8</w:t>
-      </w:r>
-    </w:p>
-    <w:p>
-      <w:pPr>
-        <w:spacing w:before="120" w:after="120" w:line="259" w:lineRule="auto"/>
-        <w:jc w:val="both"/>
+        <w:t>.…………………</w:t>
+      </w:r>
+      <w:r>
         <w:rPr>
           <w:b/>
           <w:sz w:val="18"/>
           <w:szCs w:val="18"/>
         </w:rPr>
-      </w:pPr>
+        <w:t>..</w:t>
+      </w:r>
       <w:r>
         <w:rPr>
           <w:b/>
           <w:sz w:val="18"/>
           <w:szCs w:val="18"/>
         </w:rPr>
-        <w:t>Résumé………………………………………………………………………………………………………………...Page 9</w:t>
+        <w:t>…………..Page 7</w:t>
       </w:r>
     </w:p>
     <w:p>
@@ -1459,7 +1441,7 @@
           <w:sz w:val="18"/>
           <w:szCs w:val="18"/>
         </w:rPr>
-        <w:t>Résumé……………………………………………………………………………………………………………….Page 10</w:t>
+        <w:t>Résumé………………………………………………………………………………………………………………...Page 8</w:t>
       </w:r>
     </w:p>
     <w:p>
@@ -1478,7 +1460,7 @@
           <w:sz w:val="18"/>
           <w:szCs w:val="18"/>
         </w:rPr>
-        <w:t>Résumé……………………………………………………………………………………………………………….Page 11</w:t>
+        <w:t>Résumé………………………………………………………………………………………………………………...Page 9</w:t>
       </w:r>
     </w:p>
     <w:p>
@@ -1497,26 +1479,25 @@
           <w:sz w:val="18"/>
           <w:szCs w:val="18"/>
         </w:rPr>
-        <w:t>Résumé……………………………………………………………………………………………………………….Page 12</w:t>
-      </w:r>
-    </w:p>
-    <w:p>
-      <w:pPr>
-        <w:spacing w:before="120" w:after="120" w:line="259" w:lineRule="auto"/>
-        <w:jc w:val="both"/>
+        <w:t>Résumé…………………………………………………………………………………………………………</w:t>
+      </w:r>
+      <w:proofErr w:type="gramStart"/>
+      <w:r>
         <w:rPr>
           <w:b/>
           <w:sz w:val="18"/>
           <w:szCs w:val="18"/>
         </w:rPr>
-      </w:pPr>
+        <w:t>…….</w:t>
+      </w:r>
+      <w:proofErr w:type="gramEnd"/>
       <w:r>
         <w:rPr>
           <w:b/>
           <w:sz w:val="18"/>
           <w:szCs w:val="18"/>
         </w:rPr>
-        <w:t>Résumé……………………………………………………………………………………………………………….Page 13</w:t>
+        <w:t>Page 10</w:t>
       </w:r>
     </w:p>
     <w:p>
@@ -1535,26 +1516,25 @@
           <w:sz w:val="18"/>
           <w:szCs w:val="18"/>
         </w:rPr>
-        <w:t>Résumé……………………………………………………………………………………………………………….Page 14</w:t>
-      </w:r>
-    </w:p>
-    <w:p>
-      <w:pPr>
-        <w:spacing w:before="120" w:after="120" w:line="259" w:lineRule="auto"/>
-        <w:jc w:val="both"/>
+        <w:t>Résumé…………………………………………………………………………………………………………</w:t>
+      </w:r>
+      <w:proofErr w:type="gramStart"/>
+      <w:r>
         <w:rPr>
           <w:b/>
           <w:sz w:val="18"/>
           <w:szCs w:val="18"/>
         </w:rPr>
-      </w:pPr>
+        <w:t>…….</w:t>
+      </w:r>
+      <w:proofErr w:type="gramEnd"/>
       <w:r>
         <w:rPr>
           <w:b/>
           <w:sz w:val="18"/>
           <w:szCs w:val="18"/>
         </w:rPr>
-        <w:t>Résumé……………………………………………………………………………………………………………….Page 15</w:t>
+        <w:t>Page 11</w:t>
       </w:r>
     </w:p>
     <w:p>
@@ -1573,26 +1553,25 @@
           <w:sz w:val="18"/>
           <w:szCs w:val="18"/>
         </w:rPr>
-        <w:t>Résumé……………………………………………………………………………………………………………….Page 16</w:t>
-      </w:r>
-    </w:p>
-    <w:p>
-      <w:pPr>
-        <w:spacing w:before="120" w:after="120" w:line="259" w:lineRule="auto"/>
-        <w:jc w:val="both"/>
+        <w:t>Résumé…………………………………………………………………………………………………………</w:t>
+      </w:r>
+      <w:proofErr w:type="gramStart"/>
+      <w:r>
         <w:rPr>
           <w:b/>
           <w:sz w:val="18"/>
           <w:szCs w:val="18"/>
         </w:rPr>
-      </w:pPr>
+        <w:t>…….</w:t>
+      </w:r>
+      <w:proofErr w:type="gramEnd"/>
       <w:r>
         <w:rPr>
           <w:b/>
           <w:sz w:val="18"/>
           <w:szCs w:val="18"/>
         </w:rPr>
-        <w:t>Résumé……………………………………………………………………………………………………………….Page 17</w:t>
+        <w:t>Page 12</w:t>
       </w:r>
     </w:p>
     <w:p>
@@ -1611,26 +1590,25 @@
           <w:sz w:val="18"/>
           <w:szCs w:val="18"/>
         </w:rPr>
-        <w:t>Résumé……………………………………………………………………………………………………………….Page 18</w:t>
-      </w:r>
-    </w:p>
-    <w:p>
-      <w:pPr>
-        <w:spacing w:before="120" w:after="120" w:line="259" w:lineRule="auto"/>
-        <w:jc w:val="both"/>
+        <w:t>Résumé…………………………………………………………………………………………………………</w:t>
+      </w:r>
+      <w:proofErr w:type="gramStart"/>
+      <w:r>
         <w:rPr>
           <w:b/>
           <w:sz w:val="18"/>
           <w:szCs w:val="18"/>
         </w:rPr>
-      </w:pPr>
+        <w:t>…….</w:t>
+      </w:r>
+      <w:proofErr w:type="gramEnd"/>
       <w:r>
         <w:rPr>
           <w:b/>
           <w:sz w:val="18"/>
           <w:szCs w:val="18"/>
         </w:rPr>
-        <w:t>Résumé……………………………………………………………………………………………………………….Page 19</w:t>
+        <w:t>Page 13</w:t>
       </w:r>
     </w:p>
     <w:p>
@@ -1649,26 +1627,25 @@
           <w:sz w:val="18"/>
           <w:szCs w:val="18"/>
         </w:rPr>
-        <w:t>Résumé……………………………………………………………………………………………………………….Page 20</w:t>
-      </w:r>
-    </w:p>
-    <w:p>
-      <w:pPr>
-        <w:spacing w:before="120" w:after="120" w:line="259" w:lineRule="auto"/>
-        <w:jc w:val="both"/>
+        <w:t>Résumé…………………………………………………………………………………………………………</w:t>
+      </w:r>
+      <w:proofErr w:type="gramStart"/>
+      <w:r>
         <w:rPr>
           <w:b/>
           <w:sz w:val="18"/>
           <w:szCs w:val="18"/>
         </w:rPr>
-      </w:pPr>
+        <w:t>…….</w:t>
+      </w:r>
+      <w:proofErr w:type="gramEnd"/>
       <w:r>
         <w:rPr>
           <w:b/>
           <w:sz w:val="18"/>
           <w:szCs w:val="18"/>
         </w:rPr>
-        <w:t>Résumé……………………………………………………………………………………………………………….Page 21</w:t>
+        <w:t>Page 14</w:t>
       </w:r>
     </w:p>
     <w:p>
@@ -1687,26 +1664,25 @@
           <w:sz w:val="18"/>
           <w:szCs w:val="18"/>
         </w:rPr>
-        <w:t>Résumé……………………………………………………………………………………………………………….Page 22</w:t>
-      </w:r>
-    </w:p>
-    <w:p>
-      <w:pPr>
-        <w:spacing w:before="120" w:after="120" w:line="259" w:lineRule="auto"/>
-        <w:jc w:val="both"/>
+        <w:t>Résumé…………………………………………………………………………………………………………</w:t>
+      </w:r>
+      <w:proofErr w:type="gramStart"/>
+      <w:r>
         <w:rPr>
           <w:b/>
           <w:sz w:val="18"/>
           <w:szCs w:val="18"/>
         </w:rPr>
-      </w:pPr>
+        <w:t>…….</w:t>
+      </w:r>
+      <w:proofErr w:type="gramEnd"/>
       <w:r>
         <w:rPr>
           <w:b/>
           <w:sz w:val="18"/>
           <w:szCs w:val="18"/>
         </w:rPr>
-        <w:t>Résumé……………………………………………………………………………………………………………….Page 23</w:t>
+        <w:t>Page 15</w:t>
       </w:r>
     </w:p>
     <w:p>
@@ -1725,26 +1701,25 @@
           <w:sz w:val="18"/>
           <w:szCs w:val="18"/>
         </w:rPr>
-        <w:t>Résumé……………………………………………………………………………………………………………….Page 24</w:t>
-      </w:r>
-    </w:p>
-    <w:p>
-      <w:pPr>
-        <w:spacing w:before="120" w:after="120" w:line="259" w:lineRule="auto"/>
-        <w:jc w:val="both"/>
+        <w:t>Résumé…………………………………………………………………………………………………………</w:t>
+      </w:r>
+      <w:proofErr w:type="gramStart"/>
+      <w:r>
         <w:rPr>
           <w:b/>
           <w:sz w:val="18"/>
           <w:szCs w:val="18"/>
         </w:rPr>
-      </w:pPr>
+        <w:t>…….</w:t>
+      </w:r>
+      <w:proofErr w:type="gramEnd"/>
       <w:r>
         <w:rPr>
           <w:b/>
           <w:sz w:val="18"/>
           <w:szCs w:val="18"/>
         </w:rPr>
-        <w:t>Résumé……………………………………………………………………………………………………………….Page 25</w:t>
+        <w:t>Page 16</w:t>
       </w:r>
     </w:p>
     <w:p>
@@ -1763,209 +1738,210 @@
           <w:sz w:val="18"/>
           <w:szCs w:val="18"/>
         </w:rPr>
-        <w:t>Résumé……………………………………………………………………………………………………………….Page 26</w:t>
-      </w:r>
-    </w:p>
-    <w:p>
-      <w:pPr>
-        <w:spacing w:before="120" w:after="120" w:line="259" w:lineRule="auto"/>
-        <w:jc w:val="both"/>
+        <w:t>Résumé…………………………………………………………………………………………………………</w:t>
+      </w:r>
+      <w:proofErr w:type="gramStart"/>
+      <w:r>
         <w:rPr>
           <w:b/>
           <w:sz w:val="18"/>
           <w:szCs w:val="18"/>
         </w:rPr>
-      </w:pPr>
+        <w:t>…….</w:t>
+      </w:r>
+      <w:proofErr w:type="gramEnd"/>
       <w:r>
         <w:rPr>
           <w:b/>
           <w:sz w:val="18"/>
           <w:szCs w:val="18"/>
         </w:rPr>
-        <w:t>Résumé……………………………………………………………………………………………………………….Page 27</w:t>
-      </w:r>
-    </w:p>
-    <w:p>
-      <w:pPr>
-        <w:spacing w:before="120" w:after="120" w:line="259" w:lineRule="auto"/>
-        <w:jc w:val="both"/>
-        <w:rPr>
-          <w:b/>
-          <w:sz w:val="24"/>
-          <w:szCs w:val="24"/>
-        </w:rPr>
-      </w:pPr>
-      <w:r>
+        <w:t>Page 17</w:t>
+      </w:r>
+    </w:p>
+    <w:p>
+      <w:pPr>
+        <w:spacing w:before="120" w:after="120" w:line="259" w:lineRule="auto"/>
+        <w:jc w:val="both"/>
         <w:rPr>
           <w:b/>
           <w:sz w:val="18"/>
           <w:szCs w:val="18"/>
         </w:rPr>
-        <w:t>Résumé……………………………………………………………………………………………………………….Page 28</w:t>
-      </w:r>
-    </w:p>
-    <w:p>
-      <w:pPr>
-        <w:spacing w:before="120" w:after="120" w:line="259" w:lineRule="auto"/>
-        <w:jc w:val="both"/>
+      </w:pPr>
+      <w:r>
         <w:rPr>
           <w:b/>
           <w:sz w:val="18"/>
           <w:szCs w:val="18"/>
         </w:rPr>
-      </w:pPr>
+        <w:t>Résumé…………………………………………………………………………………………………………</w:t>
+      </w:r>
+      <w:proofErr w:type="gramStart"/>
       <w:r>
         <w:rPr>
           <w:b/>
           <w:sz w:val="18"/>
           <w:szCs w:val="18"/>
         </w:rPr>
-        <w:t>Résumé……………………………………………………………………………………………………………….Page 29</w:t>
-      </w:r>
-    </w:p>
-    <w:p>
-      <w:pPr>
-        <w:spacing w:before="120" w:after="120" w:line="259" w:lineRule="auto"/>
-        <w:jc w:val="both"/>
+        <w:t>…….</w:t>
+      </w:r>
+      <w:proofErr w:type="gramEnd"/>
+      <w:r>
         <w:rPr>
           <w:b/>
           <w:sz w:val="18"/>
           <w:szCs w:val="18"/>
         </w:rPr>
-      </w:pPr>
-      <w:r>
+        <w:t>Page 18</w:t>
+      </w:r>
+    </w:p>
+    <w:p>
+      <w:pPr>
+        <w:spacing w:before="120" w:after="120" w:line="259" w:lineRule="auto"/>
+        <w:jc w:val="both"/>
         <w:rPr>
           <w:b/>
           <w:sz w:val="18"/>
           <w:szCs w:val="18"/>
         </w:rPr>
-        <w:t>Résumé……………………………………………………………………………………………………………….Page 30</w:t>
-      </w:r>
-    </w:p>
-    <w:p>
-      <w:pPr>
-        <w:spacing w:before="120" w:after="120" w:line="259" w:lineRule="auto"/>
-        <w:jc w:val="both"/>
+      </w:pPr>
+      <w:r>
         <w:rPr>
           <w:b/>
           <w:sz w:val="18"/>
           <w:szCs w:val="18"/>
         </w:rPr>
-      </w:pPr>
+        <w:t>Résumé…………………………………………………………………………………………………………</w:t>
+      </w:r>
+      <w:proofErr w:type="gramStart"/>
       <w:r>
         <w:rPr>
           <w:b/>
           <w:sz w:val="18"/>
           <w:szCs w:val="18"/>
         </w:rPr>
-        <w:t>Résumé……</w:t>
-      </w:r>
+        <w:t>…….</w:t>
+      </w:r>
+      <w:proofErr w:type="gramEnd"/>
       <w:r>
         <w:rPr>
           <w:b/>
           <w:sz w:val="18"/>
           <w:szCs w:val="18"/>
         </w:rPr>
-        <w:t>………..</w:t>
-      </w:r>
-      <w:r>
+        <w:t>Page 19</w:t>
+      </w:r>
+    </w:p>
+    <w:p>
+      <w:pPr>
+        <w:spacing w:before="120" w:after="120" w:line="259" w:lineRule="auto"/>
+        <w:jc w:val="both"/>
         <w:rPr>
           <w:b/>
           <w:sz w:val="18"/>
           <w:szCs w:val="18"/>
         </w:rPr>
-        <w:t>…………………………………………………………………………………………</w:t>
-      </w:r>
+      </w:pPr>
       <w:r>
         <w:rPr>
           <w:b/>
           <w:sz w:val="18"/>
           <w:szCs w:val="18"/>
         </w:rPr>
-        <w:t>...</w:t>
-      </w:r>
+        <w:t>Résumé…………………………………………………………………………………………………………</w:t>
+      </w:r>
+      <w:proofErr w:type="gramStart"/>
       <w:r>
         <w:rPr>
           <w:b/>
           <w:sz w:val="18"/>
           <w:szCs w:val="18"/>
         </w:rPr>
-        <w:t>……Page</w:t>
-      </w:r>
+        <w:t>…….</w:t>
+      </w:r>
+      <w:proofErr w:type="gramEnd"/>
       <w:r>
         <w:rPr>
           <w:b/>
           <w:sz w:val="18"/>
           <w:szCs w:val="18"/>
         </w:rPr>
-        <w:t xml:space="preserve"> </w:t>
-      </w:r>
-      <w:r>
+        <w:t>Page 20</w:t>
+      </w:r>
+    </w:p>
+    <w:p>
+      <w:pPr>
+        <w:spacing w:before="120" w:after="120" w:line="259" w:lineRule="auto"/>
+        <w:jc w:val="both"/>
         <w:rPr>
           <w:b/>
           <w:sz w:val="18"/>
           <w:szCs w:val="18"/>
         </w:rPr>
-        <w:t>31</w:t>
-      </w:r>
-    </w:p>
-    <w:p>
-      <w:pPr>
-        <w:spacing w:before="120" w:after="120" w:line="259" w:lineRule="auto"/>
-        <w:jc w:val="both"/>
+      </w:pPr>
+      <w:r>
         <w:rPr>
           <w:b/>
           <w:sz w:val="18"/>
           <w:szCs w:val="18"/>
         </w:rPr>
-      </w:pPr>
+        <w:t>Résumé…………………………………………………………………………………………………………</w:t>
+      </w:r>
+      <w:proofErr w:type="gramStart"/>
       <w:r>
         <w:rPr>
           <w:b/>
           <w:sz w:val="18"/>
           <w:szCs w:val="18"/>
         </w:rPr>
-        <w:t>Résumé……………..…………………………………………………………………………………………</w:t>
-      </w:r>
+        <w:t>…….</w:t>
+      </w:r>
+      <w:proofErr w:type="gramEnd"/>
       <w:r>
         <w:rPr>
           <w:b/>
           <w:sz w:val="18"/>
           <w:szCs w:val="18"/>
         </w:rPr>
-        <w:t>...</w:t>
-      </w:r>
-      <w:r>
+        <w:t>Page 21</w:t>
+      </w:r>
+    </w:p>
+    <w:p>
+      <w:pPr>
+        <w:spacing w:before="120" w:after="120" w:line="259" w:lineRule="auto"/>
+        <w:jc w:val="both"/>
         <w:rPr>
           <w:b/>
           <w:sz w:val="18"/>
           <w:szCs w:val="18"/>
         </w:rPr>
-        <w:t>……Page</w:t>
-      </w:r>
+      </w:pPr>
       <w:r>
         <w:rPr>
           <w:b/>
           <w:sz w:val="18"/>
           <w:szCs w:val="18"/>
         </w:rPr>
-        <w:t xml:space="preserve"> </w:t>
-      </w:r>
+        <w:t>Résumé…………………………………………………………………………………………………………</w:t>
+      </w:r>
+      <w:proofErr w:type="gramStart"/>
       <w:r>
         <w:rPr>
           <w:b/>
           <w:sz w:val="18"/>
           <w:szCs w:val="18"/>
         </w:rPr>
-        <w:t>3</w:t>
-      </w:r>
+        <w:t>…….</w:t>
+      </w:r>
+      <w:proofErr w:type="gramEnd"/>
       <w:r>
         <w:rPr>
           <w:b/>
           <w:sz w:val="18"/>
           <w:szCs w:val="18"/>
         </w:rPr>
-        <w:t>2</w:t>
+        <w:t>Page 22</w:t>
       </w:r>
     </w:p>
     <w:p>
@@ -1984,267 +1960,303 @@
           <w:sz w:val="18"/>
           <w:szCs w:val="18"/>
         </w:rPr>
-        <w:t>Résumé……………..…………………………………………………………………………………………</w:t>
-      </w:r>
+        <w:t>Résumé…………………………………………………………………………………………………………</w:t>
+      </w:r>
+      <w:proofErr w:type="gramStart"/>
       <w:r>
         <w:rPr>
           <w:b/>
           <w:sz w:val="18"/>
           <w:szCs w:val="18"/>
         </w:rPr>
-        <w:t>...</w:t>
-      </w:r>
+        <w:t>…….</w:t>
+      </w:r>
+      <w:proofErr w:type="gramEnd"/>
       <w:r>
         <w:rPr>
           <w:b/>
           <w:sz w:val="18"/>
           <w:szCs w:val="18"/>
         </w:rPr>
-        <w:t>……Page</w:t>
-      </w:r>
-      <w:r>
+        <w:t>Page 23</w:t>
+      </w:r>
+    </w:p>
+    <w:p>
+      <w:pPr>
+        <w:spacing w:before="120" w:after="120" w:line="259" w:lineRule="auto"/>
+        <w:jc w:val="both"/>
         <w:rPr>
           <w:b/>
           <w:sz w:val="18"/>
           <w:szCs w:val="18"/>
         </w:rPr>
-        <w:t xml:space="preserve"> </w:t>
-      </w:r>
+      </w:pPr>
       <w:r>
         <w:rPr>
           <w:b/>
           <w:sz w:val="18"/>
           <w:szCs w:val="18"/>
         </w:rPr>
-        <w:t>3</w:t>
-      </w:r>
+        <w:t>Résumé…………………………………………………………………………………………………………</w:t>
+      </w:r>
+      <w:proofErr w:type="gramStart"/>
       <w:r>
         <w:rPr>
           <w:b/>
           <w:sz w:val="18"/>
           <w:szCs w:val="18"/>
         </w:rPr>
-        <w:t>3</w:t>
-      </w:r>
-    </w:p>
-    <w:p>
-      <w:pPr>
-        <w:spacing w:before="120" w:after="120" w:line="259" w:lineRule="auto"/>
-        <w:jc w:val="both"/>
+        <w:t>…….</w:t>
+      </w:r>
+      <w:proofErr w:type="gramEnd"/>
+      <w:r>
         <w:rPr>
           <w:b/>
           <w:sz w:val="18"/>
           <w:szCs w:val="18"/>
         </w:rPr>
-      </w:pPr>
-      <w:r>
+        <w:t>Page 24</w:t>
+      </w:r>
+    </w:p>
+    <w:p>
+      <w:pPr>
+        <w:spacing w:before="120" w:after="120" w:line="259" w:lineRule="auto"/>
+        <w:jc w:val="both"/>
         <w:rPr>
           <w:b/>
           <w:sz w:val="18"/>
           <w:szCs w:val="18"/>
         </w:rPr>
-        <w:t>Résumé……………..…………………………………………………………………………………………</w:t>
-      </w:r>
+      </w:pPr>
       <w:r>
         <w:rPr>
           <w:b/>
           <w:sz w:val="18"/>
           <w:szCs w:val="18"/>
         </w:rPr>
-        <w:t>...</w:t>
-      </w:r>
+        <w:t>Résumé…………………………………………………………………………………………………………</w:t>
+      </w:r>
+      <w:proofErr w:type="gramStart"/>
       <w:r>
         <w:rPr>
           <w:b/>
           <w:sz w:val="18"/>
           <w:szCs w:val="18"/>
         </w:rPr>
-        <w:t>……Page</w:t>
-      </w:r>
+        <w:t>…….</w:t>
+      </w:r>
+      <w:proofErr w:type="gramEnd"/>
       <w:r>
         <w:rPr>
           <w:b/>
           <w:sz w:val="18"/>
           <w:szCs w:val="18"/>
         </w:rPr>
-        <w:t xml:space="preserve"> </w:t>
-      </w:r>
-      <w:r>
+        <w:t>Page 25</w:t>
+      </w:r>
+    </w:p>
+    <w:p>
+      <w:pPr>
+        <w:spacing w:before="120" w:after="120" w:line="259" w:lineRule="auto"/>
+        <w:jc w:val="both"/>
         <w:rPr>
           <w:b/>
           <w:sz w:val="18"/>
           <w:szCs w:val="18"/>
         </w:rPr>
-        <w:t>3</w:t>
-      </w:r>
+      </w:pPr>
       <w:r>
         <w:rPr>
           <w:b/>
           <w:sz w:val="18"/>
           <w:szCs w:val="18"/>
         </w:rPr>
-        <w:t>4</w:t>
-      </w:r>
-    </w:p>
-    <w:p>
-      <w:pPr>
-        <w:spacing w:before="120" w:after="120" w:line="259" w:lineRule="auto"/>
-        <w:jc w:val="both"/>
+        <w:t>Résumé…………………………………………………………………………………………………………</w:t>
+      </w:r>
+      <w:proofErr w:type="gramStart"/>
+      <w:r>
         <w:rPr>
           <w:b/>
           <w:sz w:val="18"/>
           <w:szCs w:val="18"/>
         </w:rPr>
-      </w:pPr>
+        <w:t>…….</w:t>
+      </w:r>
+      <w:proofErr w:type="gramEnd"/>
       <w:r>
         <w:rPr>
           <w:b/>
           <w:sz w:val="18"/>
           <w:szCs w:val="18"/>
         </w:rPr>
-        <w:t>Résumé……………..…………………………………………………………………………………………</w:t>
-      </w:r>
-      <w:r>
+        <w:t>Page 26</w:t>
+      </w:r>
+    </w:p>
+    <w:p>
+      <w:pPr>
+        <w:spacing w:before="120" w:after="120" w:line="259" w:lineRule="auto"/>
+        <w:jc w:val="both"/>
         <w:rPr>
           <w:b/>
           <w:sz w:val="18"/>
           <w:szCs w:val="18"/>
         </w:rPr>
-        <w:t>...</w:t>
-      </w:r>
+      </w:pPr>
       <w:r>
         <w:rPr>
           <w:b/>
           <w:sz w:val="18"/>
           <w:szCs w:val="18"/>
         </w:rPr>
-        <w:t>……Page</w:t>
-      </w:r>
+        <w:t>Résumé…………………………………………………………………………………………………………</w:t>
+      </w:r>
+      <w:proofErr w:type="gramStart"/>
       <w:r>
         <w:rPr>
           <w:b/>
           <w:sz w:val="18"/>
           <w:szCs w:val="18"/>
         </w:rPr>
-        <w:t xml:space="preserve"> </w:t>
-      </w:r>
+        <w:t>…….</w:t>
+      </w:r>
+      <w:proofErr w:type="gramEnd"/>
       <w:r>
         <w:rPr>
           <w:b/>
           <w:sz w:val="18"/>
           <w:szCs w:val="18"/>
         </w:rPr>
-        <w:t>3</w:t>
-      </w:r>
+        <w:t>Page 27</w:t>
+      </w:r>
+    </w:p>
+    <w:p>
+      <w:pPr>
+        <w:spacing w:before="120" w:after="120" w:line="259" w:lineRule="auto"/>
+        <w:jc w:val="both"/>
+        <w:rPr>
+          <w:b/>
+          <w:sz w:val="24"/>
+          <w:szCs w:val="24"/>
+        </w:rPr>
+      </w:pPr>
       <w:r>
         <w:rPr>
           <w:b/>
           <w:sz w:val="18"/>
           <w:szCs w:val="18"/>
         </w:rPr>
-        <w:t>5</w:t>
-      </w:r>
-    </w:p>
-    <w:p>
-      <w:pPr>
-        <w:spacing w:before="120" w:after="120" w:line="259" w:lineRule="auto"/>
-        <w:jc w:val="both"/>
+        <w:t>Résumé…………………………………………………………………………………………………………</w:t>
+      </w:r>
+      <w:proofErr w:type="gramStart"/>
+      <w:r>
         <w:rPr>
           <w:b/>
           <w:sz w:val="18"/>
           <w:szCs w:val="18"/>
         </w:rPr>
-      </w:pPr>
+        <w:t>…….</w:t>
+      </w:r>
+      <w:proofErr w:type="gramEnd"/>
       <w:r>
         <w:rPr>
           <w:b/>
           <w:sz w:val="18"/>
           <w:szCs w:val="18"/>
         </w:rPr>
-        <w:t>Résumé……………..…………………………………………………………………………………………</w:t>
-      </w:r>
-      <w:r>
+        <w:t>Page 28</w:t>
+      </w:r>
+    </w:p>
+    <w:p>
+      <w:pPr>
+        <w:spacing w:before="120" w:after="120" w:line="259" w:lineRule="auto"/>
+        <w:jc w:val="both"/>
         <w:rPr>
           <w:b/>
           <w:sz w:val="18"/>
           <w:szCs w:val="18"/>
         </w:rPr>
-        <w:t>...</w:t>
-      </w:r>
+      </w:pPr>
       <w:r>
         <w:rPr>
           <w:b/>
           <w:sz w:val="18"/>
           <w:szCs w:val="18"/>
         </w:rPr>
-        <w:t>……Page</w:t>
-      </w:r>
+        <w:t>Résumé…………………………………………………………………………………………………………</w:t>
+      </w:r>
+      <w:proofErr w:type="gramStart"/>
       <w:r>
         <w:rPr>
           <w:b/>
           <w:sz w:val="18"/>
           <w:szCs w:val="18"/>
         </w:rPr>
-        <w:t xml:space="preserve"> </w:t>
-      </w:r>
+        <w:t>…….</w:t>
+      </w:r>
+      <w:proofErr w:type="gramEnd"/>
       <w:r>
         <w:rPr>
           <w:b/>
           <w:sz w:val="18"/>
           <w:szCs w:val="18"/>
         </w:rPr>
-        <w:t>3</w:t>
-      </w:r>
-      <w:r>
+        <w:t>Page 29</w:t>
+      </w:r>
+    </w:p>
+    <w:p>
+      <w:pPr>
+        <w:spacing w:before="120" w:after="120" w:line="259" w:lineRule="auto"/>
+        <w:jc w:val="both"/>
         <w:rPr>
           <w:b/>
           <w:sz w:val="18"/>
           <w:szCs w:val="18"/>
         </w:rPr>
-        <w:t>6</w:t>
-      </w:r>
-    </w:p>
-    <w:p>
-      <w:pPr>
-        <w:spacing w:before="120" w:after="120" w:line="259" w:lineRule="auto"/>
-        <w:jc w:val="both"/>
+      </w:pPr>
+      <w:r>
         <w:rPr>
           <w:b/>
           <w:sz w:val="18"/>
           <w:szCs w:val="18"/>
         </w:rPr>
-      </w:pPr>
+        <w:t>Résumé…………………………………………………………………………………………………………</w:t>
+      </w:r>
+      <w:proofErr w:type="gramStart"/>
       <w:r>
         <w:rPr>
           <w:b/>
           <w:sz w:val="18"/>
           <w:szCs w:val="18"/>
         </w:rPr>
-        <w:t>Résumé……………..…………………………………………………………………………………………</w:t>
-      </w:r>
+        <w:t>…….</w:t>
+      </w:r>
+      <w:proofErr w:type="gramEnd"/>
       <w:r>
         <w:rPr>
           <w:b/>
           <w:sz w:val="18"/>
           <w:szCs w:val="18"/>
         </w:rPr>
-        <w:t>...</w:t>
-      </w:r>
-      <w:r>
+        <w:t>Page 30</w:t>
+      </w:r>
+    </w:p>
+    <w:p>
+      <w:pPr>
+        <w:spacing w:before="120" w:after="120" w:line="259" w:lineRule="auto"/>
+        <w:jc w:val="both"/>
         <w:rPr>
           <w:b/>
           <w:sz w:val="18"/>
           <w:szCs w:val="18"/>
         </w:rPr>
-        <w:t>……Page</w:t>
-      </w:r>
+      </w:pPr>
       <w:r>
         <w:rPr>
           <w:b/>
           <w:sz w:val="18"/>
           <w:szCs w:val="18"/>
         </w:rPr>
-        <w:t xml:space="preserve"> </w:t>
+        <w:t>Résumé……</w:t>
       </w:r>
       <w:r>
         <w:rPr>
@@ -2252,34 +2264,33 @@
           <w:sz w:val="18"/>
           <w:szCs w:val="18"/>
         </w:rPr>
-        <w:t>3</w:t>
-      </w:r>
+        <w:t>…</w:t>
+      </w:r>
+      <w:proofErr w:type="gramStart"/>
       <w:r>
         <w:rPr>
           <w:b/>
           <w:sz w:val="18"/>
           <w:szCs w:val="18"/>
         </w:rPr>
-        <w:t>7</w:t>
-      </w:r>
-    </w:p>
-    <w:p>
-      <w:pPr>
-        <w:spacing w:before="120" w:after="120" w:line="259" w:lineRule="auto"/>
-        <w:jc w:val="both"/>
+        <w:t>…….</w:t>
+      </w:r>
+      <w:proofErr w:type="gramEnd"/>
+      <w:r>
         <w:rPr>
           <w:b/>
           <w:sz w:val="18"/>
           <w:szCs w:val="18"/>
         </w:rPr>
-      </w:pPr>
+        <w:t>.</w:t>
+      </w:r>
       <w:r>
         <w:rPr>
           <w:b/>
           <w:sz w:val="18"/>
           <w:szCs w:val="18"/>
         </w:rPr>
-        <w:t>Résumé……………..…………………………………………………………………………………………</w:t>
+        <w:t>…………………………………………………………………………………………</w:t>
       </w:r>
       <w:r>
         <w:rPr>
@@ -2311,42 +2322,44 @@
           <w:sz w:val="18"/>
           <w:szCs w:val="18"/>
         </w:rPr>
-        <w:t>3</w:t>
-      </w:r>
-      <w:r>
+        <w:t>31</w:t>
+      </w:r>
+    </w:p>
+    <w:p>
+      <w:pPr>
+        <w:spacing w:before="120" w:after="120" w:line="259" w:lineRule="auto"/>
+        <w:jc w:val="both"/>
         <w:rPr>
           <w:b/>
           <w:sz w:val="18"/>
           <w:szCs w:val="18"/>
         </w:rPr>
-        <w:t>8</w:t>
-      </w:r>
-    </w:p>
-    <w:p>
-      <w:pPr>
-        <w:spacing w:before="120" w:after="120" w:line="259" w:lineRule="auto"/>
-        <w:jc w:val="both"/>
+      </w:pPr>
+      <w:r>
         <w:rPr>
           <w:b/>
           <w:sz w:val="18"/>
           <w:szCs w:val="18"/>
         </w:rPr>
-      </w:pPr>
+        <w:t>Résumé………</w:t>
+      </w:r>
+      <w:proofErr w:type="gramStart"/>
       <w:r>
         <w:rPr>
           <w:b/>
           <w:sz w:val="18"/>
           <w:szCs w:val="18"/>
         </w:rPr>
-        <w:t>Résumé……………..…………………………………………………………………………………………</w:t>
-      </w:r>
+        <w:t>…….</w:t>
+      </w:r>
+      <w:proofErr w:type="gramEnd"/>
       <w:r>
         <w:rPr>
           <w:b/>
           <w:sz w:val="18"/>
           <w:szCs w:val="18"/>
         </w:rPr>
-        <w:t>...</w:t>
+        <w:t>.…………………………………………………………………………………………</w:t>
       </w:r>
       <w:r>
         <w:rPr>
@@ -2354,7 +2367,7 @@
           <w:sz w:val="18"/>
           <w:szCs w:val="18"/>
         </w:rPr>
-        <w:t>……Page</w:t>
+        <w:t>...</w:t>
       </w:r>
       <w:r>
         <w:rPr>
@@ -2362,7 +2375,7 @@
           <w:sz w:val="18"/>
           <w:szCs w:val="18"/>
         </w:rPr>
-        <w:t xml:space="preserve"> </w:t>
+        <w:t>……Page</w:t>
       </w:r>
       <w:r>
         <w:rPr>
@@ -2370,7 +2383,7 @@
           <w:sz w:val="18"/>
           <w:szCs w:val="18"/>
         </w:rPr>
-        <w:t>3</w:t>
+        <w:t xml:space="preserve"> </w:t>
       </w:r>
       <w:r>
         <w:rPr>
@@ -2378,69 +2391,652 @@
           <w:sz w:val="18"/>
           <w:szCs w:val="18"/>
         </w:rPr>
-        <w:t>9</w:t>
-      </w:r>
-    </w:p>
-    <w:p>
-      <w:pPr>
-        <w:spacing w:before="120" w:after="120" w:line="259" w:lineRule="auto"/>
-        <w:jc w:val="both"/>
+        <w:t>3</w:t>
+      </w:r>
+      <w:r>
         <w:rPr>
           <w:b/>
           <w:sz w:val="18"/>
           <w:szCs w:val="18"/>
         </w:rPr>
-      </w:pPr>
-      <w:r>
+        <w:t>2</w:t>
+      </w:r>
+    </w:p>
+    <w:p>
+      <w:pPr>
+        <w:spacing w:before="120" w:after="120" w:line="259" w:lineRule="auto"/>
+        <w:jc w:val="both"/>
         <w:rPr>
           <w:b/>
           <w:sz w:val="18"/>
           <w:szCs w:val="18"/>
         </w:rPr>
-        <w:t>Résumé……………..…………………………………………………………………………………………</w:t>
-      </w:r>
+      </w:pPr>
       <w:r>
         <w:rPr>
           <w:b/>
           <w:sz w:val="18"/>
           <w:szCs w:val="18"/>
         </w:rPr>
-        <w:t>...</w:t>
-      </w:r>
+        <w:t>Résumé………</w:t>
+      </w:r>
+      <w:proofErr w:type="gramStart"/>
       <w:r>
         <w:rPr>
           <w:b/>
           <w:sz w:val="18"/>
           <w:szCs w:val="18"/>
         </w:rPr>
-        <w:t>……Page</w:t>
-      </w:r>
+        <w:t>…….</w:t>
+      </w:r>
+      <w:proofErr w:type="gramEnd"/>
       <w:r>
         <w:rPr>
           <w:b/>
           <w:sz w:val="18"/>
           <w:szCs w:val="18"/>
         </w:rPr>
-        <w:t xml:space="preserve"> 40</w:t>
-      </w:r>
-    </w:p>
-    <w:p>
-      <w:pPr>
-        <w:spacing w:before="120" w:after="120" w:line="259" w:lineRule="auto"/>
-        <w:jc w:val="both"/>
+        <w:t>.…………………………………………………………………………………………</w:t>
+      </w:r>
+      <w:r>
         <w:rPr>
           <w:b/>
           <w:sz w:val="18"/>
           <w:szCs w:val="18"/>
         </w:rPr>
-      </w:pPr>
+        <w:t>...</w:t>
+      </w:r>
       <w:r>
         <w:rPr>
           <w:b/>
           <w:sz w:val="18"/>
           <w:szCs w:val="18"/>
         </w:rPr>
-        <w:t>Résumé……………..…………………………………………………………………………………………</w:t>
+        <w:t>……Page</w:t>
+      </w:r>
+      <w:r>
+        <w:rPr>
+          <w:b/>
+          <w:sz w:val="18"/>
+          <w:szCs w:val="18"/>
+        </w:rPr>
+        <w:t xml:space="preserve"> </w:t>
+      </w:r>
+      <w:r>
+        <w:rPr>
+          <w:b/>
+          <w:sz w:val="18"/>
+          <w:szCs w:val="18"/>
+        </w:rPr>
+        <w:t>3</w:t>
+      </w:r>
+      <w:r>
+        <w:rPr>
+          <w:b/>
+          <w:sz w:val="18"/>
+          <w:szCs w:val="18"/>
+        </w:rPr>
+        <w:t>3</w:t>
+      </w:r>
+    </w:p>
+    <w:p>
+      <w:pPr>
+        <w:spacing w:before="120" w:after="120" w:line="259" w:lineRule="auto"/>
+        <w:jc w:val="both"/>
+        <w:rPr>
+          <w:b/>
+          <w:sz w:val="18"/>
+          <w:szCs w:val="18"/>
+        </w:rPr>
+      </w:pPr>
+      <w:r>
+        <w:rPr>
+          <w:b/>
+          <w:sz w:val="18"/>
+          <w:szCs w:val="18"/>
+        </w:rPr>
+        <w:t>Résumé………</w:t>
+      </w:r>
+      <w:proofErr w:type="gramStart"/>
+      <w:r>
+        <w:rPr>
+          <w:b/>
+          <w:sz w:val="18"/>
+          <w:szCs w:val="18"/>
+        </w:rPr>
+        <w:t>…….</w:t>
+      </w:r>
+      <w:proofErr w:type="gramEnd"/>
+      <w:r>
+        <w:rPr>
+          <w:b/>
+          <w:sz w:val="18"/>
+          <w:szCs w:val="18"/>
+        </w:rPr>
+        <w:t>.…………………………………………………………………………………………</w:t>
+      </w:r>
+      <w:r>
+        <w:rPr>
+          <w:b/>
+          <w:sz w:val="18"/>
+          <w:szCs w:val="18"/>
+        </w:rPr>
+        <w:t>...</w:t>
+      </w:r>
+      <w:r>
+        <w:rPr>
+          <w:b/>
+          <w:sz w:val="18"/>
+          <w:szCs w:val="18"/>
+        </w:rPr>
+        <w:t>……Page</w:t>
+      </w:r>
+      <w:r>
+        <w:rPr>
+          <w:b/>
+          <w:sz w:val="18"/>
+          <w:szCs w:val="18"/>
+        </w:rPr>
+        <w:t xml:space="preserve"> </w:t>
+      </w:r>
+      <w:r>
+        <w:rPr>
+          <w:b/>
+          <w:sz w:val="18"/>
+          <w:szCs w:val="18"/>
+        </w:rPr>
+        <w:t>3</w:t>
+      </w:r>
+      <w:r>
+        <w:rPr>
+          <w:b/>
+          <w:sz w:val="18"/>
+          <w:szCs w:val="18"/>
+        </w:rPr>
+        <w:t>4</w:t>
+      </w:r>
+    </w:p>
+    <w:p>
+      <w:pPr>
+        <w:spacing w:before="120" w:after="120" w:line="259" w:lineRule="auto"/>
+        <w:jc w:val="both"/>
+        <w:rPr>
+          <w:b/>
+          <w:sz w:val="18"/>
+          <w:szCs w:val="18"/>
+        </w:rPr>
+      </w:pPr>
+      <w:r>
+        <w:rPr>
+          <w:b/>
+          <w:sz w:val="18"/>
+          <w:szCs w:val="18"/>
+        </w:rPr>
+        <w:t>Résumé………</w:t>
+      </w:r>
+      <w:proofErr w:type="gramStart"/>
+      <w:r>
+        <w:rPr>
+          <w:b/>
+          <w:sz w:val="18"/>
+          <w:szCs w:val="18"/>
+        </w:rPr>
+        <w:t>…….</w:t>
+      </w:r>
+      <w:proofErr w:type="gramEnd"/>
+      <w:r>
+        <w:rPr>
+          <w:b/>
+          <w:sz w:val="18"/>
+          <w:szCs w:val="18"/>
+        </w:rPr>
+        <w:t>.…………………………………………………………………………………………</w:t>
+      </w:r>
+      <w:r>
+        <w:rPr>
+          <w:b/>
+          <w:sz w:val="18"/>
+          <w:szCs w:val="18"/>
+        </w:rPr>
+        <w:t>...</w:t>
+      </w:r>
+      <w:r>
+        <w:rPr>
+          <w:b/>
+          <w:sz w:val="18"/>
+          <w:szCs w:val="18"/>
+        </w:rPr>
+        <w:t>……Page</w:t>
+      </w:r>
+      <w:r>
+        <w:rPr>
+          <w:b/>
+          <w:sz w:val="18"/>
+          <w:szCs w:val="18"/>
+        </w:rPr>
+        <w:t xml:space="preserve"> </w:t>
+      </w:r>
+      <w:r>
+        <w:rPr>
+          <w:b/>
+          <w:sz w:val="18"/>
+          <w:szCs w:val="18"/>
+        </w:rPr>
+        <w:t>3</w:t>
+      </w:r>
+      <w:r>
+        <w:rPr>
+          <w:b/>
+          <w:sz w:val="18"/>
+          <w:szCs w:val="18"/>
+        </w:rPr>
+        <w:t>5</w:t>
+      </w:r>
+    </w:p>
+    <w:p>
+      <w:pPr>
+        <w:spacing w:before="120" w:after="120" w:line="259" w:lineRule="auto"/>
+        <w:jc w:val="both"/>
+        <w:rPr>
+          <w:b/>
+          <w:sz w:val="18"/>
+          <w:szCs w:val="18"/>
+        </w:rPr>
+      </w:pPr>
+      <w:r>
+        <w:rPr>
+          <w:b/>
+          <w:sz w:val="18"/>
+          <w:szCs w:val="18"/>
+        </w:rPr>
+        <w:t>Résumé………</w:t>
+      </w:r>
+      <w:proofErr w:type="gramStart"/>
+      <w:r>
+        <w:rPr>
+          <w:b/>
+          <w:sz w:val="18"/>
+          <w:szCs w:val="18"/>
+        </w:rPr>
+        <w:t>…….</w:t>
+      </w:r>
+      <w:proofErr w:type="gramEnd"/>
+      <w:r>
+        <w:rPr>
+          <w:b/>
+          <w:sz w:val="18"/>
+          <w:szCs w:val="18"/>
+        </w:rPr>
+        <w:t>.…………………………………………………………………………………………</w:t>
+      </w:r>
+      <w:r>
+        <w:rPr>
+          <w:b/>
+          <w:sz w:val="18"/>
+          <w:szCs w:val="18"/>
+        </w:rPr>
+        <w:t>...</w:t>
+      </w:r>
+      <w:r>
+        <w:rPr>
+          <w:b/>
+          <w:sz w:val="18"/>
+          <w:szCs w:val="18"/>
+        </w:rPr>
+        <w:t>……Page</w:t>
+      </w:r>
+      <w:r>
+        <w:rPr>
+          <w:b/>
+          <w:sz w:val="18"/>
+          <w:szCs w:val="18"/>
+        </w:rPr>
+        <w:t xml:space="preserve"> </w:t>
+      </w:r>
+      <w:r>
+        <w:rPr>
+          <w:b/>
+          <w:sz w:val="18"/>
+          <w:szCs w:val="18"/>
+        </w:rPr>
+        <w:t>3</w:t>
+      </w:r>
+      <w:r>
+        <w:rPr>
+          <w:b/>
+          <w:sz w:val="18"/>
+          <w:szCs w:val="18"/>
+        </w:rPr>
+        <w:t>6</w:t>
+      </w:r>
+    </w:p>
+    <w:p>
+      <w:pPr>
+        <w:spacing w:before="120" w:after="120" w:line="259" w:lineRule="auto"/>
+        <w:jc w:val="both"/>
+        <w:rPr>
+          <w:b/>
+          <w:sz w:val="18"/>
+          <w:szCs w:val="18"/>
+        </w:rPr>
+      </w:pPr>
+      <w:r>
+        <w:rPr>
+          <w:b/>
+          <w:sz w:val="18"/>
+          <w:szCs w:val="18"/>
+        </w:rPr>
+        <w:t>Résumé………</w:t>
+      </w:r>
+      <w:proofErr w:type="gramStart"/>
+      <w:r>
+        <w:rPr>
+          <w:b/>
+          <w:sz w:val="18"/>
+          <w:szCs w:val="18"/>
+        </w:rPr>
+        <w:t>…….</w:t>
+      </w:r>
+      <w:proofErr w:type="gramEnd"/>
+      <w:r>
+        <w:rPr>
+          <w:b/>
+          <w:sz w:val="18"/>
+          <w:szCs w:val="18"/>
+        </w:rPr>
+        <w:t>.…………………………………………………………………………………………</w:t>
+      </w:r>
+      <w:r>
+        <w:rPr>
+          <w:b/>
+          <w:sz w:val="18"/>
+          <w:szCs w:val="18"/>
+        </w:rPr>
+        <w:t>...</w:t>
+      </w:r>
+      <w:r>
+        <w:rPr>
+          <w:b/>
+          <w:sz w:val="18"/>
+          <w:szCs w:val="18"/>
+        </w:rPr>
+        <w:t>……Page</w:t>
+      </w:r>
+      <w:r>
+        <w:rPr>
+          <w:b/>
+          <w:sz w:val="18"/>
+          <w:szCs w:val="18"/>
+        </w:rPr>
+        <w:t xml:space="preserve"> </w:t>
+      </w:r>
+      <w:r>
+        <w:rPr>
+          <w:b/>
+          <w:sz w:val="18"/>
+          <w:szCs w:val="18"/>
+        </w:rPr>
+        <w:t>3</w:t>
+      </w:r>
+      <w:r>
+        <w:rPr>
+          <w:b/>
+          <w:sz w:val="18"/>
+          <w:szCs w:val="18"/>
+        </w:rPr>
+        <w:t>7</w:t>
+      </w:r>
+    </w:p>
+    <w:p>
+      <w:pPr>
+        <w:spacing w:before="120" w:after="120" w:line="259" w:lineRule="auto"/>
+        <w:jc w:val="both"/>
+        <w:rPr>
+          <w:b/>
+          <w:sz w:val="18"/>
+          <w:szCs w:val="18"/>
+        </w:rPr>
+      </w:pPr>
+      <w:r>
+        <w:rPr>
+          <w:b/>
+          <w:sz w:val="18"/>
+          <w:szCs w:val="18"/>
+        </w:rPr>
+        <w:t>Résumé………</w:t>
+      </w:r>
+      <w:proofErr w:type="gramStart"/>
+      <w:r>
+        <w:rPr>
+          <w:b/>
+          <w:sz w:val="18"/>
+          <w:szCs w:val="18"/>
+        </w:rPr>
+        <w:t>…….</w:t>
+      </w:r>
+      <w:proofErr w:type="gramEnd"/>
+      <w:r>
+        <w:rPr>
+          <w:b/>
+          <w:sz w:val="18"/>
+          <w:szCs w:val="18"/>
+        </w:rPr>
+        <w:t>.…………………………………………………………………………………………</w:t>
+      </w:r>
+      <w:r>
+        <w:rPr>
+          <w:b/>
+          <w:sz w:val="18"/>
+          <w:szCs w:val="18"/>
+        </w:rPr>
+        <w:t>...</w:t>
+      </w:r>
+      <w:r>
+        <w:rPr>
+          <w:b/>
+          <w:sz w:val="18"/>
+          <w:szCs w:val="18"/>
+        </w:rPr>
+        <w:t>……Page</w:t>
+      </w:r>
+      <w:r>
+        <w:rPr>
+          <w:b/>
+          <w:sz w:val="18"/>
+          <w:szCs w:val="18"/>
+        </w:rPr>
+        <w:t xml:space="preserve"> </w:t>
+      </w:r>
+      <w:r>
+        <w:rPr>
+          <w:b/>
+          <w:sz w:val="18"/>
+          <w:szCs w:val="18"/>
+        </w:rPr>
+        <w:t>3</w:t>
+      </w:r>
+      <w:r>
+        <w:rPr>
+          <w:b/>
+          <w:sz w:val="18"/>
+          <w:szCs w:val="18"/>
+        </w:rPr>
+        <w:t>8</w:t>
+      </w:r>
+    </w:p>
+    <w:p>
+      <w:pPr>
+        <w:spacing w:before="120" w:after="120" w:line="259" w:lineRule="auto"/>
+        <w:jc w:val="both"/>
+        <w:rPr>
+          <w:b/>
+          <w:sz w:val="18"/>
+          <w:szCs w:val="18"/>
+        </w:rPr>
+      </w:pPr>
+      <w:r>
+        <w:rPr>
+          <w:b/>
+          <w:sz w:val="18"/>
+          <w:szCs w:val="18"/>
+        </w:rPr>
+        <w:t>Résumé………</w:t>
+      </w:r>
+      <w:proofErr w:type="gramStart"/>
+      <w:r>
+        <w:rPr>
+          <w:b/>
+          <w:sz w:val="18"/>
+          <w:szCs w:val="18"/>
+        </w:rPr>
+        <w:t>…….</w:t>
+      </w:r>
+      <w:proofErr w:type="gramEnd"/>
+      <w:r>
+        <w:rPr>
+          <w:b/>
+          <w:sz w:val="18"/>
+          <w:szCs w:val="18"/>
+        </w:rPr>
+        <w:t>.…………………………………………………………………………………………</w:t>
+      </w:r>
+      <w:r>
+        <w:rPr>
+          <w:b/>
+          <w:sz w:val="18"/>
+          <w:szCs w:val="18"/>
+        </w:rPr>
+        <w:t>...</w:t>
+      </w:r>
+      <w:r>
+        <w:rPr>
+          <w:b/>
+          <w:sz w:val="18"/>
+          <w:szCs w:val="18"/>
+        </w:rPr>
+        <w:t>……Page</w:t>
+      </w:r>
+      <w:r>
+        <w:rPr>
+          <w:b/>
+          <w:sz w:val="18"/>
+          <w:szCs w:val="18"/>
+        </w:rPr>
+        <w:t xml:space="preserve"> </w:t>
+      </w:r>
+      <w:r>
+        <w:rPr>
+          <w:b/>
+          <w:sz w:val="18"/>
+          <w:szCs w:val="18"/>
+        </w:rPr>
+        <w:t>3</w:t>
+      </w:r>
+      <w:r>
+        <w:rPr>
+          <w:b/>
+          <w:sz w:val="18"/>
+          <w:szCs w:val="18"/>
+        </w:rPr>
+        <w:t>9</w:t>
+      </w:r>
+    </w:p>
+    <w:p>
+      <w:pPr>
+        <w:spacing w:before="120" w:after="120" w:line="259" w:lineRule="auto"/>
+        <w:jc w:val="both"/>
+        <w:rPr>
+          <w:b/>
+          <w:sz w:val="18"/>
+          <w:szCs w:val="18"/>
+        </w:rPr>
+      </w:pPr>
+      <w:r>
+        <w:rPr>
+          <w:b/>
+          <w:sz w:val="18"/>
+          <w:szCs w:val="18"/>
+        </w:rPr>
+        <w:t>Résumé………</w:t>
+      </w:r>
+      <w:proofErr w:type="gramStart"/>
+      <w:r>
+        <w:rPr>
+          <w:b/>
+          <w:sz w:val="18"/>
+          <w:szCs w:val="18"/>
+        </w:rPr>
+        <w:t>…….</w:t>
+      </w:r>
+      <w:proofErr w:type="gramEnd"/>
+      <w:r>
+        <w:rPr>
+          <w:b/>
+          <w:sz w:val="18"/>
+          <w:szCs w:val="18"/>
+        </w:rPr>
+        <w:t>.…………………………………………………………………………………………</w:t>
+      </w:r>
+      <w:r>
+        <w:rPr>
+          <w:b/>
+          <w:sz w:val="18"/>
+          <w:szCs w:val="18"/>
+        </w:rPr>
+        <w:t>...</w:t>
+      </w:r>
+      <w:r>
+        <w:rPr>
+          <w:b/>
+          <w:sz w:val="18"/>
+          <w:szCs w:val="18"/>
+        </w:rPr>
+        <w:t>……Page</w:t>
+      </w:r>
+      <w:r>
+        <w:rPr>
+          <w:b/>
+          <w:sz w:val="18"/>
+          <w:szCs w:val="18"/>
+        </w:rPr>
+        <w:t xml:space="preserve"> 40</w:t>
+      </w:r>
+    </w:p>
+    <w:p>
+      <w:pPr>
+        <w:spacing w:before="120" w:after="120" w:line="259" w:lineRule="auto"/>
+        <w:jc w:val="both"/>
+        <w:rPr>
+          <w:b/>
+          <w:sz w:val="18"/>
+          <w:szCs w:val="18"/>
+        </w:rPr>
+      </w:pPr>
+      <w:r>
+        <w:rPr>
+          <w:b/>
+          <w:sz w:val="18"/>
+          <w:szCs w:val="18"/>
+        </w:rPr>
+        <w:t>Résumé………</w:t>
+      </w:r>
+      <w:proofErr w:type="gramStart"/>
+      <w:r>
+        <w:rPr>
+          <w:b/>
+          <w:sz w:val="18"/>
+          <w:szCs w:val="18"/>
+        </w:rPr>
+        <w:t>…….</w:t>
+      </w:r>
+      <w:proofErr w:type="gramEnd"/>
+      <w:r>
+        <w:rPr>
+          <w:b/>
+          <w:sz w:val="18"/>
+          <w:szCs w:val="18"/>
+        </w:rPr>
+        <w:t>.…………………………………………………………………………………………</w:t>
       </w:r>
       <w:r>
         <w:rPr>
@@ -2956,10 +3552,6 @@
       <w:pPr>
         <w:spacing w:before="240" w:after="160" w:line="259" w:lineRule="auto"/>
         <w:jc w:val="both"/>
-        <w:rPr>
-          <w:sz w:val="24"/>
-          <w:szCs w:val="24"/>
-        </w:rPr>
       </w:pPr>
       <w:r>
         <w:rPr>
@@ -2968,396 +3560,381 @@
         </w:rPr>
         <w:t>Rappel : Le stage ne couvrant pas la partie ‘’back’’ j’ai conçu en parallèle un site de e-commerce : La Nimes’Alerie, que je vous présenterai juste après.</w:t>
       </w:r>
-      <w:r>
-        <w:br w:type="page"/>
-      </w:r>
-    </w:p>
-    <w:p>
-      <w:pPr>
-        <w:spacing w:before="240" w:after="160" w:line="259" w:lineRule="auto"/>
-        <w:jc w:val="both"/>
+    </w:p>
+    <w:p>
+      <w:pPr>
+        <w:spacing w:before="240" w:after="160" w:line="259" w:lineRule="auto"/>
+        <w:jc w:val="both"/>
+        <w:rPr>
+          <w:sz w:val="24"/>
+          <w:szCs w:val="24"/>
+        </w:rPr>
+      </w:pPr>
+      <w:r>
         <w:rPr>
           <w:b/>
           <w:sz w:val="40"/>
           <w:szCs w:val="40"/>
           <w:u w:val="single"/>
         </w:rPr>
+        <w:lastRenderedPageBreak/>
+        <w:t>PRÉSENTATION DU DOSSIER PROJET</w:t>
+      </w:r>
+    </w:p>
+    <w:p>
+      <w:pPr>
+        <w:spacing w:before="240" w:after="160" w:line="259" w:lineRule="auto"/>
+        <w:jc w:val="both"/>
+        <w:rPr>
+          <w:sz w:val="24"/>
+          <w:szCs w:val="24"/>
+        </w:rPr>
+      </w:pPr>
+    </w:p>
+    <w:p>
+      <w:pPr>
+        <w:spacing w:before="240" w:after="160" w:line="259" w:lineRule="auto"/>
+        <w:jc w:val="both"/>
+        <w:rPr>
+          <w:sz w:val="24"/>
+          <w:szCs w:val="24"/>
+        </w:rPr>
+      </w:pPr>
+      <w:r>
+        <w:rPr>
+          <w:sz w:val="24"/>
+          <w:szCs w:val="24"/>
+        </w:rPr>
+        <w:t>Après un premier résumé ainsi qu’un sommaire, je vais dans cette section vous expliquer comment le cheminement de ce dossier va s’effectuer. C’est en quatre parties majeures que cette épreuve va se dérouler, avec l’ajout d’une petite conclusion et de quelques captures d’écran.</w:t>
+      </w:r>
+    </w:p>
+    <w:p>
+      <w:pPr>
+        <w:spacing w:before="240" w:after="160" w:line="259" w:lineRule="auto"/>
+        <w:jc w:val="both"/>
+        <w:rPr>
+          <w:sz w:val="24"/>
+          <w:szCs w:val="24"/>
+        </w:rPr>
+      </w:pPr>
+    </w:p>
+    <w:p>
+      <w:pPr>
+        <w:spacing w:before="240" w:after="160" w:line="259" w:lineRule="auto"/>
+        <w:jc w:val="both"/>
+        <w:rPr>
+          <w:b/>
+          <w:sz w:val="28"/>
+          <w:szCs w:val="28"/>
+        </w:rPr>
+      </w:pPr>
+      <w:r>
+        <w:rPr>
+          <w:b/>
+          <w:sz w:val="28"/>
+          <w:szCs w:val="28"/>
+        </w:rPr>
+        <w:t xml:space="preserve">PARTIE I - Le Stage à </w:t>
+      </w:r>
+      <w:proofErr w:type="spellStart"/>
+      <w:r>
+        <w:rPr>
+          <w:b/>
+          <w:sz w:val="28"/>
+          <w:szCs w:val="28"/>
+        </w:rPr>
+        <w:t>Be-Ys</w:t>
+      </w:r>
+      <w:proofErr w:type="spellEnd"/>
+      <w:r>
+        <w:rPr>
+          <w:b/>
+          <w:sz w:val="28"/>
+          <w:szCs w:val="28"/>
+        </w:rPr>
+        <w:t xml:space="preserve"> Software </w:t>
+      </w:r>
+      <w:proofErr w:type="spellStart"/>
+      <w:r>
+        <w:rPr>
+          <w:b/>
+          <w:sz w:val="28"/>
+          <w:szCs w:val="28"/>
+        </w:rPr>
+        <w:t>Almerys</w:t>
+      </w:r>
+      <w:proofErr w:type="spellEnd"/>
+    </w:p>
+    <w:p>
+      <w:pPr>
+        <w:spacing w:before="240" w:after="160" w:line="259" w:lineRule="auto"/>
+        <w:jc w:val="both"/>
+        <w:rPr>
+          <w:sz w:val="24"/>
+          <w:szCs w:val="24"/>
+        </w:rPr>
+      </w:pPr>
+      <w:r>
+        <w:rPr>
+          <w:sz w:val="24"/>
+          <w:szCs w:val="24"/>
+        </w:rPr>
+        <w:t>Dans cette partie, je vais pouvoir parler du stage que j’ai eu la chance de faire dans une boîte à la pointe de la technologie. J’ai principalement travaillé sur une interface front qu’on appelle IAM-FRONT.</w:t>
+      </w:r>
+    </w:p>
+    <w:p>
+      <w:pPr>
+        <w:spacing w:before="240" w:after="160" w:line="259" w:lineRule="auto"/>
+        <w:jc w:val="both"/>
+        <w:rPr>
+          <w:sz w:val="24"/>
+          <w:szCs w:val="24"/>
+        </w:rPr>
+      </w:pPr>
+    </w:p>
+    <w:p>
+      <w:pPr>
+        <w:spacing w:before="240" w:after="160" w:line="259" w:lineRule="auto"/>
+        <w:jc w:val="both"/>
+        <w:rPr>
+          <w:b/>
+          <w:sz w:val="28"/>
+          <w:szCs w:val="28"/>
+        </w:rPr>
+      </w:pPr>
+      <w:r>
+        <w:rPr>
+          <w:b/>
+          <w:sz w:val="28"/>
+          <w:szCs w:val="28"/>
+        </w:rPr>
+        <w:t>PARTIE II - Projet fil rouge : La Nimes’Alerie alias “business case”</w:t>
+      </w:r>
+    </w:p>
+    <w:p>
+      <w:pPr>
+        <w:spacing w:before="240" w:after="160" w:line="259" w:lineRule="auto"/>
+        <w:jc w:val="both"/>
+        <w:rPr>
+          <w:sz w:val="24"/>
+          <w:szCs w:val="24"/>
+        </w:rPr>
+      </w:pPr>
+      <w:r>
+        <w:rPr>
+          <w:sz w:val="24"/>
+          <w:szCs w:val="24"/>
+        </w:rPr>
+        <w:t xml:space="preserve">Cette partie est importante, car elle </w:t>
+      </w:r>
+      <w:proofErr w:type="spellStart"/>
+      <w:r>
+        <w:rPr>
+          <w:sz w:val="24"/>
+          <w:szCs w:val="24"/>
+        </w:rPr>
+        <w:t>à</w:t>
+      </w:r>
+      <w:proofErr w:type="spellEnd"/>
+      <w:r>
+        <w:rPr>
+          <w:sz w:val="24"/>
+          <w:szCs w:val="24"/>
+        </w:rPr>
+        <w:t xml:space="preserve"> été faite selon un énoncé et un besoin d’un client. C’est construire un site complet de e-commerce. J’ai énuméré les tâches à effectuer, décortiquer le besoin, déconstruit le projet, pour pouvoir gravir étape par étape l’énorme montagne qu’il représente. Ce fut au fur et à mesure du temps, de la montée en compétence que le site de la </w:t>
+      </w:r>
+      <w:proofErr w:type="spellStart"/>
+      <w:r>
+        <w:rPr>
+          <w:sz w:val="24"/>
+          <w:szCs w:val="24"/>
+        </w:rPr>
+        <w:t>Nimes’Alerie</w:t>
+      </w:r>
+      <w:proofErr w:type="spellEnd"/>
+      <w:r>
+        <w:rPr>
+          <w:sz w:val="24"/>
+          <w:szCs w:val="24"/>
+        </w:rPr>
+        <w:t xml:space="preserve"> </w:t>
+      </w:r>
+      <w:proofErr w:type="spellStart"/>
+      <w:r>
+        <w:rPr>
+          <w:sz w:val="24"/>
+          <w:szCs w:val="24"/>
+        </w:rPr>
+        <w:t>à</w:t>
+      </w:r>
+      <w:proofErr w:type="spellEnd"/>
+      <w:r>
+        <w:rPr>
+          <w:sz w:val="24"/>
+          <w:szCs w:val="24"/>
+        </w:rPr>
+        <w:t xml:space="preserve"> pu voir le jour.</w:t>
+      </w:r>
+    </w:p>
+    <w:p>
+      <w:pPr>
+        <w:spacing w:before="240" w:after="160" w:line="259" w:lineRule="auto"/>
+        <w:jc w:val="both"/>
+        <w:rPr>
+          <w:sz w:val="24"/>
+          <w:szCs w:val="24"/>
+        </w:rPr>
+      </w:pPr>
+    </w:p>
+    <w:p>
+      <w:pPr>
+        <w:spacing w:before="240" w:after="160" w:line="259" w:lineRule="auto"/>
+        <w:jc w:val="both"/>
+        <w:rPr>
+          <w:b/>
+          <w:sz w:val="28"/>
+          <w:szCs w:val="28"/>
+        </w:rPr>
+      </w:pPr>
+      <w:r>
+        <w:rPr>
+          <w:b/>
+          <w:sz w:val="28"/>
+          <w:szCs w:val="28"/>
+        </w:rPr>
+        <w:t>CONCLUSION DE LA FORMATION À L'APPRENTISSAGE DU MÉTIER</w:t>
+      </w:r>
+    </w:p>
+    <w:p>
+      <w:pPr>
+        <w:spacing w:before="240" w:after="160" w:line="259" w:lineRule="auto"/>
+        <w:jc w:val="both"/>
+        <w:rPr>
+          <w:sz w:val="24"/>
+          <w:szCs w:val="24"/>
+        </w:rPr>
+      </w:pPr>
+      <w:r>
+        <w:rPr>
+          <w:sz w:val="24"/>
+          <w:szCs w:val="24"/>
+        </w:rPr>
+        <w:t xml:space="preserve">Dans cette partie je tire la conclusion de cette expérience de la formation avec l’équipe Human Booster et des nouveaux collègues que j’ai pu rencontrer pendant ce cursus, cela </w:t>
+      </w:r>
+      <w:r>
+        <w:rPr>
+          <w:sz w:val="24"/>
+          <w:szCs w:val="24"/>
+        </w:rPr>
+        <w:t>a</w:t>
+      </w:r>
+      <w:r>
+        <w:rPr>
+          <w:sz w:val="24"/>
+          <w:szCs w:val="24"/>
+        </w:rPr>
+        <w:t xml:space="preserve"> vraiment été un sacré défi à relever mais, je me rappelle </w:t>
+      </w:r>
+      <w:r>
+        <w:rPr>
+          <w:sz w:val="24"/>
+          <w:szCs w:val="24"/>
+        </w:rPr>
+        <w:t>un</w:t>
+      </w:r>
+      <w:r>
+        <w:rPr>
+          <w:sz w:val="24"/>
+          <w:szCs w:val="24"/>
+        </w:rPr>
+        <w:t xml:space="preserve"> slogan disant un jour : ‘’Ensemble tout devient possible’’.</w:t>
+      </w:r>
+      <w:r>
+        <w:rPr>
+          <w:sz w:val="24"/>
+          <w:szCs w:val="24"/>
+        </w:rPr>
+        <w:t xml:space="preserve"> Par ailleurs je sais qu’une formation en alternance s’ouvre prochainement avec Human Booster et </w:t>
+      </w:r>
+      <w:proofErr w:type="spellStart"/>
+      <w:r>
+        <w:rPr>
+          <w:sz w:val="24"/>
+          <w:szCs w:val="24"/>
+        </w:rPr>
+        <w:t>Be-Ys</w:t>
+      </w:r>
+      <w:proofErr w:type="spellEnd"/>
+      <w:r>
+        <w:rPr>
+          <w:sz w:val="24"/>
+          <w:szCs w:val="24"/>
+        </w:rPr>
+        <w:t xml:space="preserve"> semble ok pour me prendre en alternant. J’ai donc évidemment postulé !</w:t>
+      </w:r>
+    </w:p>
+    <w:p>
+      <w:pPr>
+        <w:spacing w:before="240" w:after="160" w:line="259" w:lineRule="auto"/>
+        <w:jc w:val="both"/>
+        <w:rPr>
+          <w:sz w:val="24"/>
+          <w:szCs w:val="24"/>
+        </w:rPr>
+      </w:pPr>
+    </w:p>
+    <w:p>
+      <w:pPr>
+        <w:spacing w:before="240" w:after="160" w:line="259" w:lineRule="auto"/>
+        <w:jc w:val="both"/>
+        <w:rPr>
+          <w:b/>
+          <w:sz w:val="28"/>
+          <w:szCs w:val="28"/>
+        </w:rPr>
+      </w:pPr>
+      <w:r>
+        <w:rPr>
+          <w:b/>
+          <w:sz w:val="28"/>
+          <w:szCs w:val="28"/>
+        </w:rPr>
+        <w:t>LES CAPTURE D’ECRANS</w:t>
+      </w:r>
+    </w:p>
+    <w:p>
+      <w:pPr>
+        <w:spacing w:before="240" w:after="160" w:line="259" w:lineRule="auto"/>
+        <w:jc w:val="both"/>
+        <w:rPr>
+          <w:sz w:val="24"/>
+          <w:szCs w:val="24"/>
+        </w:rPr>
+      </w:pPr>
+      <w:r>
+        <w:rPr>
+          <w:sz w:val="24"/>
+          <w:szCs w:val="24"/>
+        </w:rPr>
+        <w:t>Ici je mets quelques captures d’écrans que j’ai pu faire pendant le stage (captures qui ont été vérifiées par la société, protection des données sensibles…) Heureusement à côté j’ai pu mettre mes captures sur mon projet fil rouge qui lui n’a rien hélas de confidentiel (pour le moment me direz-vous ?).</w:t>
+      </w:r>
+    </w:p>
+    <w:p>
+      <w:pPr>
+        <w:spacing w:before="240" w:after="160" w:line="259" w:lineRule="auto"/>
+        <w:jc w:val="both"/>
+        <w:rPr>
+          <w:sz w:val="24"/>
+          <w:szCs w:val="24"/>
+        </w:rPr>
       </w:pPr>
       <w:r>
         <w:rPr>
           <w:b/>
           <w:sz w:val="40"/>
           <w:szCs w:val="40"/>
-          <w:u w:val="single"/>
         </w:rPr>
         <w:lastRenderedPageBreak/>
-        <w:t>PRÉSENTATION DU DOSSIER PROJET</w:t>
-      </w:r>
-    </w:p>
-    <w:p>
-      <w:pPr>
-        <w:spacing w:before="240" w:after="160" w:line="259" w:lineRule="auto"/>
-        <w:jc w:val="both"/>
-        <w:rPr>
-          <w:sz w:val="24"/>
-          <w:szCs w:val="24"/>
-        </w:rPr>
-      </w:pPr>
-    </w:p>
-    <w:p>
-      <w:pPr>
-        <w:spacing w:before="240" w:after="160" w:line="259" w:lineRule="auto"/>
-        <w:jc w:val="both"/>
-        <w:rPr>
-          <w:sz w:val="24"/>
-          <w:szCs w:val="24"/>
-        </w:rPr>
-      </w:pPr>
-      <w:r>
-        <w:rPr>
-          <w:sz w:val="24"/>
-          <w:szCs w:val="24"/>
-        </w:rPr>
-        <w:t>Après un premier résumé ainsi qu’un sommaire, je vais dans cette section vous expliquer comment le cheminement de ce dossier va s’effectuer. C’est en quatre parties majeures que cette épreuve va se dérouler, avec l’ajout d’une petite conclusion et de quelques captures d’écran.</w:t>
-      </w:r>
-    </w:p>
-    <w:p>
-      <w:pPr>
-        <w:spacing w:before="240" w:after="160" w:line="259" w:lineRule="auto"/>
-        <w:jc w:val="both"/>
-        <w:rPr>
-          <w:sz w:val="24"/>
-          <w:szCs w:val="24"/>
-        </w:rPr>
-      </w:pPr>
-    </w:p>
-    <w:p>
-      <w:pPr>
-        <w:spacing w:before="240" w:after="160" w:line="259" w:lineRule="auto"/>
-        <w:jc w:val="both"/>
-        <w:rPr>
-          <w:b/>
-          <w:sz w:val="28"/>
-          <w:szCs w:val="28"/>
-        </w:rPr>
-      </w:pPr>
-      <w:r>
-        <w:rPr>
-          <w:b/>
-          <w:sz w:val="28"/>
-          <w:szCs w:val="28"/>
-        </w:rPr>
-        <w:t xml:space="preserve">PARTIE I - Le Stage à </w:t>
-      </w:r>
-      <w:proofErr w:type="spellStart"/>
-      <w:r>
-        <w:rPr>
-          <w:b/>
-          <w:sz w:val="28"/>
-          <w:szCs w:val="28"/>
-        </w:rPr>
-        <w:t>Be-Ys</w:t>
-      </w:r>
-      <w:proofErr w:type="spellEnd"/>
-      <w:r>
-        <w:rPr>
-          <w:b/>
-          <w:sz w:val="28"/>
-          <w:szCs w:val="28"/>
-        </w:rPr>
-        <w:t xml:space="preserve"> Software </w:t>
-      </w:r>
-      <w:proofErr w:type="spellStart"/>
-      <w:r>
-        <w:rPr>
-          <w:b/>
-          <w:sz w:val="28"/>
-          <w:szCs w:val="28"/>
-        </w:rPr>
-        <w:t>Almerys</w:t>
-      </w:r>
-      <w:proofErr w:type="spellEnd"/>
-    </w:p>
-    <w:p>
-      <w:pPr>
-        <w:spacing w:before="240" w:after="160" w:line="259" w:lineRule="auto"/>
-        <w:jc w:val="both"/>
-        <w:rPr>
-          <w:sz w:val="24"/>
-          <w:szCs w:val="24"/>
-        </w:rPr>
-      </w:pPr>
-      <w:r>
-        <w:rPr>
-          <w:sz w:val="24"/>
-          <w:szCs w:val="24"/>
-        </w:rPr>
-        <w:t>Dans cette partie, je vais pouvoir parler du stage que j’ai eu la chance de faire dans une boîte à la pointe de la technologie. J’ai principalement travaillé sur une interface front qu’on appelle IAM-FRONT.</w:t>
-      </w:r>
-    </w:p>
-    <w:p>
-      <w:pPr>
-        <w:spacing w:before="240" w:after="160" w:line="259" w:lineRule="auto"/>
-        <w:jc w:val="both"/>
-        <w:rPr>
-          <w:sz w:val="24"/>
-          <w:szCs w:val="24"/>
-        </w:rPr>
-      </w:pPr>
-    </w:p>
-    <w:p>
-      <w:pPr>
-        <w:spacing w:before="240" w:after="160" w:line="259" w:lineRule="auto"/>
-        <w:jc w:val="both"/>
-        <w:rPr>
-          <w:b/>
-          <w:sz w:val="28"/>
-          <w:szCs w:val="28"/>
-        </w:rPr>
-      </w:pPr>
-      <w:r>
-        <w:rPr>
-          <w:b/>
-          <w:sz w:val="28"/>
-          <w:szCs w:val="28"/>
-        </w:rPr>
-        <w:t>PARTIE II - Projet fil rouge : La Nimes’Alerie alias “business case”</w:t>
-      </w:r>
-    </w:p>
-    <w:p>
-      <w:pPr>
-        <w:spacing w:before="240" w:after="160" w:line="259" w:lineRule="auto"/>
-        <w:jc w:val="both"/>
-        <w:rPr>
-          <w:sz w:val="24"/>
-          <w:szCs w:val="24"/>
-        </w:rPr>
-      </w:pPr>
-      <w:r>
-        <w:rPr>
-          <w:sz w:val="24"/>
-          <w:szCs w:val="24"/>
-        </w:rPr>
-        <w:t xml:space="preserve">Cette partie est importante, car elle </w:t>
-      </w:r>
-      <w:proofErr w:type="spellStart"/>
-      <w:r>
-        <w:rPr>
-          <w:sz w:val="24"/>
-          <w:szCs w:val="24"/>
-        </w:rPr>
-        <w:t>à</w:t>
-      </w:r>
-      <w:proofErr w:type="spellEnd"/>
-      <w:r>
-        <w:rPr>
-          <w:sz w:val="24"/>
-          <w:szCs w:val="24"/>
-        </w:rPr>
-        <w:t xml:space="preserve"> été faite selon un énoncé et un besoin d’un client. C’est construire un site complet de e-commerce. J’ai énuméré les tâches à effectuer, décortiquer le besoin, déconstruit le projet, pour pouvoir gravir étape par étape l’énorme montagne qu’il représente. Ce fut au fur et à mesure du temps, de la montée en compétence que le site de la </w:t>
-      </w:r>
-      <w:proofErr w:type="spellStart"/>
-      <w:r>
-        <w:rPr>
-          <w:sz w:val="24"/>
-          <w:szCs w:val="24"/>
-        </w:rPr>
-        <w:t>Nimes’Alerie</w:t>
-      </w:r>
-      <w:proofErr w:type="spellEnd"/>
-      <w:r>
-        <w:rPr>
-          <w:sz w:val="24"/>
-          <w:szCs w:val="24"/>
-        </w:rPr>
-        <w:t xml:space="preserve"> </w:t>
-      </w:r>
-      <w:proofErr w:type="spellStart"/>
-      <w:r>
-        <w:rPr>
-          <w:sz w:val="24"/>
-          <w:szCs w:val="24"/>
-        </w:rPr>
-        <w:t>à</w:t>
-      </w:r>
-      <w:proofErr w:type="spellEnd"/>
-      <w:r>
-        <w:rPr>
-          <w:sz w:val="24"/>
-          <w:szCs w:val="24"/>
-        </w:rPr>
-        <w:t xml:space="preserve"> pu voir le jour.</w:t>
-      </w:r>
-    </w:p>
-    <w:p>
-      <w:pPr>
-        <w:spacing w:before="240" w:after="160" w:line="259" w:lineRule="auto"/>
-        <w:jc w:val="both"/>
-        <w:rPr>
-          <w:sz w:val="24"/>
-          <w:szCs w:val="24"/>
-        </w:rPr>
-      </w:pPr>
-    </w:p>
-    <w:p>
-      <w:pPr>
-        <w:spacing w:before="240" w:after="160" w:line="259" w:lineRule="auto"/>
-        <w:jc w:val="both"/>
-        <w:rPr>
-          <w:b/>
-          <w:sz w:val="28"/>
-          <w:szCs w:val="28"/>
-        </w:rPr>
-      </w:pPr>
-      <w:r>
-        <w:rPr>
-          <w:b/>
-          <w:sz w:val="28"/>
-          <w:szCs w:val="28"/>
-        </w:rPr>
-        <w:t>CONCLUSION DE LA FORMATION À L'APPRENTISSAGE DU MÉTIER</w:t>
-      </w:r>
-    </w:p>
-    <w:p>
-      <w:pPr>
-        <w:spacing w:before="240" w:after="160" w:line="259" w:lineRule="auto"/>
-        <w:jc w:val="both"/>
-        <w:rPr>
-          <w:sz w:val="24"/>
-          <w:szCs w:val="24"/>
-        </w:rPr>
-      </w:pPr>
-      <w:r>
-        <w:rPr>
-          <w:sz w:val="24"/>
-          <w:szCs w:val="24"/>
-        </w:rPr>
-        <w:t xml:space="preserve">Dans cette partie je tire la conclusion de cette expérience de la formation avec l’équipe Human Booster et des nouveaux collègues que j’ai pu rencontrer pendant ce cursus, cela </w:t>
-      </w:r>
-      <w:r>
-        <w:rPr>
-          <w:sz w:val="24"/>
-          <w:szCs w:val="24"/>
-        </w:rPr>
-        <w:t>a</w:t>
-      </w:r>
-      <w:r>
-        <w:rPr>
-          <w:sz w:val="24"/>
-          <w:szCs w:val="24"/>
-        </w:rPr>
-        <w:t xml:space="preserve"> vraiment été un sacré défi à relever mais, je me rappelle </w:t>
-      </w:r>
-      <w:r>
-        <w:rPr>
-          <w:sz w:val="24"/>
-          <w:szCs w:val="24"/>
-        </w:rPr>
-        <w:t>un</w:t>
-      </w:r>
-      <w:r>
-        <w:rPr>
-          <w:sz w:val="24"/>
-          <w:szCs w:val="24"/>
-        </w:rPr>
-        <w:t xml:space="preserve"> slogan disant un jour : ‘’Ensemble tout devient possible’’.</w:t>
-      </w:r>
-      <w:r>
-        <w:rPr>
-          <w:sz w:val="24"/>
-          <w:szCs w:val="24"/>
-        </w:rPr>
-        <w:t xml:space="preserve"> Par ailleurs je sais qu’une formation en alternance s’ouvre prochainement avec Human Booster et </w:t>
-      </w:r>
-      <w:proofErr w:type="spellStart"/>
-      <w:r>
-        <w:rPr>
-          <w:sz w:val="24"/>
-          <w:szCs w:val="24"/>
-        </w:rPr>
-        <w:t>Be-Ys</w:t>
-      </w:r>
-      <w:proofErr w:type="spellEnd"/>
-      <w:r>
-        <w:rPr>
-          <w:sz w:val="24"/>
-          <w:szCs w:val="24"/>
-        </w:rPr>
-        <w:t xml:space="preserve"> semble ok pour me prendre en alternant. J’ai donc évidemment postulé !</w:t>
-      </w:r>
-    </w:p>
-    <w:p>
-      <w:pPr>
-        <w:spacing w:before="240" w:after="160" w:line="259" w:lineRule="auto"/>
-        <w:jc w:val="both"/>
-        <w:rPr>
-          <w:sz w:val="24"/>
-          <w:szCs w:val="24"/>
-        </w:rPr>
-      </w:pPr>
-    </w:p>
-    <w:p>
-      <w:pPr>
-        <w:spacing w:before="240" w:after="160" w:line="259" w:lineRule="auto"/>
-        <w:jc w:val="both"/>
-        <w:rPr>
-          <w:b/>
-          <w:sz w:val="28"/>
-          <w:szCs w:val="28"/>
-        </w:rPr>
-      </w:pPr>
-      <w:r>
-        <w:rPr>
-          <w:b/>
-          <w:sz w:val="28"/>
-          <w:szCs w:val="28"/>
-        </w:rPr>
-        <w:t>LES CAPTURE D’ECRANS</w:t>
-      </w:r>
-    </w:p>
-    <w:p>
-      <w:pPr>
-        <w:spacing w:before="240" w:after="160" w:line="259" w:lineRule="auto"/>
-        <w:jc w:val="both"/>
-        <w:rPr>
-          <w:sz w:val="24"/>
-          <w:szCs w:val="24"/>
-        </w:rPr>
-      </w:pPr>
-      <w:r>
-        <w:rPr>
-          <w:sz w:val="24"/>
-          <w:szCs w:val="24"/>
-        </w:rPr>
-        <w:t>Ici je mets quelques captures d’écrans que j’ai pu faire pendant le stage (captures qui ont été vérifiées par la société, protection des données sensibles…) Heureusement à côté j’ai pu mettre mes captures sur mon projet fil rouge qui lui n’a rien hélas de confidentiel (pour le moment me direz-vous ?).</w:t>
-      </w:r>
-    </w:p>
-    <w:p>
-      <w:pPr>
-        <w:spacing w:before="240" w:after="160" w:line="259" w:lineRule="auto"/>
-        <w:jc w:val="both"/>
-        <w:rPr>
-          <w:sz w:val="24"/>
-          <w:szCs w:val="24"/>
-        </w:rPr>
-      </w:pPr>
-    </w:p>
-    <w:p>
-      <w:pPr>
-        <w:spacing w:before="240" w:after="160" w:line="259" w:lineRule="auto"/>
-        <w:jc w:val="both"/>
-        <w:rPr>
-          <w:b/>
-          <w:sz w:val="40"/>
-          <w:szCs w:val="40"/>
-        </w:rPr>
-      </w:pPr>
-      <w:r>
-        <w:rPr>
-          <w:b/>
-          <w:sz w:val="40"/>
-          <w:szCs w:val="40"/>
-        </w:rPr>
         <w:t xml:space="preserve">PARTIE I - Le Stage à </w:t>
       </w:r>
       <w:proofErr w:type="spellStart"/>
@@ -3948,22 +4525,40 @@
         <w:t>NullPointerException</w:t>
       </w:r>
       <w:proofErr w:type="spellEnd"/>
-    </w:p>
-    <w:p>
-      <w:pPr>
-        <w:spacing w:before="240" w:after="160" w:line="259" w:lineRule="auto"/>
-        <w:jc w:val="both"/>
-        <w:rPr>
-          <w:sz w:val="24"/>
-          <w:szCs w:val="24"/>
-        </w:rPr>
-      </w:pPr>
-      <w:r>
+      <w:r>
+        <w:rPr>
+          <w:sz w:val="24"/>
+          <w:szCs w:val="24"/>
+        </w:rPr>
+        <w:t>…</w:t>
+      </w:r>
+    </w:p>
+    <w:p>
+      <w:pPr>
+        <w:spacing w:before="240" w:after="160" w:line="259" w:lineRule="auto"/>
+        <w:jc w:val="both"/>
         <w:rPr>
           <w:b/>
           <w:sz w:val="28"/>
           <w:szCs w:val="28"/>
         </w:rPr>
+      </w:pPr>
+    </w:p>
+    <w:p>
+      <w:pPr>
+        <w:spacing w:before="240" w:after="160" w:line="259" w:lineRule="auto"/>
+        <w:jc w:val="both"/>
+        <w:rPr>
+          <w:sz w:val="24"/>
+          <w:szCs w:val="24"/>
+        </w:rPr>
+      </w:pPr>
+      <w:r>
+        <w:rPr>
+          <w:b/>
+          <w:sz w:val="28"/>
+          <w:szCs w:val="28"/>
+        </w:rPr>
         <w:lastRenderedPageBreak/>
         <w:t>• Spécifications techniques du projet (l’organisation de travail, environnement, outils, techno, etc.)</w:t>
       </w:r>
@@ -4402,13 +4997,29 @@
           <w:szCs w:val="24"/>
         </w:rPr>
       </w:pPr>
-    </w:p>
-    <w:p>
-      <w:pPr>
-        <w:spacing w:before="240" w:after="160" w:line="259" w:lineRule="auto"/>
-        <w:jc w:val="both"/>
-        <w:rPr>
-          <w:b/>
+      <w:r>
+        <w:rPr>
+          <w:sz w:val="24"/>
+          <w:szCs w:val="24"/>
+        </w:rPr>
+        <w:t>A côté de ça nous utilisons du matériel de pointe, plusieurs écrans, une connexion à toute épreuve et pour l’anecdote, les ordinateurs sont branchés sur une alimentation parallèle, ainsi vous pouvez continuer à travailler normalement même pendant une coupure de courant.</w:t>
+      </w:r>
+    </w:p>
+    <w:p>
+      <w:pPr>
+        <w:spacing w:before="240" w:after="160" w:line="259" w:lineRule="auto"/>
+        <w:jc w:val="both"/>
+        <w:rPr>
+          <w:sz w:val="24"/>
+          <w:szCs w:val="24"/>
+        </w:rPr>
+      </w:pPr>
+    </w:p>
+    <w:p>
+      <w:pPr>
+        <w:spacing w:before="240" w:after="160" w:line="259" w:lineRule="auto"/>
+        <w:jc w:val="both"/>
+        <w:rPr>
           <w:sz w:val="24"/>
           <w:szCs w:val="24"/>
         </w:rPr>
@@ -4446,24 +5057,12 @@
           <w:szCs w:val="28"/>
         </w:rPr>
       </w:pPr>
-    </w:p>
-    <w:p>
-      <w:pPr>
-        <w:spacing w:before="240" w:after="160" w:line="259" w:lineRule="auto"/>
-        <w:jc w:val="both"/>
+      <w:r>
         <w:rPr>
           <w:b/>
           <w:sz w:val="28"/>
           <w:szCs w:val="28"/>
         </w:rPr>
-      </w:pPr>
-      <w:r>
-        <w:rPr>
-          <w:b/>
-          <w:sz w:val="28"/>
-          <w:szCs w:val="28"/>
-        </w:rPr>
-        <w:lastRenderedPageBreak/>
         <w:t xml:space="preserve">Une journée type à </w:t>
       </w:r>
       <w:proofErr w:type="spellStart"/>
@@ -4578,7 +5177,25 @@
           <w:sz w:val="24"/>
           <w:szCs w:val="24"/>
         </w:rPr>
-        <w:t xml:space="preserve">avec Skype Entreprise, des e-mails automatique (pipeline </w:t>
+        <w:t xml:space="preserve">avec Skype Entreprise, des </w:t>
+      </w:r>
+      <w:proofErr w:type="gramStart"/>
+      <w:r>
+        <w:rPr>
+          <w:color w:val="000000"/>
+          <w:sz w:val="24"/>
+          <w:szCs w:val="24"/>
+        </w:rPr>
+        <w:t>e-mails</w:t>
+      </w:r>
+      <w:proofErr w:type="gramEnd"/>
+      <w:r>
+        <w:rPr>
+          <w:color w:val="000000"/>
+          <w:sz w:val="24"/>
+          <w:szCs w:val="24"/>
+        </w:rPr>
+        <w:t xml:space="preserve"> automatique (pipeline </w:t>
       </w:r>
       <w:proofErr w:type="spellStart"/>
       <w:r>
@@ -5113,13 +5730,23 @@
         <w:t xml:space="preserve"> package manager) run </w:t>
       </w:r>
       <w:proofErr w:type="spellStart"/>
+      <w:proofErr w:type="gramStart"/>
       <w:r>
         <w:rPr>
           <w:color w:val="000000"/>
           <w:sz w:val="24"/>
           <w:szCs w:val="24"/>
         </w:rPr>
-        <w:t>start:int</w:t>
+        <w:t>start:</w:t>
+      </w:r>
+      <w:proofErr w:type="gramEnd"/>
+      <w:r>
+        <w:rPr>
+          <w:color w:val="000000"/>
+          <w:sz w:val="24"/>
+          <w:szCs w:val="24"/>
+        </w:rPr>
+        <w:t>int</w:t>
       </w:r>
       <w:proofErr w:type="spellEnd"/>
       <w:r>
@@ -5491,6 +6118,7 @@
         <w:t xml:space="preserve"> run </w:t>
       </w:r>
       <w:proofErr w:type="spellStart"/>
+      <w:proofErr w:type="gramStart"/>
       <w:r>
         <w:rPr>
           <w:color w:val="000000"/>
@@ -5500,6 +6128,7 @@
         <w:t>get:assets</w:t>
       </w:r>
       <w:proofErr w:type="spellEnd"/>
+      <w:proofErr w:type="gramEnd"/>
       <w:r>
         <w:rPr>
           <w:color w:val="000000"/>
@@ -5689,6 +6318,7 @@
         <w:t xml:space="preserve"> ici, une balise html avec un attribut angular lié à la librairie ‘’beys-switch’’, qui appelle une fonction appelée : </w:t>
       </w:r>
       <w:proofErr w:type="spellStart"/>
+      <w:proofErr w:type="gramStart"/>
       <w:r>
         <w:rPr>
           <w:sz w:val="24"/>
@@ -5702,17 +6332,15 @@
           <w:sz w:val="24"/>
           <w:szCs w:val="24"/>
         </w:rPr>
-        <w:t>() :</w:t>
-      </w:r>
-      <w:r>
-        <w:t xml:space="preserve"> </w:t>
-      </w:r>
-      <w:r>
-        <w:rPr>
-          <w:sz w:val="24"/>
-          <w:szCs w:val="24"/>
-        </w:rPr>
-        <w:t>C:\Users\rmeynadier\Downloads\2022-04-13 15_34_58-iam-front – profile-preferences.component.html.png</w:t>
+        <w:t>(</w:t>
+      </w:r>
+      <w:proofErr w:type="gramEnd"/>
+      <w:r>
+        <w:rPr>
+          <w:sz w:val="24"/>
+          <w:szCs w:val="24"/>
+        </w:rPr>
+        <w:t>) :</w:t>
       </w:r>
     </w:p>
     <w:p>
@@ -5731,10 +6359,10 @@
           <w:szCs w:val="24"/>
         </w:rPr>
         <w:drawing>
-          <wp:inline distT="0" distB="0" distL="0" distR="0" wp14:anchorId="380AA9EA" wp14:editId="2C42A5C4">
+          <wp:inline distT="0" distB="0" distL="0" distR="0" wp14:anchorId="16931720" wp14:editId="41713633">
             <wp:extent cx="5729605" cy="641350"/>
             <wp:effectExtent l="0" t="0" r="4445" b="6350"/>
-            <wp:docPr id="45" name="Image 45"/>
+            <wp:docPr id="46" name="Image 46"/>
             <wp:cNvGraphicFramePr>
               <a:graphicFrameLocks xmlns:a="http://schemas.openxmlformats.org/drawingml/2006/main" noChangeAspect="1"/>
             </wp:cNvGraphicFramePr>
@@ -5742,7 +6370,7 @@
               <a:graphicData uri="http://schemas.openxmlformats.org/drawingml/2006/picture">
                 <pic:pic xmlns:pic="http://schemas.openxmlformats.org/drawingml/2006/picture">
                   <pic:nvPicPr>
-                    <pic:cNvPr id="0" name="Picture 14"/>
+                    <pic:cNvPr id="0" name="Picture 15"/>
                     <pic:cNvPicPr>
                       <a:picLocks noChangeAspect="1" noChangeArrowheads="1"/>
                     </pic:cNvPicPr>
@@ -5871,10 +6499,10 @@
           <w:szCs w:val="24"/>
         </w:rPr>
         <w:drawing>
-          <wp:inline distT="0" distB="0" distL="0" distR="0" wp14:anchorId="41AFBD43" wp14:editId="04390A58">
-            <wp:extent cx="5724525" cy="1247775"/>
-            <wp:effectExtent l="0" t="0" r="9525" b="9525"/>
-            <wp:docPr id="12" name="Image 12"/>
+          <wp:inline distT="0" distB="0" distL="0" distR="0" wp14:anchorId="2679A5A4" wp14:editId="517444AF">
+            <wp:extent cx="5729605" cy="1247140"/>
+            <wp:effectExtent l="0" t="0" r="4445" b="0"/>
+            <wp:docPr id="47" name="Image 47"/>
             <wp:cNvGraphicFramePr>
               <a:graphicFrameLocks xmlns:a="http://schemas.openxmlformats.org/drawingml/2006/main" noChangeAspect="1"/>
             </wp:cNvGraphicFramePr>
@@ -5882,7 +6510,7 @@
               <a:graphicData uri="http://schemas.openxmlformats.org/drawingml/2006/picture">
                 <pic:pic xmlns:pic="http://schemas.openxmlformats.org/drawingml/2006/picture">
                   <pic:nvPicPr>
-                    <pic:cNvPr id="0" name="Picture 2"/>
+                    <pic:cNvPr id="0" name="Picture 16"/>
                     <pic:cNvPicPr>
                       <a:picLocks noChangeAspect="1" noChangeArrowheads="1"/>
                     </pic:cNvPicPr>
@@ -5903,7 +6531,7 @@
                   <pic:spPr bwMode="auto">
                     <a:xfrm>
                       <a:off x="0" y="0"/>
-                      <a:ext cx="5724525" cy="1247775"/>
+                      <a:ext cx="5729605" cy="1247140"/>
                     </a:xfrm>
                     <a:prstGeom prst="rect">
                       <a:avLst/>
@@ -5938,17 +6566,148 @@
         </w:rPr>
         <w:t xml:space="preserve">Par exemple, si je clique sur le html, </w:t>
       </w:r>
-    </w:p>
-    <w:p>
-      <w:pPr>
-        <w:spacing w:before="240" w:after="160" w:line="259" w:lineRule="auto"/>
-        <w:jc w:val="both"/>
-        <w:rPr>
-          <w:b/>
-          <w:sz w:val="28"/>
-          <w:szCs w:val="28"/>
-        </w:rPr>
-      </w:pPr>
+      <w:r>
+        <w:rPr>
+          <w:bCs/>
+          <w:sz w:val="24"/>
+          <w:szCs w:val="24"/>
+        </w:rPr>
+        <w:t>nous avons un « </w:t>
+      </w:r>
+      <w:proofErr w:type="spellStart"/>
+      <w:r>
+        <w:rPr>
+          <w:bCs/>
+          <w:sz w:val="24"/>
+          <w:szCs w:val="24"/>
+        </w:rPr>
+        <w:t>toggler</w:t>
+      </w:r>
+      <w:proofErr w:type="spellEnd"/>
+      <w:r>
+        <w:rPr>
+          <w:bCs/>
+          <w:sz w:val="24"/>
+          <w:szCs w:val="24"/>
+        </w:rPr>
+        <w:t> »</w:t>
+      </w:r>
+      <w:r>
+        <w:rPr>
+          <w:bCs/>
+          <w:sz w:val="24"/>
+          <w:szCs w:val="24"/>
+        </w:rPr>
+        <w:t xml:space="preserve"> en ligne numéro un qui inverse le </w:t>
+      </w:r>
+      <w:proofErr w:type="spellStart"/>
+      <w:r>
+        <w:rPr>
+          <w:bCs/>
+          <w:sz w:val="24"/>
+          <w:szCs w:val="24"/>
+        </w:rPr>
+        <w:t>boolean</w:t>
+      </w:r>
+      <w:proofErr w:type="spellEnd"/>
+      <w:r>
+        <w:rPr>
+          <w:bCs/>
+          <w:sz w:val="24"/>
+          <w:szCs w:val="24"/>
+        </w:rPr>
+        <w:t xml:space="preserve"> du </w:t>
+      </w:r>
+      <w:proofErr w:type="spellStart"/>
+      <w:r>
+        <w:rPr>
+          <w:bCs/>
+          <w:sz w:val="24"/>
+          <w:szCs w:val="24"/>
+        </w:rPr>
+        <w:t>darkmodeEnabled</w:t>
+      </w:r>
+      <w:proofErr w:type="spellEnd"/>
+      <w:r>
+        <w:rPr>
+          <w:bCs/>
+          <w:sz w:val="24"/>
+          <w:szCs w:val="24"/>
+        </w:rPr>
+        <w:t xml:space="preserve"> dont on se sert pour affecter la variable ‘</w:t>
+      </w:r>
+      <w:proofErr w:type="spellStart"/>
+      <w:r>
+        <w:rPr>
+          <w:bCs/>
+          <w:sz w:val="24"/>
+          <w:szCs w:val="24"/>
+        </w:rPr>
+        <w:t>theme</w:t>
+      </w:r>
+      <w:proofErr w:type="spellEnd"/>
+      <w:r>
+        <w:rPr>
+          <w:bCs/>
+          <w:sz w:val="24"/>
+          <w:szCs w:val="24"/>
+        </w:rPr>
+        <w:t xml:space="preserve">’ du </w:t>
+      </w:r>
+      <w:proofErr w:type="spellStart"/>
+      <w:r>
+        <w:rPr>
+          <w:bCs/>
+          <w:sz w:val="24"/>
+          <w:szCs w:val="24"/>
+        </w:rPr>
+        <w:t>localStorage</w:t>
+      </w:r>
+      <w:proofErr w:type="spellEnd"/>
+      <w:r>
+        <w:rPr>
+          <w:bCs/>
+          <w:sz w:val="24"/>
+          <w:szCs w:val="24"/>
+        </w:rPr>
+        <w:t>, via l’expression ternaire le ‘?’ enfin on annonce au reste de l’application le changement de thème via l’</w:t>
+      </w:r>
+      <w:proofErr w:type="spellStart"/>
+      <w:r>
+        <w:rPr>
+          <w:bCs/>
+          <w:sz w:val="24"/>
+          <w:szCs w:val="24"/>
+        </w:rPr>
+        <w:t>uiService</w:t>
+      </w:r>
+      <w:proofErr w:type="spellEnd"/>
+      <w:r>
+        <w:rPr>
+          <w:bCs/>
+          <w:sz w:val="24"/>
+          <w:szCs w:val="24"/>
+        </w:rPr>
+        <w:t xml:space="preserve"> et la méthode </w:t>
+      </w:r>
+      <w:proofErr w:type="spellStart"/>
+      <w:r>
+        <w:rPr>
+          <w:bCs/>
+          <w:sz w:val="24"/>
+          <w:szCs w:val="24"/>
+        </w:rPr>
+        <w:t>setdarkMode</w:t>
+      </w:r>
+      <w:proofErr w:type="spellEnd"/>
+      <w:r>
+        <w:rPr>
+          <w:bCs/>
+          <w:sz w:val="24"/>
+          <w:szCs w:val="24"/>
+        </w:rPr>
+        <w:t>.</w:t>
+      </w:r>
     </w:p>
     <w:p>
       <w:pPr>
@@ -6005,10 +6764,10 @@
           <w:szCs w:val="28"/>
         </w:rPr>
         <w:drawing>
-          <wp:inline distT="0" distB="0" distL="0" distR="0" wp14:anchorId="6C09549C" wp14:editId="746BCA6E">
-            <wp:extent cx="5724525" cy="1238250"/>
-            <wp:effectExtent l="0" t="0" r="9525" b="0"/>
-            <wp:docPr id="16" name="Image 16"/>
+          <wp:inline distT="0" distB="0" distL="0" distR="0" wp14:anchorId="5B2C3E70" wp14:editId="74C9EF5D">
+            <wp:extent cx="5729605" cy="1235075"/>
+            <wp:effectExtent l="0" t="0" r="4445" b="3175"/>
+            <wp:docPr id="48" name="Image 48"/>
             <wp:cNvGraphicFramePr>
               <a:graphicFrameLocks xmlns:a="http://schemas.openxmlformats.org/drawingml/2006/main" noChangeAspect="1"/>
             </wp:cNvGraphicFramePr>
@@ -6016,7 +6775,7 @@
               <a:graphicData uri="http://schemas.openxmlformats.org/drawingml/2006/picture">
                 <pic:pic xmlns:pic="http://schemas.openxmlformats.org/drawingml/2006/picture">
                   <pic:nvPicPr>
-                    <pic:cNvPr id="0" name="Picture 4"/>
+                    <pic:cNvPr id="0" name="Picture 17"/>
                     <pic:cNvPicPr>
                       <a:picLocks noChangeAspect="1" noChangeArrowheads="1"/>
                     </pic:cNvPicPr>
@@ -6037,7 +6796,7 @@
                   <pic:spPr bwMode="auto">
                     <a:xfrm>
                       <a:off x="0" y="0"/>
-                      <a:ext cx="5724525" cy="1238250"/>
+                      <a:ext cx="5729605" cy="1235075"/>
                     </a:xfrm>
                     <a:prstGeom prst="rect">
                       <a:avLst/>
@@ -6059,97 +6818,11 @@
         <w:spacing w:before="240" w:after="160" w:line="259" w:lineRule="auto"/>
         <w:jc w:val="both"/>
         <w:rPr>
-          <w:b/>
-          <w:sz w:val="28"/>
-          <w:szCs w:val="28"/>
-        </w:rPr>
-      </w:pPr>
-    </w:p>
-    <w:p>
-      <w:pPr>
-        <w:spacing w:before="240" w:after="160" w:line="259" w:lineRule="auto"/>
-        <w:jc w:val="both"/>
-        <w:rPr>
-          <w:bCs/>
-          <w:sz w:val="24"/>
-          <w:szCs w:val="24"/>
-        </w:rPr>
-      </w:pPr>
-    </w:p>
-    <w:p>
-      <w:pPr>
-        <w:spacing w:before="240" w:after="160" w:line="259" w:lineRule="auto"/>
-        <w:jc w:val="both"/>
-        <w:rPr>
-          <w:b/>
-          <w:sz w:val="28"/>
-          <w:szCs w:val="28"/>
-        </w:rPr>
-      </w:pPr>
-    </w:p>
-    <w:p>
-      <w:pPr>
-        <w:spacing w:before="240" w:after="160" w:line="259" w:lineRule="auto"/>
-        <w:jc w:val="both"/>
-        <w:rPr>
-          <w:bCs/>
-          <w:sz w:val="24"/>
-          <w:szCs w:val="24"/>
-        </w:rPr>
-      </w:pPr>
-      <w:r>
-        <w:rPr>
-          <w:bCs/>
-          <w:sz w:val="24"/>
-          <w:szCs w:val="24"/>
-        </w:rPr>
-        <w:t>Un peu plus bas </w:t>
-      </w:r>
-      <w:r>
-        <w:rPr>
-          <w:bCs/>
-          <w:sz w:val="24"/>
-          <w:szCs w:val="24"/>
-        </w:rPr>
-        <w:t xml:space="preserve">nous avons cette fonction, qui est un </w:t>
-      </w:r>
-      <w:proofErr w:type="spellStart"/>
-      <w:r>
-        <w:rPr>
-          <w:bCs/>
-          <w:sz w:val="24"/>
-          <w:szCs w:val="24"/>
-        </w:rPr>
-        <w:t>boolean</w:t>
-      </w:r>
-      <w:proofErr w:type="spellEnd"/>
-      <w:r>
-        <w:rPr>
-          <w:bCs/>
-          <w:sz w:val="24"/>
-          <w:szCs w:val="24"/>
-        </w:rPr>
-        <w:t> :</w:t>
-      </w:r>
-    </w:p>
-    <w:p>
-      <w:pPr>
-        <w:spacing w:before="240" w:after="160" w:line="259" w:lineRule="auto"/>
-        <w:jc w:val="both"/>
-        <w:rPr>
-          <w:b/>
-          <w:sz w:val="28"/>
-          <w:szCs w:val="28"/>
-        </w:rPr>
-      </w:pPr>
-      <w:r>
-        <w:rPr>
-          <w:b/>
-          <w:sz w:val="28"/>
-          <w:szCs w:val="28"/>
-        </w:rPr>
-        <w:t xml:space="preserve"> </w:t>
-      </w:r>
+          <w:bCs/>
+          <w:sz w:val="24"/>
+          <w:szCs w:val="24"/>
+        </w:rPr>
+      </w:pPr>
       <w:r>
         <w:rPr>
           <w:b/>
@@ -6157,11 +6830,12 @@
           <w:sz w:val="28"/>
           <w:szCs w:val="28"/>
         </w:rPr>
+        <w:lastRenderedPageBreak/>
         <w:drawing>
-          <wp:inline distT="0" distB="0" distL="0" distR="0" wp14:anchorId="47E7AF7C" wp14:editId="14C7E1EC">
-            <wp:extent cx="3695700" cy="790575"/>
-            <wp:effectExtent l="0" t="0" r="0" b="9525"/>
-            <wp:docPr id="20" name="Image 20"/>
+          <wp:inline distT="0" distB="0" distL="0" distR="0" wp14:anchorId="3E057220" wp14:editId="45E6BFA5">
+            <wp:extent cx="3698875" cy="789940"/>
+            <wp:effectExtent l="0" t="0" r="0" b="0"/>
+            <wp:docPr id="49" name="Image 49" descr="Une image contenant texte&#10;&#10;Description générée automatiquement"/>
             <wp:cNvGraphicFramePr>
               <a:graphicFrameLocks xmlns:a="http://schemas.openxmlformats.org/drawingml/2006/main" noChangeAspect="1"/>
             </wp:cNvGraphicFramePr>
@@ -6169,7 +6843,7 @@
               <a:graphicData uri="http://schemas.openxmlformats.org/drawingml/2006/picture">
                 <pic:pic xmlns:pic="http://schemas.openxmlformats.org/drawingml/2006/picture">
                   <pic:nvPicPr>
-                    <pic:cNvPr id="0" name="Picture 6"/>
+                    <pic:cNvPr id="49" name="Image 49" descr="Une image contenant texte&#10;&#10;Description générée automatiquement"/>
                     <pic:cNvPicPr>
                       <a:picLocks noChangeAspect="1" noChangeArrowheads="1"/>
                     </pic:cNvPicPr>
@@ -6190,7 +6864,7 @@
                   <pic:spPr bwMode="auto">
                     <a:xfrm>
                       <a:off x="0" y="0"/>
-                      <a:ext cx="3695700" cy="790575"/>
+                      <a:ext cx="3698875" cy="789940"/>
                     </a:xfrm>
                     <a:prstGeom prst="rect">
                       <a:avLst/>
@@ -6217,6 +6891,68 @@
           <w:szCs w:val="24"/>
         </w:rPr>
       </w:pPr>
+      <w:r>
+        <w:rPr>
+          <w:bCs/>
+          <w:sz w:val="24"/>
+          <w:szCs w:val="24"/>
+        </w:rPr>
+        <w:t xml:space="preserve">Nous sommes dans le </w:t>
+      </w:r>
+      <w:proofErr w:type="spellStart"/>
+      <w:r>
+        <w:rPr>
+          <w:bCs/>
+          <w:sz w:val="24"/>
+          <w:szCs w:val="24"/>
+        </w:rPr>
+        <w:t>uiService</w:t>
+      </w:r>
+      <w:proofErr w:type="spellEnd"/>
+      <w:r>
+        <w:rPr>
+          <w:bCs/>
+          <w:sz w:val="24"/>
+          <w:szCs w:val="24"/>
+        </w:rPr>
+        <w:t xml:space="preserve"> avec la propriété _</w:t>
+      </w:r>
+      <w:proofErr w:type="spellStart"/>
+      <w:r>
+        <w:rPr>
+          <w:bCs/>
+          <w:sz w:val="24"/>
+          <w:szCs w:val="24"/>
+        </w:rPr>
+        <w:t>isDarkMode</w:t>
+      </w:r>
+      <w:proofErr w:type="spellEnd"/>
+      <w:r>
+        <w:rPr>
+          <w:bCs/>
+          <w:sz w:val="24"/>
+          <w:szCs w:val="24"/>
+        </w:rPr>
+        <w:t xml:space="preserve"> avec le </w:t>
+      </w:r>
+      <w:proofErr w:type="spellStart"/>
+      <w:r>
+        <w:rPr>
+          <w:bCs/>
+          <w:sz w:val="24"/>
+          <w:szCs w:val="24"/>
+        </w:rPr>
+        <w:t>BehaviorSubject</w:t>
+      </w:r>
+      <w:proofErr w:type="spellEnd"/>
+      <w:r>
+        <w:rPr>
+          <w:bCs/>
+          <w:sz w:val="24"/>
+          <w:szCs w:val="24"/>
+        </w:rPr>
+        <w:t xml:space="preserve"> qui sert à annoncer au reste de l’application le thème actuel et les changements de thèmes à venir.</w:t>
+      </w:r>
     </w:p>
     <w:p>
       <w:pPr>
@@ -6291,10 +7027,10 @@
           <w:szCs w:val="24"/>
         </w:rPr>
         <w:drawing>
-          <wp:inline distT="0" distB="0" distL="0" distR="0" wp14:anchorId="7EA73A12" wp14:editId="481B3029">
-            <wp:extent cx="5734050" cy="1447800"/>
-            <wp:effectExtent l="0" t="0" r="0" b="0"/>
-            <wp:docPr id="22" name="Image 22"/>
+          <wp:inline distT="0" distB="0" distL="0" distR="0" wp14:anchorId="7D31A06F" wp14:editId="5C97FB04">
+            <wp:extent cx="5727700" cy="1448435"/>
+            <wp:effectExtent l="0" t="0" r="6350" b="0"/>
+            <wp:docPr id="50" name="Image 50"/>
             <wp:cNvGraphicFramePr>
               <a:graphicFrameLocks xmlns:a="http://schemas.openxmlformats.org/drawingml/2006/main" noChangeAspect="1"/>
             </wp:cNvGraphicFramePr>
@@ -6302,7 +7038,7 @@
               <a:graphicData uri="http://schemas.openxmlformats.org/drawingml/2006/picture">
                 <pic:pic xmlns:pic="http://schemas.openxmlformats.org/drawingml/2006/picture">
                   <pic:nvPicPr>
-                    <pic:cNvPr id="0" name="Picture 7"/>
+                    <pic:cNvPr id="0" name="Picture 19"/>
                     <pic:cNvPicPr>
                       <a:picLocks noChangeAspect="1" noChangeArrowheads="1"/>
                     </pic:cNvPicPr>
@@ -6323,7 +7059,7 @@
                   <pic:spPr bwMode="auto">
                     <a:xfrm>
                       <a:off x="0" y="0"/>
-                      <a:ext cx="5734050" cy="1447800"/>
+                      <a:ext cx="5727700" cy="1448435"/>
                     </a:xfrm>
                     <a:prstGeom prst="rect">
                       <a:avLst/>
@@ -6345,11 +7081,47 @@
         <w:spacing w:before="240" w:after="160" w:line="259" w:lineRule="auto"/>
         <w:jc w:val="both"/>
         <w:rPr>
-          <w:b/>
-          <w:sz w:val="28"/>
-          <w:szCs w:val="28"/>
-        </w:rPr>
-      </w:pPr>
+          <w:bCs/>
+          <w:sz w:val="24"/>
+          <w:szCs w:val="24"/>
+        </w:rPr>
+      </w:pPr>
+      <w:r>
+        <w:rPr>
+          <w:bCs/>
+          <w:sz w:val="24"/>
+          <w:szCs w:val="24"/>
+        </w:rPr>
+        <w:t xml:space="preserve">Ici nous avons le bouton qui fait appel à la fonction </w:t>
+      </w:r>
+      <w:proofErr w:type="spellStart"/>
+      <w:proofErr w:type="gramStart"/>
+      <w:r>
+        <w:rPr>
+          <w:bCs/>
+          <w:sz w:val="24"/>
+          <w:szCs w:val="24"/>
+        </w:rPr>
+        <w:t>onDarkModeclicked</w:t>
+      </w:r>
+      <w:proofErr w:type="spellEnd"/>
+      <w:r>
+        <w:rPr>
+          <w:bCs/>
+          <w:sz w:val="24"/>
+          <w:szCs w:val="24"/>
+        </w:rPr>
+        <w:t>(</w:t>
+      </w:r>
+      <w:proofErr w:type="gramEnd"/>
+      <w:r>
+        <w:rPr>
+          <w:bCs/>
+          <w:sz w:val="24"/>
+          <w:szCs w:val="24"/>
+        </w:rPr>
+        <w:t>) .</w:t>
+      </w:r>
     </w:p>
     <w:p>
       <w:pPr>
@@ -6388,13 +7160,23 @@
         <w:t xml:space="preserve"> » associé, le </w:t>
       </w:r>
       <w:proofErr w:type="spellStart"/>
-      <w:r>
-        <w:rPr>
-          <w:bCs/>
-          <w:sz w:val="24"/>
-          <w:szCs w:val="24"/>
-        </w:rPr>
-        <w:t>navbar.component.ts</w:t>
+      <w:proofErr w:type="gramStart"/>
+      <w:r>
+        <w:rPr>
+          <w:bCs/>
+          <w:sz w:val="24"/>
+          <w:szCs w:val="24"/>
+        </w:rPr>
+        <w:t>navbar.component</w:t>
+      </w:r>
+      <w:proofErr w:type="gramEnd"/>
+      <w:r>
+        <w:rPr>
+          <w:bCs/>
+          <w:sz w:val="24"/>
+          <w:szCs w:val="24"/>
+        </w:rPr>
+        <w:t>.ts</w:t>
       </w:r>
       <w:proofErr w:type="spellEnd"/>
       <w:r>
@@ -6424,10 +7206,10 @@
           <w:szCs w:val="24"/>
         </w:rPr>
         <w:drawing>
-          <wp:inline distT="0" distB="0" distL="0" distR="0" wp14:anchorId="2E6CC8F1" wp14:editId="57E24721">
-            <wp:extent cx="5724525" cy="1200150"/>
-            <wp:effectExtent l="0" t="0" r="9525" b="0"/>
-            <wp:docPr id="23" name="Image 23"/>
+          <wp:inline distT="0" distB="0" distL="0" distR="0" wp14:anchorId="37AC1048" wp14:editId="49DB796F">
+            <wp:extent cx="5727700" cy="1207135"/>
+            <wp:effectExtent l="0" t="0" r="6350" b="0"/>
+            <wp:docPr id="51" name="Image 51"/>
             <wp:cNvGraphicFramePr>
               <a:graphicFrameLocks xmlns:a="http://schemas.openxmlformats.org/drawingml/2006/main" noChangeAspect="1"/>
             </wp:cNvGraphicFramePr>
@@ -6435,7 +7217,7 @@
               <a:graphicData uri="http://schemas.openxmlformats.org/drawingml/2006/picture">
                 <pic:pic xmlns:pic="http://schemas.openxmlformats.org/drawingml/2006/picture">
                   <pic:nvPicPr>
-                    <pic:cNvPr id="0" name="Picture 8"/>
+                    <pic:cNvPr id="0" name="Picture 20"/>
                     <pic:cNvPicPr>
                       <a:picLocks noChangeAspect="1" noChangeArrowheads="1"/>
                     </pic:cNvPicPr>
@@ -6456,7 +7238,7 @@
                   <pic:spPr bwMode="auto">
                     <a:xfrm>
                       <a:off x="0" y="0"/>
-                      <a:ext cx="5724525" cy="1200150"/>
+                      <a:ext cx="5727700" cy="1207135"/>
                     </a:xfrm>
                     <a:prstGeom prst="rect">
                       <a:avLst/>
@@ -6483,6 +7265,84 @@
           <w:szCs w:val="24"/>
         </w:rPr>
       </w:pPr>
+      <w:r>
+        <w:rPr>
+          <w:bCs/>
+          <w:sz w:val="24"/>
+          <w:szCs w:val="24"/>
+        </w:rPr>
+        <w:t xml:space="preserve">Etant donné que nous voulons changer le thème de l’application de façon générique, depuis les composants de la librairie notamment depuis </w:t>
+      </w:r>
+      <w:proofErr w:type="spellStart"/>
+      <w:proofErr w:type="gramStart"/>
+      <w:r>
+        <w:rPr>
+          <w:bCs/>
+          <w:sz w:val="24"/>
+          <w:szCs w:val="24"/>
+        </w:rPr>
+        <w:t>navbar.component</w:t>
+      </w:r>
+      <w:proofErr w:type="gramEnd"/>
+      <w:r>
+        <w:rPr>
+          <w:bCs/>
+          <w:sz w:val="24"/>
+          <w:szCs w:val="24"/>
+        </w:rPr>
+        <w:t>.ts</w:t>
+      </w:r>
+      <w:proofErr w:type="spellEnd"/>
+      <w:r>
+        <w:rPr>
+          <w:bCs/>
+          <w:sz w:val="24"/>
+          <w:szCs w:val="24"/>
+        </w:rPr>
+        <w:t xml:space="preserve">, nous avons également ce composant qui </w:t>
+      </w:r>
+      <w:r>
+        <w:rPr>
+          <w:bCs/>
+          <w:sz w:val="24"/>
+          <w:szCs w:val="24"/>
+        </w:rPr>
+        <w:t>définit</w:t>
+      </w:r>
+      <w:r>
+        <w:rPr>
+          <w:bCs/>
+          <w:sz w:val="24"/>
+          <w:szCs w:val="24"/>
+        </w:rPr>
+        <w:t xml:space="preserve"> la variable</w:t>
+      </w:r>
+      <w:r>
+        <w:rPr>
+          <w:bCs/>
+          <w:sz w:val="24"/>
+          <w:szCs w:val="24"/>
+        </w:rPr>
+        <w:t xml:space="preserve"> thème du </w:t>
+      </w:r>
+      <w:proofErr w:type="spellStart"/>
+      <w:r>
+        <w:rPr>
+          <w:bCs/>
+          <w:sz w:val="24"/>
+          <w:szCs w:val="24"/>
+        </w:rPr>
+        <w:t>localStorage</w:t>
+      </w:r>
+      <w:proofErr w:type="spellEnd"/>
+      <w:r>
+        <w:rPr>
+          <w:bCs/>
+          <w:sz w:val="24"/>
+          <w:szCs w:val="24"/>
+        </w:rPr>
+        <w:t xml:space="preserve"> et qui émet la valeur du booléen correspondant au thème. (Similairement au mécanisme de l’application) Un composant dans la librairie, et un dans le projet front.</w:t>
+      </w:r>
     </w:p>
     <w:p>
       <w:pPr>
@@ -6557,10 +7417,10 @@
           <w:szCs w:val="24"/>
         </w:rPr>
         <w:drawing>
-          <wp:inline distT="0" distB="0" distL="0" distR="0" wp14:anchorId="03E4B479" wp14:editId="4325CCE0">
-            <wp:extent cx="5734050" cy="581025"/>
-            <wp:effectExtent l="0" t="0" r="0" b="9525"/>
-            <wp:docPr id="43" name="Image 43"/>
+          <wp:inline distT="0" distB="0" distL="0" distR="0" wp14:anchorId="6A35D2B3" wp14:editId="0BC36FAE">
+            <wp:extent cx="5720715" cy="577850"/>
+            <wp:effectExtent l="0" t="0" r="0" b="0"/>
+            <wp:docPr id="53" name="Image 53"/>
             <wp:cNvGraphicFramePr>
               <a:graphicFrameLocks xmlns:a="http://schemas.openxmlformats.org/drawingml/2006/main" noChangeAspect="1"/>
             </wp:cNvGraphicFramePr>
@@ -6568,7 +7428,7 @@
               <a:graphicData uri="http://schemas.openxmlformats.org/drawingml/2006/picture">
                 <pic:pic xmlns:pic="http://schemas.openxmlformats.org/drawingml/2006/picture">
                   <pic:nvPicPr>
-                    <pic:cNvPr id="0" name="Picture 12"/>
+                    <pic:cNvPr id="0" name="Picture 22"/>
                     <pic:cNvPicPr>
                       <a:picLocks noChangeAspect="1" noChangeArrowheads="1"/>
                     </pic:cNvPicPr>
@@ -6589,7 +7449,7 @@
                   <pic:spPr bwMode="auto">
                     <a:xfrm>
                       <a:off x="0" y="0"/>
-                      <a:ext cx="5734050" cy="581025"/>
+                      <a:ext cx="5720715" cy="577850"/>
                     </a:xfrm>
                     <a:prstGeom prst="rect">
                       <a:avLst/>
@@ -6627,23 +7487,13 @@
           <w:szCs w:val="24"/>
         </w:rPr>
       </w:pPr>
-    </w:p>
-    <w:p>
-      <w:pPr>
-        <w:spacing w:before="240" w:after="160" w:line="259" w:lineRule="auto"/>
-        <w:jc w:val="both"/>
-        <w:rPr>
-          <w:bCs/>
-          <w:sz w:val="24"/>
-          <w:szCs w:val="24"/>
-        </w:rPr>
-      </w:pPr>
-      <w:r>
-        <w:rPr>
-          <w:bCs/>
-          <w:sz w:val="24"/>
-          <w:szCs w:val="24"/>
-        </w:rPr>
+      <w:r>
+        <w:rPr>
+          <w:bCs/>
+          <w:sz w:val="24"/>
+          <w:szCs w:val="24"/>
+        </w:rPr>
+        <w:lastRenderedPageBreak/>
         <w:t>Avec évidemment son « </w:t>
       </w:r>
       <w:proofErr w:type="spellStart"/>
@@ -6665,13 +7515,23 @@
         <w:t xml:space="preserve"> » le </w:t>
       </w:r>
       <w:proofErr w:type="spellStart"/>
-      <w:r>
-        <w:rPr>
-          <w:bCs/>
-          <w:sz w:val="24"/>
-          <w:szCs w:val="24"/>
-        </w:rPr>
-        <w:t>switch.component.ts</w:t>
+      <w:proofErr w:type="gramStart"/>
+      <w:r>
+        <w:rPr>
+          <w:bCs/>
+          <w:sz w:val="24"/>
+          <w:szCs w:val="24"/>
+        </w:rPr>
+        <w:t>switch.component</w:t>
+      </w:r>
+      <w:proofErr w:type="gramEnd"/>
+      <w:r>
+        <w:rPr>
+          <w:bCs/>
+          <w:sz w:val="24"/>
+          <w:szCs w:val="24"/>
+        </w:rPr>
+        <w:t>.ts</w:t>
       </w:r>
       <w:proofErr w:type="spellEnd"/>
       <w:r>
@@ -6701,10 +7561,10 @@
           <w:szCs w:val="24"/>
         </w:rPr>
         <w:drawing>
-          <wp:inline distT="0" distB="0" distL="0" distR="0" wp14:anchorId="7598B641" wp14:editId="2A6E7C3C">
-            <wp:extent cx="5734050" cy="1200150"/>
-            <wp:effectExtent l="0" t="0" r="0" b="0"/>
-            <wp:docPr id="33" name="Image 33"/>
+          <wp:inline distT="0" distB="0" distL="0" distR="0" wp14:anchorId="20A5D08E" wp14:editId="039D1A58">
+            <wp:extent cx="5727700" cy="1199515"/>
+            <wp:effectExtent l="0" t="0" r="6350" b="635"/>
+            <wp:docPr id="52" name="Image 52"/>
             <wp:cNvGraphicFramePr>
               <a:graphicFrameLocks xmlns:a="http://schemas.openxmlformats.org/drawingml/2006/main" noChangeAspect="1"/>
             </wp:cNvGraphicFramePr>
@@ -6712,7 +7572,7 @@
               <a:graphicData uri="http://schemas.openxmlformats.org/drawingml/2006/picture">
                 <pic:pic xmlns:pic="http://schemas.openxmlformats.org/drawingml/2006/picture">
                   <pic:nvPicPr>
-                    <pic:cNvPr id="0" name="Picture 9"/>
+                    <pic:cNvPr id="0" name="Picture 21"/>
                     <pic:cNvPicPr>
                       <a:picLocks noChangeAspect="1" noChangeArrowheads="1"/>
                     </pic:cNvPicPr>
@@ -6733,7 +7593,7 @@
                   <pic:spPr bwMode="auto">
                     <a:xfrm>
                       <a:off x="0" y="0"/>
-                      <a:ext cx="5734050" cy="1200150"/>
+                      <a:ext cx="5727700" cy="1199515"/>
                     </a:xfrm>
                     <a:prstGeom prst="rect">
                       <a:avLst/>
@@ -6755,6 +7615,17 @@
         <w:spacing w:before="240" w:after="160" w:line="259" w:lineRule="auto"/>
         <w:jc w:val="both"/>
         <w:rPr>
+          <w:bCs/>
+          <w:sz w:val="24"/>
+          <w:szCs w:val="24"/>
+        </w:rPr>
+      </w:pPr>
+    </w:p>
+    <w:p>
+      <w:pPr>
+        <w:spacing w:before="240" w:after="160" w:line="259" w:lineRule="auto"/>
+        <w:jc w:val="both"/>
+        <w:rPr>
           <w:b/>
           <w:sz w:val="28"/>
           <w:szCs w:val="28"/>
@@ -6783,7 +7654,21 @@
           <w:sz w:val="24"/>
           <w:szCs w:val="24"/>
         </w:rPr>
-        <w:t xml:space="preserve">Pour ces deux points ici, je peux vous montrer l’interface sur laquelle j’ai travaillée, il s’agit d’IAM FRONT. Des petites corrections que j’ai apportées, fonctionnalité, bug corrigé. J’ai aussi créé un composant appelée Stepper dans la librairie commune pour la librairie d’échantillons à </w:t>
+        <w:t xml:space="preserve">Pour </w:t>
+      </w:r>
+      <w:r>
+        <w:rPr>
+          <w:sz w:val="24"/>
+          <w:szCs w:val="24"/>
+        </w:rPr>
+        <w:t xml:space="preserve">ce point </w:t>
+      </w:r>
+      <w:r>
+        <w:rPr>
+          <w:sz w:val="24"/>
+          <w:szCs w:val="24"/>
+        </w:rPr>
+        <w:t xml:space="preserve">ici, je peux vous montrer l’interface sur laquelle j’ai travaillée, il s’agit d’IAM FRONT. Des petites corrections que j’ai apportées, fonctionnalité, bug corrigé. J’ai aussi créé un composant appelée Stepper dans la librairie commune pour la librairie d’échantillons à </w:t>
       </w:r>
       <w:proofErr w:type="spellStart"/>
       <w:r>
@@ -6818,322 +7703,339 @@
         </w:rPr>
         <w:t>Comme précisé plus haut ce fut de la veille Angular principalement, des petits exercices, de la lecture de documentation officielle. Ces deux rubriques seront plus étoffées avec le projet fil rouge.</w:t>
       </w:r>
-    </w:p>
-    <w:p>
-      <w:pPr>
-        <w:spacing w:before="240" w:after="160" w:line="259" w:lineRule="auto"/>
-        <w:jc w:val="both"/>
-        <w:rPr>
-          <w:bCs/>
-          <w:sz w:val="24"/>
-          <w:szCs w:val="24"/>
-        </w:rPr>
-      </w:pPr>
-    </w:p>
-    <w:p>
-      <w:pPr>
-        <w:spacing w:before="240" w:after="160" w:line="259" w:lineRule="auto"/>
-        <w:jc w:val="both"/>
-        <w:rPr>
-          <w:sz w:val="24"/>
-          <w:szCs w:val="24"/>
-        </w:rPr>
-      </w:pPr>
-    </w:p>
-    <w:p>
-      <w:pPr>
-        <w:spacing w:before="240" w:after="160" w:line="259" w:lineRule="auto"/>
-        <w:jc w:val="both"/>
-        <w:rPr>
-          <w:sz w:val="24"/>
-          <w:szCs w:val="24"/>
-        </w:rPr>
-      </w:pPr>
-    </w:p>
-    <w:p>
-      <w:pPr>
-        <w:spacing w:before="240" w:after="160" w:line="259" w:lineRule="auto"/>
-        <w:jc w:val="both"/>
-        <w:rPr>
-          <w:sz w:val="24"/>
-          <w:szCs w:val="24"/>
-        </w:rPr>
-      </w:pPr>
-    </w:p>
-    <w:p>
-      <w:pPr>
-        <w:spacing w:before="240" w:after="160" w:line="259" w:lineRule="auto"/>
-        <w:jc w:val="both"/>
-        <w:rPr>
-          <w:sz w:val="24"/>
-          <w:szCs w:val="24"/>
-        </w:rPr>
-      </w:pPr>
-    </w:p>
-    <w:p>
-      <w:pPr>
-        <w:spacing w:before="240" w:after="160" w:line="259" w:lineRule="auto"/>
-        <w:jc w:val="both"/>
-        <w:rPr>
-          <w:sz w:val="24"/>
-          <w:szCs w:val="24"/>
-        </w:rPr>
-      </w:pPr>
-    </w:p>
-    <w:p>
-      <w:pPr>
-        <w:spacing w:before="240" w:after="160" w:line="259" w:lineRule="auto"/>
-        <w:jc w:val="both"/>
-        <w:rPr>
-          <w:sz w:val="24"/>
-          <w:szCs w:val="24"/>
-        </w:rPr>
-      </w:pPr>
-    </w:p>
-    <w:p>
-      <w:pPr>
-        <w:spacing w:before="240" w:after="160" w:line="259" w:lineRule="auto"/>
-        <w:jc w:val="both"/>
-        <w:rPr>
-          <w:sz w:val="24"/>
-          <w:szCs w:val="24"/>
-        </w:rPr>
-      </w:pPr>
-    </w:p>
-    <w:p>
-      <w:pPr>
-        <w:spacing w:before="240" w:after="160" w:line="259" w:lineRule="auto"/>
-        <w:jc w:val="both"/>
-        <w:rPr>
-          <w:sz w:val="24"/>
-          <w:szCs w:val="24"/>
-        </w:rPr>
-      </w:pPr>
-    </w:p>
-    <w:p>
-      <w:pPr>
-        <w:spacing w:before="240" w:after="160" w:line="259" w:lineRule="auto"/>
-        <w:jc w:val="both"/>
-        <w:rPr>
-          <w:sz w:val="24"/>
-          <w:szCs w:val="24"/>
-        </w:rPr>
-      </w:pPr>
-    </w:p>
-    <w:p>
-      <w:pPr>
-        <w:spacing w:before="240" w:after="160" w:line="259" w:lineRule="auto"/>
-        <w:jc w:val="both"/>
-        <w:rPr>
-          <w:sz w:val="24"/>
-          <w:szCs w:val="24"/>
-        </w:rPr>
-      </w:pPr>
-    </w:p>
-    <w:p>
-      <w:pPr>
-        <w:spacing w:before="240" w:after="160" w:line="259" w:lineRule="auto"/>
-        <w:jc w:val="both"/>
-        <w:rPr>
-          <w:sz w:val="24"/>
-          <w:szCs w:val="24"/>
-        </w:rPr>
-      </w:pPr>
-    </w:p>
-    <w:p>
-      <w:pPr>
-        <w:spacing w:before="240" w:after="160" w:line="259" w:lineRule="auto"/>
-        <w:jc w:val="both"/>
+      <w:r>
+        <w:rPr>
+          <w:sz w:val="24"/>
+          <w:szCs w:val="24"/>
+        </w:rPr>
+        <w:t xml:space="preserve"> Ci-dessous un exemple de l’interface et </w:t>
+      </w:r>
+      <w:proofErr w:type="spellStart"/>
+      <w:r>
+        <w:rPr>
+          <w:sz w:val="24"/>
+          <w:szCs w:val="24"/>
+        </w:rPr>
+        <w:t>dashboard</w:t>
+      </w:r>
+      <w:proofErr w:type="spellEnd"/>
+      <w:r>
+        <w:rPr>
+          <w:sz w:val="24"/>
+          <w:szCs w:val="24"/>
+        </w:rPr>
+        <w:t> :</w:t>
+      </w:r>
+    </w:p>
+    <w:p>
+      <w:pPr>
+        <w:spacing w:before="240" w:after="160" w:line="259" w:lineRule="auto"/>
+        <w:jc w:val="both"/>
+        <w:rPr>
+          <w:sz w:val="24"/>
+          <w:szCs w:val="24"/>
+        </w:rPr>
+      </w:pPr>
+      <w:r>
+        <w:rPr>
+          <w:noProof/>
+          <w:sz w:val="24"/>
+          <w:szCs w:val="24"/>
+        </w:rPr>
+        <w:drawing>
+          <wp:inline distT="0" distB="0" distL="0" distR="0" wp14:anchorId="11B2C5F0" wp14:editId="2A43FCE3">
+            <wp:extent cx="4181475" cy="3896691"/>
+            <wp:effectExtent l="0" t="0" r="0" b="8890"/>
+            <wp:docPr id="61" name="Image 61"/>
+            <wp:cNvGraphicFramePr>
+              <a:graphicFrameLocks xmlns:a="http://schemas.openxmlformats.org/drawingml/2006/main" noChangeAspect="1"/>
+            </wp:cNvGraphicFramePr>
+            <a:graphic xmlns:a="http://schemas.openxmlformats.org/drawingml/2006/main">
+              <a:graphicData uri="http://schemas.openxmlformats.org/drawingml/2006/picture">
+                <pic:pic xmlns:pic="http://schemas.openxmlformats.org/drawingml/2006/picture">
+                  <pic:nvPicPr>
+                    <pic:cNvPr id="0" name="Picture 30"/>
+                    <pic:cNvPicPr>
+                      <a:picLocks noChangeAspect="1" noChangeArrowheads="1"/>
+                    </pic:cNvPicPr>
+                  </pic:nvPicPr>
+                  <pic:blipFill>
+                    <a:blip r:embed="rId21" cstate="print">
+                      <a:extLst>
+                        <a:ext uri="{28A0092B-C50C-407E-A947-70E740481C1C}">
+                          <a14:useLocalDpi xmlns:a14="http://schemas.microsoft.com/office/drawing/2010/main" val="0"/>
+                        </a:ext>
+                      </a:extLst>
+                    </a:blip>
+                    <a:srcRect/>
+                    <a:stretch>
+                      <a:fillRect/>
+                    </a:stretch>
+                  </pic:blipFill>
+                  <pic:spPr bwMode="auto">
+                    <a:xfrm>
+                      <a:off x="0" y="0"/>
+                      <a:ext cx="4188142" cy="3902904"/>
+                    </a:xfrm>
+                    <a:prstGeom prst="rect">
+                      <a:avLst/>
+                    </a:prstGeom>
+                    <a:noFill/>
+                    <a:ln>
+                      <a:noFill/>
+                    </a:ln>
+                  </pic:spPr>
+                </pic:pic>
+              </a:graphicData>
+            </a:graphic>
+          </wp:inline>
+        </w:drawing>
+      </w:r>
+    </w:p>
+    <w:p>
+      <w:pPr>
+        <w:spacing w:before="240" w:after="160" w:line="259" w:lineRule="auto"/>
+        <w:jc w:val="both"/>
+        <w:rPr>
+          <w:sz w:val="24"/>
+          <w:szCs w:val="24"/>
+        </w:rPr>
+      </w:pPr>
+      <w:r>
         <w:rPr>
           <w:b/>
           <w:sz w:val="28"/>
           <w:szCs w:val="28"/>
         </w:rPr>
-      </w:pPr>
-      <w:r>
+        <w:lastRenderedPageBreak/>
+        <w:t>• Description de la veille, effectuée par le candidat durant le projet, sur les vulnérabilités de sécurité</w:t>
+      </w:r>
+    </w:p>
+    <w:p>
+      <w:pPr>
+        <w:spacing w:before="240" w:after="160" w:line="259" w:lineRule="auto"/>
+        <w:jc w:val="both"/>
+        <w:rPr>
+          <w:bCs/>
+          <w:sz w:val="24"/>
+          <w:szCs w:val="24"/>
+        </w:rPr>
+      </w:pPr>
+      <w:r>
+        <w:rPr>
+          <w:bCs/>
+          <w:sz w:val="24"/>
+          <w:szCs w:val="24"/>
+        </w:rPr>
+        <w:t>Pour le projet IAM FRONT je ne peux pas me prononcer dessus, je ne gère pas sa sécurité ni sa partie BACK. Seulement l’esthétique et la mise en forme. J’ai fait cette partie dans mon projet annexe, en apprenant par exemple à définir les rôles utilisateur, verrouillant les accès si non accrédité, blocage si formulaire non valide, section seulement valide si nous avons un compte crée. J’en parlerai plus en détail dans la description de mon projet, avec des captures d’écran contrant le brute force par exemple.</w:t>
+      </w:r>
+    </w:p>
+    <w:p>
+      <w:pPr>
+        <w:spacing w:before="240" w:after="160" w:line="259" w:lineRule="auto"/>
+        <w:jc w:val="both"/>
+        <w:rPr>
+          <w:bCs/>
+          <w:sz w:val="24"/>
+          <w:szCs w:val="24"/>
+        </w:rPr>
+      </w:pPr>
+    </w:p>
+    <w:p>
+      <w:pPr>
+        <w:spacing w:before="240" w:after="160" w:line="259" w:lineRule="auto"/>
+        <w:jc w:val="both"/>
         <w:rPr>
           <w:b/>
           <w:sz w:val="28"/>
           <w:szCs w:val="28"/>
         </w:rPr>
-        <w:lastRenderedPageBreak/>
-        <w:t>• Description de la veille, effectuée par le candidat durant le projet, sur les vulnérabilités de sécurité</w:t>
-      </w:r>
-    </w:p>
-    <w:p>
-      <w:pPr>
-        <w:spacing w:before="240" w:after="160" w:line="259" w:lineRule="auto"/>
-        <w:jc w:val="both"/>
-        <w:rPr>
-          <w:bCs/>
-          <w:sz w:val="24"/>
-          <w:szCs w:val="24"/>
-        </w:rPr>
-      </w:pPr>
-      <w:r>
-        <w:rPr>
-          <w:bCs/>
-          <w:sz w:val="24"/>
-          <w:szCs w:val="24"/>
-        </w:rPr>
-        <w:t>Pour le projet IAM FRONT je ne peux pas me prononcer dessus, je ne gère pas sa sécurité ni sa partie BACK. Seulement l’esthétique et la mise en forme. J’ai fait cette partie dans mon projet annexe, en apprenant par exemple à définir les rôles utilisateur, verrouillant les accès si non accrédité, blocage si formulaire non valide, section seulement valide si nous avons un compte crée. J’en parlerai plus en détail dans la description de mon projet, avec des captures d’écran contrant le brute force par exemple.</w:t>
-      </w:r>
-    </w:p>
-    <w:p>
-      <w:pPr>
-        <w:spacing w:before="240" w:after="160" w:line="259" w:lineRule="auto"/>
-        <w:jc w:val="both"/>
-        <w:rPr>
-          <w:bCs/>
-          <w:sz w:val="24"/>
-          <w:szCs w:val="24"/>
-        </w:rPr>
-      </w:pPr>
-    </w:p>
-    <w:p>
-      <w:pPr>
-        <w:spacing w:before="240" w:after="160" w:line="259" w:lineRule="auto"/>
-        <w:jc w:val="both"/>
+      </w:pPr>
+      <w:r>
         <w:rPr>
           <w:b/>
           <w:sz w:val="28"/>
           <w:szCs w:val="28"/>
         </w:rPr>
-      </w:pPr>
-      <w:r>
+        <w:t>• Description d’une situation de travail ayant nécessité une recherche, effectuée par le candidat durant le projet, à partir de site anglophone</w:t>
+      </w:r>
+    </w:p>
+    <w:p>
+      <w:pPr>
+        <w:spacing w:before="240" w:after="160" w:line="259" w:lineRule="auto"/>
+        <w:jc w:val="both"/>
+        <w:rPr>
+          <w:bCs/>
+          <w:sz w:val="24"/>
+          <w:szCs w:val="24"/>
+        </w:rPr>
+      </w:pPr>
+      <w:r>
+        <w:rPr>
+          <w:bCs/>
+          <w:sz w:val="24"/>
+          <w:szCs w:val="24"/>
+        </w:rPr>
+        <w:t>Comme dit un petit peu plus haut dans les conseils, une bonne recherche google avec les mots clé est nécessaire, en commençant par le nom de la technologie utilisée</w:t>
+      </w:r>
+      <w:r>
+        <w:rPr>
+          <w:bCs/>
+          <w:sz w:val="24"/>
+          <w:szCs w:val="24"/>
+        </w:rPr>
+        <w:t xml:space="preserve">, ensuite nous avons accès souvent à des sites, des forums ou la documentation officielle, </w:t>
+      </w:r>
+      <w:proofErr w:type="spellStart"/>
+      <w:r>
+        <w:rPr>
+          <w:bCs/>
+          <w:sz w:val="24"/>
+          <w:szCs w:val="24"/>
+        </w:rPr>
+        <w:t>stackoverflow</w:t>
+      </w:r>
+      <w:proofErr w:type="spellEnd"/>
+      <w:r>
+        <w:rPr>
+          <w:bCs/>
+          <w:sz w:val="24"/>
+          <w:szCs w:val="24"/>
+        </w:rPr>
+        <w:t xml:space="preserve">, </w:t>
+      </w:r>
+      <w:proofErr w:type="spellStart"/>
+      <w:r>
+        <w:rPr>
+          <w:bCs/>
+          <w:sz w:val="24"/>
+          <w:szCs w:val="24"/>
+        </w:rPr>
+        <w:t>reddit</w:t>
+      </w:r>
+      <w:proofErr w:type="spellEnd"/>
+      <w:r>
+        <w:rPr>
+          <w:bCs/>
+          <w:sz w:val="24"/>
+          <w:szCs w:val="24"/>
+        </w:rPr>
+        <w:t xml:space="preserve"> etc…</w:t>
+      </w:r>
+    </w:p>
+    <w:p>
+      <w:pPr>
+        <w:spacing w:before="240" w:after="160" w:line="259" w:lineRule="auto"/>
+        <w:jc w:val="both"/>
+        <w:rPr>
+          <w:bCs/>
+          <w:sz w:val="24"/>
+          <w:szCs w:val="24"/>
+        </w:rPr>
+      </w:pPr>
+    </w:p>
+    <w:p>
+      <w:pPr>
+        <w:spacing w:before="240" w:after="160" w:line="259" w:lineRule="auto"/>
+        <w:jc w:val="both"/>
         <w:rPr>
           <w:b/>
           <w:sz w:val="28"/>
           <w:szCs w:val="28"/>
         </w:rPr>
-        <w:t>• Description d’une situation de travail ayant nécessité une recherche, effectuée par le candidat durant le projet, à partir de site anglophone</w:t>
-      </w:r>
-    </w:p>
-    <w:p>
-      <w:pPr>
-        <w:spacing w:before="240" w:after="160" w:line="259" w:lineRule="auto"/>
-        <w:jc w:val="both"/>
-        <w:rPr>
-          <w:bCs/>
-          <w:sz w:val="24"/>
-          <w:szCs w:val="24"/>
-        </w:rPr>
-      </w:pPr>
-      <w:r>
-        <w:rPr>
-          <w:bCs/>
-          <w:sz w:val="24"/>
-          <w:szCs w:val="24"/>
-        </w:rPr>
-        <w:t>Comme dit un petit peu plus haut dans les conseils, une bonne recherche google avec les mots clé est nécessaire, en commençant par le nom de la technologie utilisée</w:t>
-      </w:r>
-      <w:r>
-        <w:rPr>
-          <w:bCs/>
-          <w:sz w:val="24"/>
-          <w:szCs w:val="24"/>
-        </w:rPr>
-        <w:t xml:space="preserve">, ensuite nous avons accès souvent à des sites, des forums ou la documentation officielle, </w:t>
-      </w:r>
-      <w:proofErr w:type="spellStart"/>
-      <w:r>
-        <w:rPr>
-          <w:bCs/>
-          <w:sz w:val="24"/>
-          <w:szCs w:val="24"/>
-        </w:rPr>
-        <w:t>stackoverflow</w:t>
-      </w:r>
-      <w:proofErr w:type="spellEnd"/>
-      <w:r>
-        <w:rPr>
-          <w:bCs/>
-          <w:sz w:val="24"/>
-          <w:szCs w:val="24"/>
-        </w:rPr>
-        <w:t xml:space="preserve">, </w:t>
-      </w:r>
-      <w:proofErr w:type="spellStart"/>
-      <w:r>
-        <w:rPr>
-          <w:bCs/>
-          <w:sz w:val="24"/>
-          <w:szCs w:val="24"/>
-        </w:rPr>
-        <w:t>reddit</w:t>
-      </w:r>
-      <w:proofErr w:type="spellEnd"/>
-      <w:r>
-        <w:rPr>
-          <w:bCs/>
-          <w:sz w:val="24"/>
-          <w:szCs w:val="24"/>
-        </w:rPr>
-        <w:t xml:space="preserve"> etc…</w:t>
-      </w:r>
-    </w:p>
-    <w:p>
-      <w:pPr>
-        <w:spacing w:before="240" w:after="160" w:line="259" w:lineRule="auto"/>
-        <w:jc w:val="both"/>
-        <w:rPr>
-          <w:bCs/>
-          <w:sz w:val="24"/>
-          <w:szCs w:val="24"/>
-        </w:rPr>
-      </w:pPr>
-    </w:p>
-    <w:p>
-      <w:pPr>
-        <w:spacing w:before="240" w:after="160" w:line="259" w:lineRule="auto"/>
-        <w:jc w:val="both"/>
+      </w:pPr>
+      <w:r>
         <w:rPr>
           <w:b/>
           <w:sz w:val="28"/>
           <w:szCs w:val="28"/>
         </w:rPr>
-      </w:pPr>
-      <w:r>
+        <w:t>• Extrait du site anglophone, utilisé dans le cadre de la recherche décrite précédemment, accompagné de la traduction en français effectuée par le candidat sans traducteur automatique (environ 750 signes)</w:t>
+      </w:r>
+    </w:p>
+    <w:p>
+      <w:pPr>
+        <w:spacing w:before="240" w:after="160" w:line="259" w:lineRule="auto"/>
+        <w:jc w:val="both"/>
+        <w:rPr>
+          <w:sz w:val="24"/>
+          <w:szCs w:val="24"/>
+        </w:rPr>
+      </w:pPr>
+    </w:p>
+    <w:p>
+      <w:pPr>
+        <w:spacing w:before="240" w:after="160" w:line="259" w:lineRule="auto"/>
+        <w:jc w:val="both"/>
+        <w:rPr>
+          <w:sz w:val="24"/>
+          <w:szCs w:val="24"/>
+        </w:rPr>
+      </w:pPr>
+    </w:p>
+    <w:p>
+      <w:pPr>
+        <w:spacing w:before="240" w:after="160" w:line="259" w:lineRule="auto"/>
+        <w:jc w:val="both"/>
+        <w:rPr>
+          <w:sz w:val="24"/>
+          <w:szCs w:val="24"/>
+        </w:rPr>
+      </w:pPr>
+    </w:p>
+    <w:p>
+      <w:pPr>
+        <w:spacing w:before="240" w:after="160" w:line="259" w:lineRule="auto"/>
+        <w:jc w:val="both"/>
+        <w:rPr>
+          <w:sz w:val="24"/>
+          <w:szCs w:val="24"/>
+        </w:rPr>
+      </w:pPr>
+    </w:p>
+    <w:p>
+      <w:pPr>
+        <w:spacing w:before="240" w:after="160" w:line="259" w:lineRule="auto"/>
+        <w:jc w:val="both"/>
+        <w:rPr>
+          <w:sz w:val="24"/>
+          <w:szCs w:val="24"/>
+        </w:rPr>
+      </w:pPr>
+      <w:r>
+        <w:rPr>
+          <w:sz w:val="24"/>
+          <w:szCs w:val="24"/>
+        </w:rPr>
+        <w:t xml:space="preserve">Pour l’anecdote, j’ai même réussi à faire ce genre de recherche pour réparer un fichier qui refusait de se lancer dans un de mes jeux favoris Steam. Il s’agissait du jeu </w:t>
+      </w:r>
+      <w:proofErr w:type="spellStart"/>
+      <w:r>
+        <w:rPr>
+          <w:sz w:val="24"/>
+          <w:szCs w:val="24"/>
+        </w:rPr>
+        <w:t>Oblivion</w:t>
+      </w:r>
+      <w:proofErr w:type="spellEnd"/>
+      <w:r>
+        <w:rPr>
+          <w:sz w:val="24"/>
+          <w:szCs w:val="24"/>
+        </w:rPr>
+        <w:t xml:space="preserve"> (fait par Bethesda) qui plantait systématiquement à la suite d’un événement donné. Il a fallu rechercher la solution sur internet, rechercher le problème et apporter la correction. Bien sûr cela peut faire sourire mais, de mon point de vue, je ne trouve pas cela forcément très différent. Maintenant le jeu est jouable. Ce genre de problème arrive dans beaucoup de logiciels, jeux vidéo, applications, mais même sur tout support informatisé, ordinateur, téléphone, console de salons, etc…</w:t>
+      </w:r>
+    </w:p>
+    <w:p>
+      <w:pPr>
+        <w:spacing w:before="240" w:after="160" w:line="259" w:lineRule="auto"/>
+        <w:jc w:val="both"/>
         <w:rPr>
           <w:b/>
           <w:sz w:val="28"/>
           <w:szCs w:val="28"/>
         </w:rPr>
-        <w:t>• Extrait du site anglophone, utilisé dans le cadre de la recherche décrite précédemment, accompagné de la traduction en français effectuée par le candidat sans traducteur automatique (environ 750 signes)</w:t>
-      </w:r>
-    </w:p>
-    <w:p>
-      <w:pPr>
-        <w:spacing w:before="240" w:after="160" w:line="259" w:lineRule="auto"/>
-        <w:jc w:val="both"/>
-        <w:rPr>
-          <w:sz w:val="24"/>
-          <w:szCs w:val="24"/>
-        </w:rPr>
-      </w:pPr>
-      <w:r>
-        <w:rPr>
-          <w:sz w:val="24"/>
-          <w:szCs w:val="24"/>
-        </w:rPr>
-        <w:t xml:space="preserve">Pour l’anecdote, j’ai même réussi à faire ce genre de recherche pour réparer un fichier qui refusait de se lancer dans un de mes jeux favoris Steam. Il s’agissait du jeu </w:t>
-      </w:r>
-      <w:proofErr w:type="spellStart"/>
-      <w:r>
-        <w:rPr>
-          <w:sz w:val="24"/>
-          <w:szCs w:val="24"/>
-        </w:rPr>
-        <w:t>Oblivion</w:t>
-      </w:r>
-      <w:proofErr w:type="spellEnd"/>
-      <w:r>
-        <w:rPr>
-          <w:sz w:val="24"/>
-          <w:szCs w:val="24"/>
-        </w:rPr>
-        <w:t xml:space="preserve"> (fait par Bethesda) qui plantait systématiquement à la suite d’un événement donné. Il a fallu rechercher la solution sur internet, rechercher le problème et apporter la correction. Bien sûr cela peut faire sourire mais, de mon point de vue, je ne trouve pas cela forcément très différent. Maintenant le jeu est jouable. Ce genre de problème arrive dans beaucoup de logiciels, jeux vidéo, applications, mais même sur tout support informatisé, ordinateur, téléphone, console de salons, etc…</w:t>
-      </w:r>
+      </w:pPr>
     </w:p>
     <w:p>
       <w:pPr>
@@ -7145,95 +8047,51 @@
           <w:szCs w:val="28"/>
         </w:rPr>
       </w:pPr>
-    </w:p>
-    <w:p>
-      <w:pPr>
-        <w:spacing w:before="240" w:after="160" w:line="259" w:lineRule="auto"/>
-        <w:jc w:val="both"/>
+      <w:r>
         <w:rPr>
           <w:b/>
           <w:sz w:val="28"/>
           <w:szCs w:val="28"/>
         </w:rPr>
-      </w:pPr>
-    </w:p>
-    <w:p>
-      <w:pPr>
-        <w:spacing w:before="240" w:after="160" w:line="259" w:lineRule="auto"/>
-        <w:jc w:val="both"/>
+        <w:lastRenderedPageBreak/>
+        <w:t xml:space="preserve">• Journal de bord, en entreprise </w:t>
+      </w:r>
+      <w:proofErr w:type="spellStart"/>
+      <w:r>
         <w:rPr>
           <w:b/>
           <w:sz w:val="28"/>
           <w:szCs w:val="28"/>
         </w:rPr>
-      </w:pPr>
-    </w:p>
-    <w:p>
-      <w:pPr>
-        <w:spacing w:before="240" w:after="160" w:line="259" w:lineRule="auto"/>
-        <w:jc w:val="both"/>
+        <w:t>Be-Ys</w:t>
+      </w:r>
+      <w:proofErr w:type="spellEnd"/>
+      <w:r>
         <w:rPr>
           <w:b/>
           <w:sz w:val="28"/>
           <w:szCs w:val="28"/>
         </w:rPr>
-      </w:pPr>
-    </w:p>
-    <w:p>
-      <w:pPr>
-        <w:spacing w:before="240" w:after="160" w:line="259" w:lineRule="auto"/>
-        <w:jc w:val="both"/>
+        <w:t xml:space="preserve"> Software </w:t>
+      </w:r>
+      <w:r>
         <w:rPr>
           <w:b/>
           <w:sz w:val="28"/>
           <w:szCs w:val="28"/>
         </w:rPr>
-      </w:pPr>
-      <w:r>
+        <w:t>France</w:t>
+      </w:r>
+    </w:p>
+    <w:p>
+      <w:pPr>
+        <w:spacing w:before="240" w:after="160" w:line="259" w:lineRule="auto"/>
+        <w:jc w:val="both"/>
         <w:rPr>
           <w:b/>
           <w:sz w:val="28"/>
           <w:szCs w:val="28"/>
         </w:rPr>
-        <w:lastRenderedPageBreak/>
-        <w:t xml:space="preserve">• Journal de bord, en entreprise </w:t>
-      </w:r>
-      <w:proofErr w:type="spellStart"/>
-      <w:r>
-        <w:rPr>
-          <w:b/>
-          <w:sz w:val="28"/>
-          <w:szCs w:val="28"/>
-        </w:rPr>
-        <w:t>Be-Ys</w:t>
-      </w:r>
-      <w:proofErr w:type="spellEnd"/>
-      <w:r>
-        <w:rPr>
-          <w:b/>
-          <w:sz w:val="28"/>
-          <w:szCs w:val="28"/>
-        </w:rPr>
-        <w:t xml:space="preserve"> Software </w:t>
-      </w:r>
-      <w:r>
-        <w:rPr>
-          <w:b/>
-          <w:sz w:val="28"/>
-          <w:szCs w:val="28"/>
-        </w:rPr>
-        <w:t>France</w:t>
-      </w:r>
-    </w:p>
-    <w:p>
-      <w:pPr>
-        <w:spacing w:before="240" w:after="160" w:line="259" w:lineRule="auto"/>
-        <w:jc w:val="both"/>
-        <w:rPr>
-          <w:b/>
-          <w:sz w:val="28"/>
-          <w:szCs w:val="28"/>
-        </w:rPr>
       </w:pPr>
     </w:p>
     <w:p>
@@ -7278,7 +8136,21 @@
           <w:sz w:val="24"/>
           <w:szCs w:val="24"/>
         </w:rPr>
-        <w:t xml:space="preserve">Ici j’ai noté le contenu essentiel et marquant de mes journées. Evidemment certaines journées sont plus mouvementées que d'autres. Parfois j’avais de la veille à faire, de l’apprentissage. J’ai repris à zéro Angular, et me rend compte qu’il est évidemment (?) plus poussé et costaud que ce qu’on a pu aborder pendant la formation. Le stage s’est fait en deux parties, cela a été judicieux, les premières semaines je faisais des corrections mineures, simples, j’apprenais à me servir de leurs multiples interfaces. J’ai même eu parfois pendant des temps plus calmes en fin de sprint, pu travailler sur mon fil rouge, et effectuer des exercices.  De plus les appels aux </w:t>
+        <w:t>Ici j’ai noté le contenu essentiel et marquant de mes journées. Evidemment certaines journées sont plus mouvementées que d'autres. Parfois j’avais de la veille à faire, de l’apprentissage. J’ai repris à zéro Angular, et me rend compte qu’il est évidemment (?) plus poussé et costaud que ce qu’on a pu aborder pendant la formation. Le stage s’est fait en deux parties</w:t>
+      </w:r>
+      <w:r>
+        <w:rPr>
+          <w:sz w:val="24"/>
+          <w:szCs w:val="24"/>
+        </w:rPr>
+        <w:t xml:space="preserve"> judicieuses</w:t>
+      </w:r>
+      <w:r>
+        <w:rPr>
+          <w:sz w:val="24"/>
+          <w:szCs w:val="24"/>
+        </w:rPr>
+        <w:t xml:space="preserve">, les premières semaines je faisais des corrections mineures, simples, j’apprenais à me servir de leurs multiples interfaces. J’ai même eu parfois pendant des temps plus calmes en fin de sprint, pu travailler sur mon fil rouge, et effectuer des exercices.  De plus les appels aux </w:t>
       </w:r>
       <w:proofErr w:type="spellStart"/>
       <w:r>
@@ -7405,6 +8277,13 @@
           <w:szCs w:val="24"/>
         </w:rPr>
         <w:t xml:space="preserve"> &amp; Angular. Participation à la refonte de IAM Front V1 vers IAM Front V2.</w:t>
+      </w:r>
+      <w:r>
+        <w:rPr>
+          <w:sz w:val="24"/>
+          <w:szCs w:val="24"/>
+        </w:rPr>
+        <w:t xml:space="preserve"> Intégration d’un stepper.</w:t>
       </w:r>
     </w:p>
     <w:p>
@@ -7942,7 +8821,23 @@
           <w:sz w:val="24"/>
           <w:szCs w:val="24"/>
         </w:rPr>
-        <w:t xml:space="preserve">Apprentissage de la fonction .pipe en Observable, c’est une fonction </w:t>
+        <w:t xml:space="preserve">Apprentissage de la </w:t>
+      </w:r>
+      <w:proofErr w:type="gramStart"/>
+      <w:r>
+        <w:rPr>
+          <w:sz w:val="24"/>
+          <w:szCs w:val="24"/>
+        </w:rPr>
+        <w:t>fonction .pipe</w:t>
+      </w:r>
+      <w:proofErr w:type="gramEnd"/>
+      <w:r>
+        <w:rPr>
+          <w:sz w:val="24"/>
+          <w:szCs w:val="24"/>
+        </w:rPr>
+        <w:t xml:space="preserve"> en Observable, c’est une fonction </w:t>
       </w:r>
       <w:proofErr w:type="spellStart"/>
       <w:r>
@@ -8967,6 +9862,7 @@
         <w:t xml:space="preserve">) un utilisateur obligatoire, mais en mode édition rendre ce champ non </w:t>
       </w:r>
       <w:proofErr w:type="spellStart"/>
+      <w:proofErr w:type="gramStart"/>
       <w:r>
         <w:rPr>
           <w:sz w:val="24"/>
@@ -8975,6 +9871,7 @@
         <w:t>obligatoire.Commande</w:t>
       </w:r>
       <w:proofErr w:type="spellEnd"/>
+      <w:proofErr w:type="gramEnd"/>
       <w:r>
         <w:rPr>
           <w:sz w:val="24"/>
@@ -9109,7 +10006,23 @@
           <w:sz w:val="24"/>
           <w:szCs w:val="24"/>
         </w:rPr>
-        <w:t>Nouvelles commandes git notées. Branche 3107 propre à présent.</w:t>
+        <w:t xml:space="preserve">Nouvelles commandes </w:t>
+      </w:r>
+      <w:proofErr w:type="gramStart"/>
+      <w:r>
+        <w:rPr>
+          <w:sz w:val="24"/>
+          <w:szCs w:val="24"/>
+        </w:rPr>
+        <w:t>git</w:t>
+      </w:r>
+      <w:proofErr w:type="gramEnd"/>
+      <w:r>
+        <w:rPr>
+          <w:sz w:val="24"/>
+          <w:szCs w:val="24"/>
+        </w:rPr>
+        <w:t xml:space="preserve"> notées. Branche 3107 propre à présent.</w:t>
       </w:r>
     </w:p>
     <w:p>
@@ -10657,7 +11570,23 @@
           <w:sz w:val="24"/>
           <w:szCs w:val="24"/>
         </w:rPr>
-        <w:t xml:space="preserve"> Front. &lt;beys-</w:t>
+        <w:t xml:space="preserve"> Front. &lt;</w:t>
+      </w:r>
+      <w:proofErr w:type="gramStart"/>
+      <w:r>
+        <w:rPr>
+          <w:sz w:val="24"/>
+          <w:szCs w:val="24"/>
+        </w:rPr>
+        <w:t>beys</w:t>
+      </w:r>
+      <w:proofErr w:type="gramEnd"/>
+      <w:r>
+        <w:rPr>
+          <w:sz w:val="24"/>
+          <w:szCs w:val="24"/>
+        </w:rPr>
+        <w:t>-</w:t>
       </w:r>
       <w:proofErr w:type="spellStart"/>
       <w:r>
@@ -10775,12 +11704,21 @@
         <w:t xml:space="preserve">- Faire un 'output' dans le composant (le </w:t>
       </w:r>
       <w:proofErr w:type="spellStart"/>
-      <w:r>
-        <w:rPr>
-          <w:sz w:val="24"/>
-          <w:szCs w:val="24"/>
-        </w:rPr>
-        <w:t>navbar.component.ts</w:t>
+      <w:proofErr w:type="gramStart"/>
+      <w:r>
+        <w:rPr>
+          <w:sz w:val="24"/>
+          <w:szCs w:val="24"/>
+        </w:rPr>
+        <w:t>navbar.component</w:t>
+      </w:r>
+      <w:proofErr w:type="gramEnd"/>
+      <w:r>
+        <w:rPr>
+          <w:sz w:val="24"/>
+          <w:szCs w:val="24"/>
+        </w:rPr>
+        <w:t>.ts</w:t>
       </w:r>
       <w:proofErr w:type="spellEnd"/>
       <w:r>
@@ -10824,12 +11762,21 @@
         <w:t>- Faire des fonctions, une dans le ''</w:t>
       </w:r>
       <w:proofErr w:type="spellStart"/>
-      <w:r>
-        <w:rPr>
-          <w:sz w:val="24"/>
-          <w:szCs w:val="24"/>
-        </w:rPr>
-        <w:t>ui.service.ts</w:t>
+      <w:proofErr w:type="gramStart"/>
+      <w:r>
+        <w:rPr>
+          <w:sz w:val="24"/>
+          <w:szCs w:val="24"/>
+        </w:rPr>
+        <w:t>ui.service</w:t>
+      </w:r>
+      <w:proofErr w:type="gramEnd"/>
+      <w:r>
+        <w:rPr>
+          <w:sz w:val="24"/>
+          <w:szCs w:val="24"/>
+        </w:rPr>
+        <w:t>.ts</w:t>
       </w:r>
       <w:proofErr w:type="spellEnd"/>
       <w:r>
@@ -11586,6 +12533,7 @@
         <w:t xml:space="preserve">Demain si c'est validé il faudra mettre à jour la dépendance dans le </w:t>
       </w:r>
       <w:proofErr w:type="spellStart"/>
+      <w:proofErr w:type="gramStart"/>
       <w:r>
         <w:rPr>
           <w:sz w:val="24"/>
@@ -11594,6 +12542,7 @@
         <w:t>package.json</w:t>
       </w:r>
       <w:proofErr w:type="spellEnd"/>
+      <w:proofErr w:type="gramEnd"/>
       <w:r>
         <w:rPr>
           <w:sz w:val="24"/>
@@ -12997,6 +13946,7 @@
         </w:rPr>
       </w:pPr>
       <w:proofErr w:type="spellStart"/>
+      <w:proofErr w:type="gramStart"/>
       <w:r>
         <w:rPr>
           <w:rStyle w:val="CodeHTML"/>
@@ -13007,6 +13957,7 @@
         <w:t>ng</w:t>
       </w:r>
       <w:proofErr w:type="spellEnd"/>
+      <w:proofErr w:type="gramEnd"/>
       <w:r>
         <w:rPr>
           <w:rStyle w:val="CodeHTML"/>
@@ -13072,6 +14023,7 @@
         </w:rPr>
       </w:pPr>
       <w:proofErr w:type="spellStart"/>
+      <w:proofErr w:type="gramStart"/>
       <w:r>
         <w:rPr>
           <w:rStyle w:val="CodeHTML"/>
@@ -13082,6 +14034,7 @@
         <w:t>npm</w:t>
       </w:r>
       <w:proofErr w:type="spellEnd"/>
+      <w:proofErr w:type="gramEnd"/>
       <w:r>
         <w:rPr>
           <w:rStyle w:val="CodeHTML"/>
@@ -13167,6 +14120,7 @@
         </w:rPr>
       </w:pPr>
       <w:proofErr w:type="spellStart"/>
+      <w:proofErr w:type="gramStart"/>
       <w:r>
         <w:rPr>
           <w:rStyle w:val="CodeHTML"/>
@@ -13177,6 +14131,7 @@
         <w:t>npm</w:t>
       </w:r>
       <w:proofErr w:type="spellEnd"/>
+      <w:proofErr w:type="gramEnd"/>
       <w:r>
         <w:rPr>
           <w:rStyle w:val="CodeHTML"/>
@@ -13233,6 +14188,7 @@
         </w:rPr>
       </w:pPr>
       <w:proofErr w:type="spellStart"/>
+      <w:proofErr w:type="gramStart"/>
       <w:r>
         <w:rPr>
           <w:rFonts w:ascii="Arial" w:hAnsi="Arial" w:cs="Arial"/>
@@ -13242,6 +14198,7 @@
         <w:t>npm</w:t>
       </w:r>
       <w:proofErr w:type="spellEnd"/>
+      <w:proofErr w:type="gramEnd"/>
       <w:r>
         <w:rPr>
           <w:rFonts w:ascii="Arial" w:hAnsi="Arial" w:cs="Arial"/>
@@ -13302,6 +14259,7 @@
         </w:rPr>
       </w:pPr>
       <w:proofErr w:type="spellStart"/>
+      <w:proofErr w:type="gramStart"/>
       <w:r>
         <w:rPr>
           <w:rFonts w:ascii="Arial" w:hAnsi="Arial" w:cs="Arial"/>
@@ -13311,6 +14269,7 @@
         <w:t>ng</w:t>
       </w:r>
       <w:proofErr w:type="spellEnd"/>
+      <w:proofErr w:type="gramEnd"/>
       <w:r>
         <w:rPr>
           <w:rFonts w:ascii="Arial" w:hAnsi="Arial" w:cs="Arial"/>
@@ -13425,6 +14384,7 @@
         </w:rPr>
       </w:pPr>
       <w:proofErr w:type="spellStart"/>
+      <w:proofErr w:type="gramStart"/>
       <w:r>
         <w:rPr>
           <w:rFonts w:ascii="Arial" w:hAnsi="Arial" w:cs="Arial"/>
@@ -13434,6 +14394,7 @@
         <w:t>ng</w:t>
       </w:r>
       <w:proofErr w:type="spellEnd"/>
+      <w:proofErr w:type="gramEnd"/>
       <w:r>
         <w:rPr>
           <w:rFonts w:ascii="Arial" w:hAnsi="Arial" w:cs="Arial"/>
@@ -13494,6 +14455,7 @@
         </w:rPr>
       </w:pPr>
       <w:proofErr w:type="spellStart"/>
+      <w:proofErr w:type="gramStart"/>
       <w:r>
         <w:rPr>
           <w:rFonts w:ascii="Arial" w:hAnsi="Arial" w:cs="Arial"/>
@@ -13503,6 +14465,7 @@
         <w:t>ng</w:t>
       </w:r>
       <w:proofErr w:type="spellEnd"/>
+      <w:proofErr w:type="gramEnd"/>
       <w:r>
         <w:rPr>
           <w:rFonts w:ascii="Arial" w:hAnsi="Arial" w:cs="Arial"/>
@@ -13563,6 +14526,7 @@
         </w:rPr>
       </w:pPr>
       <w:proofErr w:type="spellStart"/>
+      <w:proofErr w:type="gramStart"/>
       <w:r>
         <w:rPr>
           <w:rFonts w:ascii="Arial" w:hAnsi="Arial" w:cs="Arial"/>
@@ -13572,6 +14536,7 @@
         <w:t>ng</w:t>
       </w:r>
       <w:proofErr w:type="spellEnd"/>
+      <w:proofErr w:type="gramEnd"/>
       <w:r>
         <w:rPr>
           <w:rFonts w:ascii="Arial" w:hAnsi="Arial" w:cs="Arial"/>
@@ -13632,6 +14597,7 @@
         </w:rPr>
       </w:pPr>
       <w:proofErr w:type="spellStart"/>
+      <w:proofErr w:type="gramStart"/>
       <w:r>
         <w:rPr>
           <w:rFonts w:ascii="Arial" w:hAnsi="Arial" w:cs="Arial"/>
@@ -13641,6 +14607,7 @@
         <w:t>ng</w:t>
       </w:r>
       <w:proofErr w:type="spellEnd"/>
+      <w:proofErr w:type="gramEnd"/>
       <w:r>
         <w:rPr>
           <w:rFonts w:ascii="Arial" w:hAnsi="Arial" w:cs="Arial"/>
@@ -13732,6 +14699,7 @@
         </w:rPr>
       </w:pPr>
       <w:proofErr w:type="spellStart"/>
+      <w:proofErr w:type="gramStart"/>
       <w:r>
         <w:rPr>
           <w:sz w:val="24"/>
@@ -13747,6 +14715,7 @@
         <w:t>g</w:t>
       </w:r>
       <w:proofErr w:type="spellEnd"/>
+      <w:proofErr w:type="gramEnd"/>
       <w:r>
         <w:rPr>
           <w:sz w:val="24"/>
@@ -14430,7 +15399,23 @@
           <w:sz w:val="24"/>
           <w:szCs w:val="24"/>
         </w:rPr>
-        <w:t xml:space="preserve">- Permettre à l'utilisateur de modifier ses informations clients (e-mail, nom/prénom, adresse etc.…) : </w:t>
+        <w:t>- Permettre à l'utilisateur de modifier ses informations clients (</w:t>
+      </w:r>
+      <w:proofErr w:type="gramStart"/>
+      <w:r>
+        <w:rPr>
+          <w:sz w:val="24"/>
+          <w:szCs w:val="24"/>
+        </w:rPr>
+        <w:t>e-mail</w:t>
+      </w:r>
+      <w:proofErr w:type="gramEnd"/>
+      <w:r>
+        <w:rPr>
+          <w:sz w:val="24"/>
+          <w:szCs w:val="24"/>
+        </w:rPr>
+        <w:t xml:space="preserve">, nom/prénom, adresse etc.…) : </w:t>
       </w:r>
       <w:r>
         <w:rPr>
@@ -14868,8 +15853,34 @@
           <w:sz w:val="24"/>
           <w:szCs w:val="24"/>
         </w:rPr>
-        <w:t>J’ai encore l’impression que le site peut être peaufiné, amélioré, avec toujours plus de nouvelles implémentations. D’autre part, je souhaite compléter ces deux points avec mon projet annexe, le fil rouge Human Booster. Ce sera dans la description du site de la Nimes’Alerie.</w:t>
-      </w:r>
+        <w:t xml:space="preserve">J’ai encore l’impression que le site peut être peaufiné, amélioré, avec toujours plus de nouvelles implémentations. D’autre part, je souhaite compléter ces deux points avec mon projet annexe, le fil rouge Human Booster. Ce sera dans la description du site de la </w:t>
+      </w:r>
+      <w:proofErr w:type="spellStart"/>
+      <w:r>
+        <w:rPr>
+          <w:sz w:val="24"/>
+          <w:szCs w:val="24"/>
+        </w:rPr>
+        <w:t>Nimes’Alerie</w:t>
+      </w:r>
+      <w:proofErr w:type="spellEnd"/>
+      <w:r>
+        <w:rPr>
+          <w:sz w:val="24"/>
+          <w:szCs w:val="24"/>
+        </w:rPr>
+        <w:t>.</w:t>
+      </w:r>
+    </w:p>
+    <w:p>
+      <w:pPr>
+        <w:spacing w:before="240" w:after="160" w:line="259" w:lineRule="auto"/>
+        <w:jc w:val="both"/>
+        <w:rPr>
+          <w:sz w:val="24"/>
+          <w:szCs w:val="24"/>
+        </w:rPr>
+      </w:pPr>
     </w:p>
     <w:p>
       <w:pPr>
@@ -14966,6 +15977,17 @@
           <w:szCs w:val="24"/>
         </w:rPr>
       </w:pPr>
+    </w:p>
+    <w:p>
+      <w:pPr>
+        <w:spacing w:before="240" w:after="160" w:line="259" w:lineRule="auto"/>
+        <w:jc w:val="both"/>
+        <w:rPr>
+          <w:b/>
+          <w:sz w:val="24"/>
+          <w:szCs w:val="24"/>
+        </w:rPr>
+      </w:pPr>
       <w:r>
         <w:rPr>
           <w:b/>
@@ -14989,6 +16011,7 @@
           <w:sz w:val="24"/>
           <w:szCs w:val="24"/>
         </w:rPr>
+        <w:lastRenderedPageBreak/>
         <w:t xml:space="preserve">J'ai commencé par étudier la demande du client, un site boutique utilisant deux </w:t>
       </w:r>
       <w:proofErr w:type="spellStart"/>
@@ -15038,7 +16061,6 @@
           <w:sz w:val="24"/>
           <w:szCs w:val="24"/>
         </w:rPr>
-        <w:lastRenderedPageBreak/>
         <w:t xml:space="preserve">Angular achemine donc une connexion à une API, pour </w:t>
       </w:r>
       <w:r>
@@ -15659,36 +16681,24 @@
           <w:sz w:val="24"/>
           <w:szCs w:val="24"/>
         </w:rPr>
+        <w:lastRenderedPageBreak/>
         <w:t>La sécurité anti brute force est aussi présente, ainsi que le hashage des mots de passe. Seuls les admins pourront modifier certaines choses comme l’édition de la boutique.</w:t>
       </w:r>
     </w:p>
     <w:p>
       <w:pPr>
-        <w:spacing w:after="160" w:line="259" w:lineRule="auto"/>
-        <w:ind w:left="720"/>
-        <w:jc w:val="both"/>
-        <w:rPr>
-          <w:color w:val="000000"/>
-          <w:sz w:val="24"/>
-          <w:szCs w:val="24"/>
-        </w:rPr>
-      </w:pPr>
-    </w:p>
-    <w:p>
-      <w:pPr>
-        <w:spacing w:before="240" w:after="160" w:line="259" w:lineRule="auto"/>
-        <w:jc w:val="both"/>
-        <w:rPr>
-          <w:sz w:val="24"/>
-          <w:szCs w:val="24"/>
-        </w:rPr>
-      </w:pPr>
-      <w:r>
-        <w:rPr>
-          <w:sz w:val="24"/>
-          <w:szCs w:val="24"/>
-        </w:rPr>
-        <w:lastRenderedPageBreak/>
+        <w:spacing w:before="240" w:after="160" w:line="259" w:lineRule="auto"/>
+        <w:jc w:val="both"/>
+        <w:rPr>
+          <w:sz w:val="24"/>
+          <w:szCs w:val="24"/>
+        </w:rPr>
+      </w:pPr>
+      <w:r>
+        <w:rPr>
+          <w:sz w:val="24"/>
+          <w:szCs w:val="24"/>
+        </w:rPr>
         <w:t xml:space="preserve">Pourquoi avoir fait ce site ? Ce site de e-commerce répond à un besoin pertinent dans le monde numérique d’aujourd’hui. Le client souhaitait pouvoir avoir sa propre boutique complète de A à Z.  Il est adapté à tout type d’écran, mobile comme fixe. J’ai amélioré l’expérience en construisant des pages supplémentaires qui font le mélange entre boutique et réseau social de communication. Des accès aux réseaux sociaux traditionnels sont possibles, mais échanger avec les clients, écrire dans le forum, faire vivre la plateforme, c’est cela le site 2.0 ! Vous avez un souci de commande ? Une question sur un produit ? Notre forum est là pour cela ! Peut-être qu’un autre utilisateur à </w:t>
       </w:r>
       <w:r>
@@ -15770,45 +16780,816 @@
         <w:spacing w:before="240" w:after="160" w:line="259" w:lineRule="auto"/>
         <w:jc w:val="both"/>
         <w:rPr>
-          <w:sz w:val="24"/>
-          <w:szCs w:val="24"/>
-        </w:rPr>
-      </w:pPr>
-      <w:r>
-        <w:rPr>
-          <w:sz w:val="24"/>
-          <w:szCs w:val="24"/>
-        </w:rPr>
-        <w:t>La barre de navigation, à du code important </w:t>
-      </w:r>
-      <w:r>
-        <w:rPr>
-          <w:sz w:val="24"/>
-          <w:szCs w:val="24"/>
-        </w:rPr>
-        <w:t>en JavaScript :</w:t>
-      </w:r>
-    </w:p>
-    <w:p>
-      <w:pPr>
-        <w:spacing w:before="240" w:after="160" w:line="259" w:lineRule="auto"/>
-        <w:jc w:val="both"/>
-        <w:rPr>
-          <w:sz w:val="24"/>
-          <w:szCs w:val="24"/>
-        </w:rPr>
-      </w:pPr>
-      <w:r>
-        <w:rPr>
+          <w:b/>
           <w:noProof/>
-          <w:sz w:val="24"/>
-          <w:szCs w:val="24"/>
+          <w:sz w:val="28"/>
+          <w:szCs w:val="28"/>
+        </w:rPr>
+      </w:pPr>
+      <w:r>
+        <w:rPr>
+          <w:bCs/>
+          <w:sz w:val="24"/>
+          <w:szCs w:val="24"/>
+        </w:rPr>
+        <w:t>Ici je vous montre une fonction totale d’ajout de panier dans le « </w:t>
+      </w:r>
+      <w:proofErr w:type="spellStart"/>
+      <w:r>
+        <w:rPr>
+          <w:bCs/>
+          <w:sz w:val="24"/>
+          <w:szCs w:val="24"/>
+        </w:rPr>
+        <w:t>cart</w:t>
+      </w:r>
+      <w:proofErr w:type="spellEnd"/>
+      <w:r>
+        <w:rPr>
+          <w:bCs/>
+          <w:sz w:val="24"/>
+          <w:szCs w:val="24"/>
+        </w:rPr>
+        <w:t xml:space="preserve"> </w:t>
+      </w:r>
+      <w:proofErr w:type="spellStart"/>
+      <w:r>
+        <w:rPr>
+          <w:bCs/>
+          <w:sz w:val="24"/>
+          <w:szCs w:val="24"/>
+        </w:rPr>
+        <w:t>controller</w:t>
+      </w:r>
+      <w:proofErr w:type="spellEnd"/>
+      <w:r>
+        <w:rPr>
+          <w:bCs/>
+          <w:sz w:val="24"/>
+          <w:szCs w:val="24"/>
+        </w:rPr>
+        <w:t> », le panier est un tableau vide avec un total initialisé à zéro. Pour chaque contenu du panier, nous avons la variable $</w:t>
+      </w:r>
+      <w:proofErr w:type="spellStart"/>
+      <w:r>
+        <w:rPr>
+          <w:bCs/>
+          <w:sz w:val="24"/>
+          <w:szCs w:val="24"/>
+        </w:rPr>
+        <w:t>product</w:t>
+      </w:r>
+      <w:proofErr w:type="spellEnd"/>
+      <w:r>
+        <w:rPr>
+          <w:bCs/>
+          <w:sz w:val="24"/>
+          <w:szCs w:val="24"/>
+        </w:rPr>
+        <w:t xml:space="preserve"> qui recherche dans le repository un $id. Alors la variable $</w:t>
+      </w:r>
+      <w:proofErr w:type="spellStart"/>
+      <w:r>
+        <w:rPr>
+          <w:bCs/>
+          <w:sz w:val="24"/>
+          <w:szCs w:val="24"/>
+        </w:rPr>
+        <w:t>dataPanier</w:t>
+      </w:r>
+      <w:proofErr w:type="spellEnd"/>
+      <w:r>
+        <w:rPr>
+          <w:bCs/>
+          <w:sz w:val="24"/>
+          <w:szCs w:val="24"/>
+        </w:rPr>
+        <w:t xml:space="preserve"> va se remplir de produit et de quantité, et le total, récupérera le produit, son prix, et le multipliera par la quantité, ce qui fera le montant du panier !</w:t>
+      </w:r>
+      <w:r>
+        <w:rPr>
+          <w:b/>
+          <w:noProof/>
+          <w:sz w:val="28"/>
+          <w:szCs w:val="28"/>
+        </w:rPr>
+        <w:t xml:space="preserve"> </w:t>
+      </w:r>
+    </w:p>
+    <w:p>
+      <w:pPr>
+        <w:spacing w:before="240" w:after="160" w:line="259" w:lineRule="auto"/>
+        <w:jc w:val="both"/>
+        <w:rPr>
+          <w:bCs/>
+          <w:sz w:val="24"/>
+          <w:szCs w:val="24"/>
+        </w:rPr>
+      </w:pPr>
+      <w:r>
+        <w:rPr>
+          <w:b/>
+          <w:noProof/>
+          <w:sz w:val="28"/>
+          <w:szCs w:val="28"/>
+        </w:rPr>
+        <w:drawing>
+          <wp:inline distT="0" distB="0" distL="0" distR="0" wp14:anchorId="6FDF2672" wp14:editId="1729B17F">
+            <wp:extent cx="3521325" cy="2819400"/>
+            <wp:effectExtent l="0" t="0" r="3175" b="0"/>
+            <wp:docPr id="54" name="Image 54" descr="Une image contenant texte&#10;&#10;Description générée automatiquement"/>
+            <wp:cNvGraphicFramePr>
+              <a:graphicFrameLocks xmlns:a="http://schemas.openxmlformats.org/drawingml/2006/main" noChangeAspect="1"/>
+            </wp:cNvGraphicFramePr>
+            <a:graphic xmlns:a="http://schemas.openxmlformats.org/drawingml/2006/main">
+              <a:graphicData uri="http://schemas.openxmlformats.org/drawingml/2006/picture">
+                <pic:pic xmlns:pic="http://schemas.openxmlformats.org/drawingml/2006/picture">
+                  <pic:nvPicPr>
+                    <pic:cNvPr id="54" name="Image 54" descr="Une image contenant texte&#10;&#10;Description générée automatiquement"/>
+                    <pic:cNvPicPr>
+                      <a:picLocks noChangeAspect="1" noChangeArrowheads="1"/>
+                    </pic:cNvPicPr>
+                  </pic:nvPicPr>
+                  <pic:blipFill>
+                    <a:blip r:embed="rId22" cstate="print">
+                      <a:extLst>
+                        <a:ext uri="{28A0092B-C50C-407E-A947-70E740481C1C}">
+                          <a14:useLocalDpi xmlns:a14="http://schemas.microsoft.com/office/drawing/2010/main" val="0"/>
+                        </a:ext>
+                      </a:extLst>
+                    </a:blip>
+                    <a:srcRect/>
+                    <a:stretch>
+                      <a:fillRect/>
+                    </a:stretch>
+                  </pic:blipFill>
+                  <pic:spPr bwMode="auto">
+                    <a:xfrm>
+                      <a:off x="0" y="0"/>
+                      <a:ext cx="3524455" cy="2821906"/>
+                    </a:xfrm>
+                    <a:prstGeom prst="rect">
+                      <a:avLst/>
+                    </a:prstGeom>
+                    <a:noFill/>
+                    <a:ln>
+                      <a:noFill/>
+                    </a:ln>
+                  </pic:spPr>
+                </pic:pic>
+              </a:graphicData>
+            </a:graphic>
+          </wp:inline>
+        </w:drawing>
+      </w:r>
+    </w:p>
+    <w:p>
+      <w:pPr>
+        <w:spacing w:before="240" w:after="160" w:line="259" w:lineRule="auto"/>
+        <w:jc w:val="both"/>
+        <w:rPr>
+          <w:b/>
+          <w:sz w:val="28"/>
+          <w:szCs w:val="28"/>
+        </w:rPr>
+      </w:pPr>
+      <w:r>
+        <w:rPr>
+          <w:b/>
+          <w:noProof/>
+          <w:sz w:val="28"/>
+          <w:szCs w:val="28"/>
         </w:rPr>
         <w:lastRenderedPageBreak/>
         <w:drawing>
-          <wp:inline distT="0" distB="0" distL="0" distR="0" wp14:anchorId="4162A0A3" wp14:editId="555EC541">
+          <wp:anchor distT="0" distB="0" distL="114300" distR="114300" simplePos="0" relativeHeight="251660288" behindDoc="0" locked="0" layoutInCell="1" allowOverlap="1" wp14:anchorId="4B6F565A" wp14:editId="4F95D837">
+            <wp:simplePos x="0" y="0"/>
+            <wp:positionH relativeFrom="margin">
+              <wp:posOffset>3028950</wp:posOffset>
+            </wp:positionH>
+            <wp:positionV relativeFrom="paragraph">
+              <wp:posOffset>914400</wp:posOffset>
+            </wp:positionV>
+            <wp:extent cx="2590800" cy="2590800"/>
+            <wp:effectExtent l="0" t="0" r="0" b="0"/>
+            <wp:wrapSquare wrapText="bothSides"/>
+            <wp:docPr id="57" name="Image 57"/>
+            <wp:cNvGraphicFramePr>
+              <a:graphicFrameLocks xmlns:a="http://schemas.openxmlformats.org/drawingml/2006/main" noChangeAspect="1"/>
+            </wp:cNvGraphicFramePr>
+            <a:graphic xmlns:a="http://schemas.openxmlformats.org/drawingml/2006/main">
+              <a:graphicData uri="http://schemas.openxmlformats.org/drawingml/2006/picture">
+                <pic:pic xmlns:pic="http://schemas.openxmlformats.org/drawingml/2006/picture">
+                  <pic:nvPicPr>
+                    <pic:cNvPr id="0" name="Picture 26"/>
+                    <pic:cNvPicPr>
+                      <a:picLocks noChangeAspect="1" noChangeArrowheads="1"/>
+                    </pic:cNvPicPr>
+                  </pic:nvPicPr>
+                  <pic:blipFill>
+                    <a:blip r:embed="rId23" cstate="print">
+                      <a:extLst>
+                        <a:ext uri="{28A0092B-C50C-407E-A947-70E740481C1C}">
+                          <a14:useLocalDpi xmlns:a14="http://schemas.microsoft.com/office/drawing/2010/main" val="0"/>
+                        </a:ext>
+                      </a:extLst>
+                    </a:blip>
+                    <a:srcRect/>
+                    <a:stretch>
+                      <a:fillRect/>
+                    </a:stretch>
+                  </pic:blipFill>
+                  <pic:spPr bwMode="auto">
+                    <a:xfrm>
+                      <a:off x="0" y="0"/>
+                      <a:ext cx="2590800" cy="2590800"/>
+                    </a:xfrm>
+                    <a:prstGeom prst="rect">
+                      <a:avLst/>
+                    </a:prstGeom>
+                    <a:noFill/>
+                    <a:ln>
+                      <a:noFill/>
+                    </a:ln>
+                  </pic:spPr>
+                </pic:pic>
+              </a:graphicData>
+            </a:graphic>
+            <wp14:sizeRelH relativeFrom="margin">
+              <wp14:pctWidth>0</wp14:pctWidth>
+            </wp14:sizeRelH>
+            <wp14:sizeRelV relativeFrom="margin">
+              <wp14:pctHeight>0</wp14:pctHeight>
+            </wp14:sizeRelV>
+          </wp:anchor>
+        </w:drawing>
+      </w:r>
+      <w:r>
+        <w:rPr>
+          <w:b/>
+          <w:noProof/>
+          <w:sz w:val="28"/>
+          <w:szCs w:val="28"/>
+        </w:rPr>
+        <w:drawing>
+          <wp:inline distT="0" distB="0" distL="0" distR="0" wp14:anchorId="7B958D06" wp14:editId="6294D6C1">
+            <wp:extent cx="2905125" cy="3513455"/>
+            <wp:effectExtent l="0" t="0" r="9525" b="0"/>
+            <wp:docPr id="55" name="Image 55"/>
+            <wp:cNvGraphicFramePr>
+              <a:graphicFrameLocks xmlns:a="http://schemas.openxmlformats.org/drawingml/2006/main" noChangeAspect="1"/>
+            </wp:cNvGraphicFramePr>
+            <a:graphic xmlns:a="http://schemas.openxmlformats.org/drawingml/2006/main">
+              <a:graphicData uri="http://schemas.openxmlformats.org/drawingml/2006/picture">
+                <pic:pic xmlns:pic="http://schemas.openxmlformats.org/drawingml/2006/picture">
+                  <pic:nvPicPr>
+                    <pic:cNvPr id="0" name="Picture 24"/>
+                    <pic:cNvPicPr>
+                      <a:picLocks noChangeAspect="1" noChangeArrowheads="1"/>
+                    </pic:cNvPicPr>
+                  </pic:nvPicPr>
+                  <pic:blipFill>
+                    <a:blip r:embed="rId24" cstate="print">
+                      <a:extLst>
+                        <a:ext uri="{28A0092B-C50C-407E-A947-70E740481C1C}">
+                          <a14:useLocalDpi xmlns:a14="http://schemas.microsoft.com/office/drawing/2010/main" val="0"/>
+                        </a:ext>
+                      </a:extLst>
+                    </a:blip>
+                    <a:srcRect/>
+                    <a:stretch>
+                      <a:fillRect/>
+                    </a:stretch>
+                  </pic:blipFill>
+                  <pic:spPr bwMode="auto">
+                    <a:xfrm>
+                      <a:off x="0" y="0"/>
+                      <a:ext cx="2950308" cy="3568099"/>
+                    </a:xfrm>
+                    <a:prstGeom prst="rect">
+                      <a:avLst/>
+                    </a:prstGeom>
+                    <a:noFill/>
+                    <a:ln>
+                      <a:noFill/>
+                    </a:ln>
+                  </pic:spPr>
+                </pic:pic>
+              </a:graphicData>
+            </a:graphic>
+          </wp:inline>
+        </w:drawing>
+      </w:r>
+    </w:p>
+    <w:p>
+      <w:pPr>
+        <w:spacing w:before="240" w:after="160" w:line="259" w:lineRule="auto"/>
+        <w:jc w:val="both"/>
+        <w:rPr>
+          <w:bCs/>
+          <w:sz w:val="24"/>
+          <w:szCs w:val="24"/>
+        </w:rPr>
+      </w:pPr>
+    </w:p>
+    <w:p>
+      <w:pPr>
+        <w:spacing w:before="240" w:after="160" w:line="259" w:lineRule="auto"/>
+        <w:jc w:val="both"/>
+        <w:rPr>
+          <w:bCs/>
+          <w:sz w:val="24"/>
+          <w:szCs w:val="24"/>
+        </w:rPr>
+      </w:pPr>
+      <w:r>
+        <w:rPr>
+          <w:bCs/>
+          <w:sz w:val="24"/>
+          <w:szCs w:val="24"/>
+        </w:rPr>
+        <w:t xml:space="preserve">Pour ajouter un panier, on initialise la variable $panier dans une $session, qui récupère le contenu du panier. On </w:t>
+      </w:r>
+      <w:r>
+        <w:rPr>
+          <w:bCs/>
+          <w:sz w:val="24"/>
+          <w:szCs w:val="24"/>
+        </w:rPr>
+        <w:t>peut</w:t>
+      </w:r>
+      <w:r>
+        <w:rPr>
+          <w:bCs/>
+          <w:sz w:val="24"/>
+          <w:szCs w:val="24"/>
+        </w:rPr>
+        <w:t xml:space="preserve"> alors ajouter des produits dans le panier, et le sauvegarder dans la session grâce </w:t>
+      </w:r>
+      <w:r>
+        <w:rPr>
+          <w:bCs/>
+          <w:sz w:val="24"/>
+          <w:szCs w:val="24"/>
+        </w:rPr>
+        <w:t>à $session-&gt;set.</w:t>
+      </w:r>
+    </w:p>
+    <w:p>
+      <w:pPr>
+        <w:spacing w:before="240" w:after="160" w:line="259" w:lineRule="auto"/>
+        <w:jc w:val="both"/>
+        <w:rPr>
+          <w:bCs/>
+          <w:sz w:val="24"/>
+          <w:szCs w:val="24"/>
+        </w:rPr>
+      </w:pPr>
+      <w:r>
+        <w:rPr>
+          <w:bCs/>
+          <w:sz w:val="24"/>
+          <w:szCs w:val="24"/>
+        </w:rPr>
+        <w:t xml:space="preserve">Pour la fonction qui supprime du contenu, c’est exactement l’inverse, on décrémente les produits (contre l’incrémentation qui est l’ajout) et pareil on sauvegarde le tout dans une session. </w:t>
+      </w:r>
+    </w:p>
+    <w:p>
+      <w:pPr>
+        <w:spacing w:before="240" w:after="160" w:line="259" w:lineRule="auto"/>
+        <w:jc w:val="both"/>
+        <w:rPr>
+          <w:bCs/>
+          <w:sz w:val="24"/>
+          <w:szCs w:val="24"/>
+        </w:rPr>
+      </w:pPr>
+      <w:r>
+        <w:rPr>
+          <w:bCs/>
+          <w:sz w:val="24"/>
+          <w:szCs w:val="24"/>
+        </w:rPr>
+        <w:t>Pour effacer un objet on ne se contente pas de simplement décrémenter, mais de tout supprimer ce qui est relatif à ce produit (toujours stockage de session). Quant à la fonction de vider le panier, elle récupère la session, « </w:t>
+      </w:r>
+      <w:proofErr w:type="spellStart"/>
+      <w:r>
+        <w:rPr>
+          <w:bCs/>
+          <w:sz w:val="24"/>
+          <w:szCs w:val="24"/>
+        </w:rPr>
+        <w:t>remove</w:t>
+      </w:r>
+      <w:proofErr w:type="spellEnd"/>
+      <w:r>
+        <w:rPr>
+          <w:bCs/>
+          <w:sz w:val="24"/>
+          <w:szCs w:val="24"/>
+        </w:rPr>
+        <w:t> » (vide le panier) et recharge la page.</w:t>
+      </w:r>
+    </w:p>
+    <w:p>
+      <w:pPr>
+        <w:spacing w:before="240" w:after="160" w:line="259" w:lineRule="auto"/>
+        <w:jc w:val="both"/>
+        <w:rPr>
+          <w:b/>
+          <w:sz w:val="28"/>
+          <w:szCs w:val="28"/>
+        </w:rPr>
+      </w:pPr>
+      <w:r>
+        <w:rPr>
+          <w:bCs/>
+          <w:sz w:val="24"/>
+          <w:szCs w:val="24"/>
+        </w:rPr>
+        <w:t xml:space="preserve">Nous pouvons utiliser des requêtes DQL (Doctrine </w:t>
+      </w:r>
+      <w:proofErr w:type="spellStart"/>
+      <w:r>
+        <w:rPr>
+          <w:bCs/>
+          <w:sz w:val="24"/>
+          <w:szCs w:val="24"/>
+        </w:rPr>
+        <w:t>Query</w:t>
+      </w:r>
+      <w:proofErr w:type="spellEnd"/>
+      <w:r>
+        <w:rPr>
+          <w:bCs/>
+          <w:sz w:val="24"/>
+          <w:szCs w:val="24"/>
+        </w:rPr>
+        <w:t xml:space="preserve"> </w:t>
+      </w:r>
+      <w:proofErr w:type="spellStart"/>
+      <w:r>
+        <w:rPr>
+          <w:bCs/>
+          <w:sz w:val="24"/>
+          <w:szCs w:val="24"/>
+        </w:rPr>
+        <w:t>Language</w:t>
+      </w:r>
+      <w:proofErr w:type="spellEnd"/>
+      <w:r>
+        <w:rPr>
+          <w:bCs/>
+          <w:sz w:val="24"/>
+          <w:szCs w:val="24"/>
+        </w:rPr>
+        <w:t xml:space="preserve">), pour faire une fonction de recherche d’un article : </w:t>
+      </w:r>
+    </w:p>
+    <w:p>
+      <w:pPr>
+        <w:spacing w:before="240" w:after="160" w:line="259" w:lineRule="auto"/>
+        <w:jc w:val="both"/>
+        <w:rPr>
+          <w:bCs/>
+          <w:sz w:val="24"/>
+          <w:szCs w:val="24"/>
+        </w:rPr>
+      </w:pPr>
+      <w:r>
+        <w:rPr>
+          <w:bCs/>
+          <w:noProof/>
+          <w:sz w:val="24"/>
+          <w:szCs w:val="24"/>
+        </w:rPr>
+        <w:drawing>
+          <wp:inline distT="0" distB="0" distL="0" distR="0" wp14:anchorId="3DB571A1" wp14:editId="590473DF">
+            <wp:extent cx="4161445" cy="1952625"/>
+            <wp:effectExtent l="0" t="0" r="0" b="0"/>
+            <wp:docPr id="58" name="Image 58"/>
+            <wp:cNvGraphicFramePr>
+              <a:graphicFrameLocks xmlns:a="http://schemas.openxmlformats.org/drawingml/2006/main" noChangeAspect="1"/>
+            </wp:cNvGraphicFramePr>
+            <a:graphic xmlns:a="http://schemas.openxmlformats.org/drawingml/2006/main">
+              <a:graphicData uri="http://schemas.openxmlformats.org/drawingml/2006/picture">
+                <pic:pic xmlns:pic="http://schemas.openxmlformats.org/drawingml/2006/picture">
+                  <pic:nvPicPr>
+                    <pic:cNvPr id="0" name="Picture 27"/>
+                    <pic:cNvPicPr>
+                      <a:picLocks noChangeAspect="1" noChangeArrowheads="1"/>
+                    </pic:cNvPicPr>
+                  </pic:nvPicPr>
+                  <pic:blipFill>
+                    <a:blip r:embed="rId25">
+                      <a:extLst>
+                        <a:ext uri="{28A0092B-C50C-407E-A947-70E740481C1C}">
+                          <a14:useLocalDpi xmlns:a14="http://schemas.microsoft.com/office/drawing/2010/main" val="0"/>
+                        </a:ext>
+                      </a:extLst>
+                    </a:blip>
+                    <a:srcRect/>
+                    <a:stretch>
+                      <a:fillRect/>
+                    </a:stretch>
+                  </pic:blipFill>
+                  <pic:spPr bwMode="auto">
+                    <a:xfrm>
+                      <a:off x="0" y="0"/>
+                      <a:ext cx="4173903" cy="1958470"/>
+                    </a:xfrm>
+                    <a:prstGeom prst="rect">
+                      <a:avLst/>
+                    </a:prstGeom>
+                    <a:noFill/>
+                    <a:ln>
+                      <a:noFill/>
+                    </a:ln>
+                  </pic:spPr>
+                </pic:pic>
+              </a:graphicData>
+            </a:graphic>
+          </wp:inline>
+        </w:drawing>
+      </w:r>
+    </w:p>
+    <w:p>
+      <w:pPr>
+        <w:spacing w:before="240" w:after="160" w:line="259" w:lineRule="auto"/>
+        <w:jc w:val="both"/>
+        <w:rPr>
+          <w:bCs/>
+          <w:sz w:val="24"/>
+          <w:szCs w:val="24"/>
+        </w:rPr>
+      </w:pPr>
+      <w:r>
+        <w:rPr>
+          <w:bCs/>
+          <w:sz w:val="24"/>
+          <w:szCs w:val="24"/>
+        </w:rPr>
+        <w:lastRenderedPageBreak/>
+        <w:t>Cette fonction permet de faire une requête sur les produits, sélectionner les produits par leur nom respectif, ou ils sont, et de les trouver « LIKE », obtenir le résultat de la requête.</w:t>
+      </w:r>
+    </w:p>
+    <w:p>
+      <w:pPr>
+        <w:spacing w:before="240" w:after="160" w:line="259" w:lineRule="auto"/>
+        <w:jc w:val="both"/>
+        <w:rPr>
+          <w:bCs/>
+          <w:sz w:val="24"/>
+          <w:szCs w:val="24"/>
+        </w:rPr>
+      </w:pPr>
+    </w:p>
+    <w:p>
+      <w:pPr>
+        <w:spacing w:before="240" w:after="160" w:line="259" w:lineRule="auto"/>
+        <w:jc w:val="both"/>
+        <w:rPr>
+          <w:bCs/>
+          <w:sz w:val="24"/>
+          <w:szCs w:val="24"/>
+        </w:rPr>
+      </w:pPr>
+      <w:r>
+        <w:rPr>
+          <w:bCs/>
+          <w:noProof/>
+          <w:sz w:val="24"/>
+          <w:szCs w:val="24"/>
+        </w:rPr>
+        <w:drawing>
+          <wp:inline distT="0" distB="0" distL="0" distR="0" wp14:anchorId="1850A592" wp14:editId="529E97F5">
+            <wp:extent cx="5562291" cy="4572000"/>
+            <wp:effectExtent l="0" t="0" r="635" b="0"/>
+            <wp:docPr id="59" name="Image 59"/>
+            <wp:cNvGraphicFramePr>
+              <a:graphicFrameLocks xmlns:a="http://schemas.openxmlformats.org/drawingml/2006/main" noChangeAspect="1"/>
+            </wp:cNvGraphicFramePr>
+            <a:graphic xmlns:a="http://schemas.openxmlformats.org/drawingml/2006/main">
+              <a:graphicData uri="http://schemas.openxmlformats.org/drawingml/2006/picture">
+                <pic:pic xmlns:pic="http://schemas.openxmlformats.org/drawingml/2006/picture">
+                  <pic:nvPicPr>
+                    <pic:cNvPr id="0" name="Picture 28"/>
+                    <pic:cNvPicPr>
+                      <a:picLocks noChangeAspect="1" noChangeArrowheads="1"/>
+                    </pic:cNvPicPr>
+                  </pic:nvPicPr>
+                  <pic:blipFill>
+                    <a:blip r:embed="rId26">
+                      <a:extLst>
+                        <a:ext uri="{28A0092B-C50C-407E-A947-70E740481C1C}">
+                          <a14:useLocalDpi xmlns:a14="http://schemas.microsoft.com/office/drawing/2010/main" val="0"/>
+                        </a:ext>
+                      </a:extLst>
+                    </a:blip>
+                    <a:srcRect/>
+                    <a:stretch>
+                      <a:fillRect/>
+                    </a:stretch>
+                  </pic:blipFill>
+                  <pic:spPr bwMode="auto">
+                    <a:xfrm>
+                      <a:off x="0" y="0"/>
+                      <a:ext cx="5570638" cy="4578861"/>
+                    </a:xfrm>
+                    <a:prstGeom prst="rect">
+                      <a:avLst/>
+                    </a:prstGeom>
+                    <a:noFill/>
+                    <a:ln>
+                      <a:noFill/>
+                    </a:ln>
+                  </pic:spPr>
+                </pic:pic>
+              </a:graphicData>
+            </a:graphic>
+          </wp:inline>
+        </w:drawing>
+      </w:r>
+    </w:p>
+    <w:p>
+      <w:pPr>
+        <w:spacing w:before="240" w:after="160" w:line="259" w:lineRule="auto"/>
+        <w:jc w:val="both"/>
+        <w:rPr>
+          <w:bCs/>
+          <w:sz w:val="24"/>
+          <w:szCs w:val="24"/>
+        </w:rPr>
+      </w:pPr>
+      <w:r>
+        <w:rPr>
+          <w:bCs/>
+          <w:sz w:val="24"/>
+          <w:szCs w:val="24"/>
+        </w:rPr>
+        <w:t xml:space="preserve">Ici c’est un formulaire de création d’un « post », qui sera reliée par exemple à une catégorie, ou un sujet, ici c’est donc le </w:t>
+      </w:r>
+      <w:proofErr w:type="gramStart"/>
+      <w:r>
+        <w:rPr>
+          <w:bCs/>
+          <w:sz w:val="24"/>
+          <w:szCs w:val="24"/>
+        </w:rPr>
+        <w:t>Thread ::</w:t>
+      </w:r>
+      <w:proofErr w:type="gramEnd"/>
+      <w:r>
+        <w:rPr>
+          <w:bCs/>
+          <w:sz w:val="24"/>
+          <w:szCs w:val="24"/>
+        </w:rPr>
+        <w:t>class</w:t>
+      </w:r>
+      <w:r>
+        <w:rPr>
+          <w:bCs/>
+          <w:sz w:val="24"/>
+          <w:szCs w:val="24"/>
+        </w:rPr>
+        <w:t xml:space="preserve"> à laquelle le « post » sera relié. Ensuite ça sera classé par ordre alphabétique (‘ASC’). C’est un petit morceau du forum, qui suit ce schéma : Rubrique -&gt; Sous Rubrique -&gt; Sujet -&gt; Message (« post »).</w:t>
+      </w:r>
+    </w:p>
+    <w:p>
+      <w:pPr>
+        <w:spacing w:before="240" w:after="160" w:line="259" w:lineRule="auto"/>
+        <w:jc w:val="both"/>
+        <w:rPr>
+          <w:bCs/>
+          <w:sz w:val="24"/>
+          <w:szCs w:val="24"/>
+        </w:rPr>
+      </w:pPr>
+      <w:r>
+        <w:rPr>
+          <w:bCs/>
+          <w:sz w:val="24"/>
+          <w:szCs w:val="24"/>
+        </w:rPr>
+        <w:t xml:space="preserve">Toute ces étapes sont imbriquées les unes dans les autres et forment un forum. Nous pouvons créer des rubriques à volonté, des sous rubriques etc… A la toute fin de la chaine nous pouvons voir les messages, et ajouter des </w:t>
+      </w:r>
+      <w:r>
+        <w:rPr>
+          <w:bCs/>
+          <w:sz w:val="24"/>
+          <w:szCs w:val="24"/>
+        </w:rPr>
+        <w:t>« pouces positif » ou « pouces négatif », c’est un système de vote pour voir la pertinence du message ou pas.</w:t>
+      </w:r>
+    </w:p>
+    <w:p>
+      <w:pPr>
+        <w:tabs>
+          <w:tab w:val="center" w:pos="4513"/>
+        </w:tabs>
+        <w:spacing w:before="240" w:after="160" w:line="259" w:lineRule="auto"/>
+        <w:jc w:val="both"/>
+        <w:rPr>
+          <w:bCs/>
+          <w:sz w:val="24"/>
+          <w:szCs w:val="24"/>
+        </w:rPr>
+      </w:pPr>
+      <w:r>
+        <w:rPr>
+          <w:bCs/>
+          <w:noProof/>
+          <w:sz w:val="24"/>
+          <w:szCs w:val="24"/>
+        </w:rPr>
+        <w:drawing>
+          <wp:inline distT="0" distB="0" distL="0" distR="0" wp14:anchorId="2F67B480" wp14:editId="6095732A">
+            <wp:extent cx="2343150" cy="1171575"/>
+            <wp:effectExtent l="0" t="0" r="0" b="9525"/>
+            <wp:docPr id="62" name="Image 62"/>
+            <wp:cNvGraphicFramePr>
+              <a:graphicFrameLocks xmlns:a="http://schemas.openxmlformats.org/drawingml/2006/main" noChangeAspect="1"/>
+            </wp:cNvGraphicFramePr>
+            <a:graphic xmlns:a="http://schemas.openxmlformats.org/drawingml/2006/main">
+              <a:graphicData uri="http://schemas.openxmlformats.org/drawingml/2006/picture">
+                <pic:pic xmlns:pic="http://schemas.openxmlformats.org/drawingml/2006/picture">
+                  <pic:nvPicPr>
+                    <pic:cNvPr id="0" name="Picture 31"/>
+                    <pic:cNvPicPr>
+                      <a:picLocks noChangeAspect="1" noChangeArrowheads="1"/>
+                    </pic:cNvPicPr>
+                  </pic:nvPicPr>
+                  <pic:blipFill>
+                    <a:blip r:embed="rId27">
+                      <a:extLst>
+                        <a:ext uri="{28A0092B-C50C-407E-A947-70E740481C1C}">
+                          <a14:useLocalDpi xmlns:a14="http://schemas.microsoft.com/office/drawing/2010/main" val="0"/>
+                        </a:ext>
+                      </a:extLst>
+                    </a:blip>
+                    <a:srcRect/>
+                    <a:stretch>
+                      <a:fillRect/>
+                    </a:stretch>
+                  </pic:blipFill>
+                  <pic:spPr bwMode="auto">
+                    <a:xfrm>
+                      <a:off x="0" y="0"/>
+                      <a:ext cx="2344958" cy="1172479"/>
+                    </a:xfrm>
+                    <a:prstGeom prst="rect">
+                      <a:avLst/>
+                    </a:prstGeom>
+                    <a:noFill/>
+                    <a:ln>
+                      <a:noFill/>
+                    </a:ln>
+                  </pic:spPr>
+                </pic:pic>
+              </a:graphicData>
+            </a:graphic>
+          </wp:inline>
+        </w:drawing>
+      </w:r>
+      <w:r>
+        <w:rPr>
+          <w:bCs/>
+          <w:sz w:val="24"/>
+          <w:szCs w:val="24"/>
+        </w:rPr>
+        <w:t xml:space="preserve"> </w:t>
+      </w:r>
+      <w:r>
+        <w:rPr>
+          <w:bCs/>
+          <w:sz w:val="24"/>
+          <w:szCs w:val="24"/>
+        </w:rPr>
+        <w:tab/>
+        <w:t>Nous voyons aussi la date de création et l’auteur !</w:t>
+      </w:r>
+    </w:p>
+    <w:p>
+      <w:pPr>
+        <w:spacing w:before="240" w:after="160" w:line="259" w:lineRule="auto"/>
+        <w:jc w:val="both"/>
+        <w:rPr>
+          <w:sz w:val="24"/>
+          <w:szCs w:val="24"/>
+        </w:rPr>
+      </w:pPr>
+      <w:r>
+        <w:rPr>
+          <w:noProof/>
+          <w:sz w:val="24"/>
+          <w:szCs w:val="24"/>
+        </w:rPr>
+        <w:lastRenderedPageBreak/>
+        <w:drawing>
+          <wp:inline distT="0" distB="0" distL="0" distR="0" wp14:anchorId="4162A0A3" wp14:editId="38E8C801">
             <wp:extent cx="5724525" cy="4781550"/>
-            <wp:effectExtent l="0" t="0" r="9525" b="0"/>
+            <wp:effectExtent l="0" t="0" r="0" b="2540"/>
             <wp:docPr id="44" name="Image 44"/>
             <wp:cNvGraphicFramePr>
               <a:graphicFrameLocks xmlns:a="http://schemas.openxmlformats.org/drawingml/2006/main" noChangeAspect="1"/>
@@ -15823,7 +17604,7 @@
                     </pic:cNvPicPr>
                   </pic:nvPicPr>
                   <pic:blipFill>
-                    <a:blip r:embed="rId21">
+                    <a:blip r:embed="rId28">
                       <a:extLst>
                         <a:ext uri="{28A0092B-C50C-407E-A947-70E740481C1C}">
                           <a14:useLocalDpi xmlns:a14="http://schemas.microsoft.com/office/drawing/2010/main" val="0"/>
@@ -15869,6 +17650,29 @@
           <w:sz w:val="24"/>
           <w:szCs w:val="24"/>
         </w:rPr>
+        <w:t xml:space="preserve">Ici nous avons le mécanisme de la barre de recherche de la </w:t>
+      </w:r>
+      <w:proofErr w:type="spellStart"/>
+      <w:r>
+        <w:rPr>
+          <w:sz w:val="24"/>
+          <w:szCs w:val="24"/>
+        </w:rPr>
+        <w:t>Nimes’Alerie</w:t>
+      </w:r>
+      <w:proofErr w:type="spellEnd"/>
+      <w:r>
+        <w:rPr>
+          <w:sz w:val="24"/>
+          <w:szCs w:val="24"/>
+        </w:rPr>
+        <w:t xml:space="preserve">. </w:t>
+      </w:r>
+      <w:r>
+        <w:rPr>
+          <w:sz w:val="24"/>
+          <w:szCs w:val="24"/>
+        </w:rPr>
         <w:t xml:space="preserve">Dans ce code nous avons un </w:t>
       </w:r>
       <w:proofErr w:type="spellStart"/>
@@ -15988,16 +17792,13 @@
         </w:rPr>
         <w:t>vous êtes en train d’entrer.</w:t>
       </w:r>
-    </w:p>
-    <w:p>
-      <w:pPr>
-        <w:spacing w:before="240" w:after="160" w:line="259" w:lineRule="auto"/>
-        <w:jc w:val="both"/>
-        <w:rPr>
-          <w:sz w:val="24"/>
-          <w:szCs w:val="24"/>
-        </w:rPr>
-      </w:pPr>
+      <w:r>
+        <w:rPr>
+          <w:sz w:val="24"/>
+          <w:szCs w:val="24"/>
+        </w:rPr>
+        <w:t xml:space="preserve"> </w:t>
+      </w:r>
       <w:r>
         <w:rPr>
           <w:sz w:val="24"/>
@@ -16021,6 +17822,23 @@
         </w:rPr>
         <w:t xml:space="preserve"> se mettra à jour avec ce que vous écrivez.</w:t>
       </w:r>
+      <w:r>
+        <w:rPr>
+          <w:sz w:val="24"/>
+          <w:szCs w:val="24"/>
+        </w:rPr>
+        <w:t xml:space="preserve"> La fonction recherchera spécifiquement dans les produits (de la boutique) et affichera à partir de cette requête ajax, la page de produit correspondant si vous avez bien renseigné le champ de recherche.</w:t>
+      </w:r>
+    </w:p>
+    <w:p>
+      <w:pPr>
+        <w:spacing w:before="240" w:after="160" w:line="259" w:lineRule="auto"/>
+        <w:jc w:val="both"/>
+        <w:rPr>
+          <w:sz w:val="24"/>
+          <w:szCs w:val="24"/>
+        </w:rPr>
+      </w:pPr>
     </w:p>
     <w:p>
       <w:pPr>
@@ -16071,6 +17889,7 @@
         <w:t xml:space="preserve"> ? J’ai utilisé des fonctions anti-brute force dans le </w:t>
       </w:r>
       <w:proofErr w:type="spellStart"/>
+      <w:proofErr w:type="gramStart"/>
       <w:r>
         <w:rPr>
           <w:sz w:val="24"/>
@@ -16086,6 +17905,7 @@
         <w:t>.yaml</w:t>
       </w:r>
       <w:proofErr w:type="spellEnd"/>
+      <w:proofErr w:type="gramEnd"/>
       <w:r>
         <w:rPr>
           <w:sz w:val="24"/>
@@ -16149,6 +17969,7 @@
           <w:sz w:val="24"/>
           <w:szCs w:val="24"/>
         </w:rPr>
+        <w:lastRenderedPageBreak/>
         <w:drawing>
           <wp:inline distT="0" distB="0" distL="0" distR="0" wp14:anchorId="6CB309F4" wp14:editId="49A4B684">
             <wp:extent cx="5305425" cy="828675"/>
@@ -16167,7 +17988,7 @@
                     </pic:cNvPicPr>
                   </pic:nvPicPr>
                   <pic:blipFill>
-                    <a:blip r:embed="rId22">
+                    <a:blip r:embed="rId29">
                       <a:extLst>
                         <a:ext uri="{28A0092B-C50C-407E-A947-70E740481C1C}">
                           <a14:useLocalDpi xmlns:a14="http://schemas.microsoft.com/office/drawing/2010/main" val="0"/>
@@ -16208,12 +18029,21 @@
           <w:szCs w:val="24"/>
         </w:rPr>
       </w:pPr>
-      <w:r>
-        <w:rPr>
-          <w:sz w:val="24"/>
-          <w:szCs w:val="24"/>
-        </w:rPr>
-        <w:lastRenderedPageBreak/>
+    </w:p>
+    <w:p>
+      <w:pPr>
+        <w:spacing w:before="240" w:after="160" w:line="259" w:lineRule="auto"/>
+        <w:jc w:val="both"/>
+        <w:rPr>
+          <w:sz w:val="24"/>
+          <w:szCs w:val="24"/>
+        </w:rPr>
+      </w:pPr>
+      <w:r>
+        <w:rPr>
+          <w:sz w:val="24"/>
+          <w:szCs w:val="24"/>
+        </w:rPr>
         <w:t>Certaines sections seront quant à elles inaccessibles si vous n’avez pas les droits d’administrateur requis. Vous ne pourrez pas non plus faire un contournement par l’URL, elle est protégée dans le « </w:t>
       </w:r>
       <w:proofErr w:type="spellStart"/>
@@ -16303,7 +18133,7 @@
                     </pic:cNvPicPr>
                   </pic:nvPicPr>
                   <pic:blipFill>
-                    <a:blip r:embed="rId23">
+                    <a:blip r:embed="rId30">
                       <a:extLst>
                         <a:ext uri="{28A0092B-C50C-407E-A947-70E740481C1C}">
                           <a14:useLocalDpi xmlns:a14="http://schemas.microsoft.com/office/drawing/2010/main" val="0"/>
@@ -16344,6 +18174,16 @@
           <w:szCs w:val="24"/>
         </w:rPr>
       </w:pPr>
+    </w:p>
+    <w:p>
+      <w:pPr>
+        <w:spacing w:before="240" w:after="160" w:line="259" w:lineRule="auto"/>
+        <w:jc w:val="both"/>
+        <w:rPr>
+          <w:sz w:val="24"/>
+          <w:szCs w:val="24"/>
+        </w:rPr>
+      </w:pPr>
       <w:r>
         <w:rPr>
           <w:sz w:val="24"/>
@@ -16368,9 +18208,9 @@
           <w:szCs w:val="24"/>
         </w:rPr>
         <w:drawing>
-          <wp:inline distT="0" distB="0" distL="0" distR="0" wp14:anchorId="495CA049" wp14:editId="7B311735">
-            <wp:extent cx="4848225" cy="2228850"/>
-            <wp:effectExtent l="0" t="0" r="9525" b="0"/>
+          <wp:inline distT="0" distB="0" distL="0" distR="0" wp14:anchorId="495CA049" wp14:editId="741277AB">
+            <wp:extent cx="4267200" cy="1961738"/>
+            <wp:effectExtent l="0" t="0" r="0" b="635"/>
             <wp:docPr id="8" name="Image 8"/>
             <wp:cNvGraphicFramePr>
               <a:graphicFrameLocks xmlns:a="http://schemas.openxmlformats.org/drawingml/2006/main" noChangeAspect="1"/>
@@ -16385,7 +18225,7 @@
                     </pic:cNvPicPr>
                   </pic:nvPicPr>
                   <pic:blipFill>
-                    <a:blip r:embed="rId24">
+                    <a:blip r:embed="rId31">
                       <a:extLst>
                         <a:ext uri="{28A0092B-C50C-407E-A947-70E740481C1C}">
                           <a14:useLocalDpi xmlns:a14="http://schemas.microsoft.com/office/drawing/2010/main" val="0"/>
@@ -16400,7 +18240,7 @@
                   <pic:spPr bwMode="auto">
                     <a:xfrm>
                       <a:off x="0" y="0"/>
-                      <a:ext cx="4848225" cy="2228850"/>
+                      <a:ext cx="4277786" cy="1966605"/>
                     </a:xfrm>
                     <a:prstGeom prst="rect">
                       <a:avLst/>
@@ -16515,9 +18355,9 @@
           <w:szCs w:val="24"/>
         </w:rPr>
         <w:drawing>
-          <wp:inline distT="0" distB="0" distL="0" distR="0" wp14:anchorId="3291BE3F" wp14:editId="7E16B8A9">
-            <wp:extent cx="4924425" cy="1701462"/>
-            <wp:effectExtent l="0" t="0" r="0" b="0"/>
+          <wp:inline distT="0" distB="0" distL="0" distR="0" wp14:anchorId="3291BE3F" wp14:editId="58D533CA">
+            <wp:extent cx="4629150" cy="1599440"/>
+            <wp:effectExtent l="0" t="0" r="0" b="1270"/>
             <wp:docPr id="9" name="Image 9"/>
             <wp:cNvGraphicFramePr>
               <a:graphicFrameLocks xmlns:a="http://schemas.openxmlformats.org/drawingml/2006/main" noChangeAspect="1"/>
@@ -16532,7 +18372,7 @@
                     </pic:cNvPicPr>
                   </pic:nvPicPr>
                   <pic:blipFill>
-                    <a:blip r:embed="rId25">
+                    <a:blip r:embed="rId32">
                       <a:extLst>
                         <a:ext uri="{28A0092B-C50C-407E-A947-70E740481C1C}">
                           <a14:useLocalDpi xmlns:a14="http://schemas.microsoft.com/office/drawing/2010/main" val="0"/>
@@ -16547,7 +18387,7 @@
                   <pic:spPr bwMode="auto">
                     <a:xfrm>
                       <a:off x="0" y="0"/>
-                      <a:ext cx="4944112" cy="1708264"/>
+                      <a:ext cx="4635800" cy="1601738"/>
                     </a:xfrm>
                     <a:prstGeom prst="rect">
                       <a:avLst/>
@@ -16578,6 +18418,7 @@
           <w:sz w:val="24"/>
           <w:szCs w:val="24"/>
         </w:rPr>
+        <w:lastRenderedPageBreak/>
         <w:t>J’ignore</w:t>
       </w:r>
       <w:r>
@@ -16638,7 +18479,6 @@
           <w:sz w:val="24"/>
           <w:szCs w:val="24"/>
         </w:rPr>
-        <w:lastRenderedPageBreak/>
         <w:drawing>
           <wp:inline distT="0" distB="0" distL="0" distR="0" wp14:anchorId="5E4FC477" wp14:editId="2805399D">
             <wp:extent cx="4953000" cy="1804837"/>
@@ -16657,7 +18497,7 @@
                     </pic:cNvPicPr>
                   </pic:nvPicPr>
                   <pic:blipFill>
-                    <a:blip r:embed="rId26">
+                    <a:blip r:embed="rId33">
                       <a:extLst>
                         <a:ext uri="{28A0092B-C50C-407E-A947-70E740481C1C}">
                           <a14:useLocalDpi xmlns:a14="http://schemas.microsoft.com/office/drawing/2010/main" val="0"/>
@@ -16694,6 +18534,16 @@
         <w:spacing w:before="240" w:after="160" w:line="259" w:lineRule="auto"/>
         <w:jc w:val="both"/>
         <w:rPr>
+          <w:sz w:val="24"/>
+          <w:szCs w:val="24"/>
+        </w:rPr>
+      </w:pPr>
+    </w:p>
+    <w:p>
+      <w:pPr>
+        <w:spacing w:before="240" w:after="160" w:line="259" w:lineRule="auto"/>
+        <w:jc w:val="both"/>
+        <w:rPr>
           <w:bCs/>
           <w:sz w:val="24"/>
           <w:szCs w:val="24"/>
@@ -16741,7 +18591,23 @@
           <w:sz w:val="24"/>
           <w:szCs w:val="24"/>
         </w:rPr>
-        <w:t xml:space="preserve">, qui est similaire à la création du compte. Quand vous tapez un mot de passe cela génère un « hash » dans la base de données, voici l’exemple : </w:t>
+        <w:t>, qui est similaire à la création du compte. Quand vous tapez un mot de passe cela génère un « hash » dans la base de données, voici l’exemple</w:t>
+      </w:r>
+      <w:r>
+        <w:rPr>
+          <w:bCs/>
+          <w:sz w:val="24"/>
+          <w:szCs w:val="24"/>
+        </w:rPr>
+        <w:t xml:space="preserve"> avec image</w:t>
+      </w:r>
+      <w:r>
+        <w:rPr>
+          <w:bCs/>
+          <w:sz w:val="24"/>
+          <w:szCs w:val="24"/>
+        </w:rPr>
+        <w:t xml:space="preserve"> : </w:t>
       </w:r>
     </w:p>
     <w:p>
@@ -16779,7 +18645,7 @@
                     </pic:cNvPicPr>
                   </pic:nvPicPr>
                   <pic:blipFill>
-                    <a:blip r:embed="rId27">
+                    <a:blip r:embed="rId34">
                       <a:extLst>
                         <a:ext uri="{28A0092B-C50C-407E-A947-70E740481C1C}">
                           <a14:useLocalDpi xmlns:a14="http://schemas.microsoft.com/office/drawing/2010/main" val="0"/>
@@ -16855,7 +18721,15 @@
           <w:sz w:val="24"/>
           <w:szCs w:val="24"/>
         </w:rPr>
-        <w:t xml:space="preserve">Tout ceci fut comme dit pendant les remerciements possible grâce à cette formation de développeur web et web mobile. Pour ma part le cursus s’est très bien passé, j’ai eu la chance d’être dans une bonne équipe, bien entouré et bien encadré. Nous avons rencontré des professionnels du milieu, appris énormément, et ce qui semblait dans mon cas impossible, telle que la création d’un site web de A à Z fut, bien </w:t>
+        <w:t xml:space="preserve">Tout ceci fut comme dit pendant les remerciements possible grâce à cette formation de développeur web et web mobile. Pour ma part le cursus s’est très bien passé, j’ai eu la chance d’être dans une bonne équipe, bien entouré et bien encadré. Nous avons </w:t>
+      </w:r>
+      <w:r>
+        <w:rPr>
+          <w:sz w:val="24"/>
+          <w:szCs w:val="24"/>
+        </w:rPr>
+        <w:lastRenderedPageBreak/>
+        <w:t xml:space="preserve">rencontré des professionnels du milieu, appris énormément, et ce qui semblait dans mon cas impossible, telle que la création d’un site web de A à Z fut, bien </w:t>
       </w:r>
       <w:r>
         <w:rPr>
@@ -16869,15 +18743,7 @@
           <w:sz w:val="24"/>
           <w:szCs w:val="24"/>
         </w:rPr>
-        <w:t xml:space="preserve">, réalisable. Mais ce n’est que le début d’une nouvelle étape, d’une nouvelle vie si je puis dire, en effet le stage m’a montré que dans mon cas j’ai encore tellement à voir et à apprendre, entre l’Angular que nous avions fait, et celui pratiqué est d’un niveau </w:t>
-      </w:r>
-      <w:r>
-        <w:rPr>
-          <w:sz w:val="24"/>
-          <w:szCs w:val="24"/>
-        </w:rPr>
-        <w:lastRenderedPageBreak/>
-        <w:t xml:space="preserve">plus corsé évidemment. Merci encore à toute cette équipe d’avoir pu rendre tout cela réel, aux formateurs et à l'équipe d’avoir été là parfois à des heures bien plus avancées que celle de la fin de journée </w:t>
+        <w:t xml:space="preserve">, réalisable. Mais ce n’est que le début d’une nouvelle étape, d’une nouvelle vie si je puis dire, en effet le stage m’a montré que dans mon cas j’ai encore tellement à voir et à apprendre, entre l’Angular que nous avions fait, et celui pratiqué est d’un niveau plus corsé évidemment. Merci encore à toute cette équipe d’avoir pu rendre tout cela réel, aux formateurs et à l'équipe d’avoir été là parfois à des heures bien plus avancées que celle de la fin de journée </w:t>
       </w:r>
       <w:r>
         <w:rPr>
@@ -17224,6 +19090,16 @@
         </w:rPr>
         <w:t> !</w:t>
       </w:r>
+    </w:p>
+    <w:p>
+      <w:pPr>
+        <w:spacing w:before="240" w:after="160" w:line="259" w:lineRule="auto"/>
+        <w:jc w:val="both"/>
+        <w:rPr>
+          <w:sz w:val="24"/>
+          <w:szCs w:val="24"/>
+        </w:rPr>
+      </w:pPr>
     </w:p>
     <w:p>
       <w:pPr>
@@ -17258,7 +19134,7 @@
                     </pic:cNvPicPr>
                   </pic:nvPicPr>
                   <pic:blipFill>
-                    <a:blip r:embed="rId28" cstate="print">
+                    <a:blip r:embed="rId35" cstate="print">
                       <a:extLst>
                         <a:ext uri="{28A0092B-C50C-407E-A947-70E740481C1C}">
                           <a14:useLocalDpi xmlns:a14="http://schemas.microsoft.com/office/drawing/2010/main" val="0"/>
@@ -17313,7 +19189,7 @@
                     </pic:cNvPicPr>
                   </pic:nvPicPr>
                   <pic:blipFill>
-                    <a:blip r:embed="rId29" cstate="print">
+                    <a:blip r:embed="rId36" cstate="print">
                       <a:extLst>
                         <a:ext uri="{28A0092B-C50C-407E-A947-70E740481C1C}">
                           <a14:useLocalDpi xmlns:a14="http://schemas.microsoft.com/office/drawing/2010/main" val="0"/>
@@ -17369,6 +19245,7 @@
           <w:sz w:val="24"/>
           <w:szCs w:val="24"/>
         </w:rPr>
+        <w:lastRenderedPageBreak/>
         <w:t>Plus sérieusement, i</w:t>
       </w:r>
       <w:r>
@@ -17401,7 +19278,6 @@
           <w:sz w:val="24"/>
           <w:szCs w:val="24"/>
         </w:rPr>
-        <w:lastRenderedPageBreak/>
         <w:drawing>
           <wp:inline distT="0" distB="0" distL="0" distR="0" wp14:anchorId="4313BE62" wp14:editId="37BAF866">
             <wp:extent cx="2790701" cy="1288729"/>
@@ -17420,7 +19296,7 @@
                     </pic:cNvPicPr>
                   </pic:nvPicPr>
                   <pic:blipFill>
-                    <a:blip r:embed="rId30" cstate="print">
+                    <a:blip r:embed="rId37" cstate="print">
                       <a:extLst>
                         <a:ext uri="{28A0092B-C50C-407E-A947-70E740481C1C}">
                           <a14:useLocalDpi xmlns:a14="http://schemas.microsoft.com/office/drawing/2010/main" val="0"/>
@@ -17475,7 +19351,7 @@
                     </pic:cNvPicPr>
                   </pic:nvPicPr>
                   <pic:blipFill>
-                    <a:blip r:embed="rId31" cstate="print">
+                    <a:blip r:embed="rId38" cstate="print">
                       <a:extLst>
                         <a:ext uri="{28A0092B-C50C-407E-A947-70E740481C1C}">
                           <a14:useLocalDpi xmlns:a14="http://schemas.microsoft.com/office/drawing/2010/main" val="0"/>
@@ -17589,6 +19465,16 @@
           <w:szCs w:val="24"/>
         </w:rPr>
       </w:pPr>
+    </w:p>
+    <w:p>
+      <w:pPr>
+        <w:spacing w:before="240" w:after="160" w:line="259" w:lineRule="auto"/>
+        <w:jc w:val="both"/>
+        <w:rPr>
+          <w:sz w:val="24"/>
+          <w:szCs w:val="24"/>
+        </w:rPr>
+      </w:pPr>
       <w:r>
         <w:rPr>
           <w:noProof/>
@@ -17613,7 +19499,7 @@
                     </pic:cNvPicPr>
                   </pic:nvPicPr>
                   <pic:blipFill>
-                    <a:blip r:embed="rId32" cstate="print">
+                    <a:blip r:embed="rId39" cstate="print">
                       <a:extLst>
                         <a:ext uri="{28A0092B-C50C-407E-A947-70E740481C1C}">
                           <a14:useLocalDpi xmlns:a14="http://schemas.microsoft.com/office/drawing/2010/main" val="0"/>
@@ -17668,7 +19554,7 @@
                     </pic:cNvPicPr>
                   </pic:nvPicPr>
                   <pic:blipFill>
-                    <a:blip r:embed="rId33" cstate="print">
+                    <a:blip r:embed="rId40" cstate="print">
                       <a:extLst>
                         <a:ext uri="{28A0092B-C50C-407E-A947-70E740481C1C}">
                           <a14:useLocalDpi xmlns:a14="http://schemas.microsoft.com/office/drawing/2010/main" val="0"/>
@@ -17709,6 +19595,16 @@
           <w:szCs w:val="24"/>
         </w:rPr>
       </w:pPr>
+    </w:p>
+    <w:p>
+      <w:pPr>
+        <w:spacing w:before="240" w:after="160" w:line="259" w:lineRule="auto"/>
+        <w:jc w:val="both"/>
+        <w:rPr>
+          <w:sz w:val="24"/>
+          <w:szCs w:val="24"/>
+        </w:rPr>
+      </w:pPr>
       <w:r>
         <w:rPr>
           <w:sz w:val="24"/>
@@ -17753,6 +19649,16 @@
         </w:rPr>
         <w:t>, pipeline, test, prêt à être poussé sur la branche alpha !</w:t>
       </w:r>
+    </w:p>
+    <w:p>
+      <w:pPr>
+        <w:spacing w:before="240" w:after="160" w:line="259" w:lineRule="auto"/>
+        <w:jc w:val="both"/>
+        <w:rPr>
+          <w:sz w:val="24"/>
+          <w:szCs w:val="24"/>
+        </w:rPr>
+      </w:pPr>
     </w:p>
     <w:p>
       <w:pPr>
@@ -17787,7 +19693,7 @@
                     </pic:cNvPicPr>
                   </pic:nvPicPr>
                   <pic:blipFill>
-                    <a:blip r:embed="rId34" cstate="print">
+                    <a:blip r:embed="rId41" cstate="print">
                       <a:extLst>
                         <a:ext uri="{28A0092B-C50C-407E-A947-70E740481C1C}">
                           <a14:useLocalDpi xmlns:a14="http://schemas.microsoft.com/office/drawing/2010/main" val="0"/>
@@ -17842,7 +19748,7 @@
                     </pic:cNvPicPr>
                   </pic:nvPicPr>
                   <pic:blipFill>
-                    <a:blip r:embed="rId35" cstate="print">
+                    <a:blip r:embed="rId42" cstate="print">
                       <a:extLst>
                         <a:ext uri="{28A0092B-C50C-407E-A947-70E740481C1C}">
                           <a14:useLocalDpi xmlns:a14="http://schemas.microsoft.com/office/drawing/2010/main" val="0"/>
@@ -17883,25 +19789,14 @@
           <w:szCs w:val="24"/>
         </w:rPr>
       </w:pPr>
-    </w:p>
-    <w:p>
-      <w:pPr>
-        <w:spacing w:before="240" w:after="160" w:line="259" w:lineRule="auto"/>
-        <w:jc w:val="both"/>
+      <w:r>
         <w:rPr>
           <w:b/>
           <w:bCs/>
           <w:sz w:val="28"/>
           <w:szCs w:val="28"/>
         </w:rPr>
-      </w:pPr>
-      <w:r>
-        <w:rPr>
-          <w:b/>
-          <w:bCs/>
-          <w:sz w:val="28"/>
-          <w:szCs w:val="28"/>
-        </w:rPr>
+        <w:lastRenderedPageBreak/>
         <w:t>Capture d’écran lié au projet fil rouge :</w:t>
       </w:r>
     </w:p>
@@ -17934,7 +19829,6 @@
           <w:sz w:val="28"/>
           <w:szCs w:val="28"/>
         </w:rPr>
-        <w:lastRenderedPageBreak/>
         <w:drawing>
           <wp:anchor distT="0" distB="0" distL="114300" distR="114300" simplePos="0" relativeHeight="251658240" behindDoc="0" locked="0" layoutInCell="1" allowOverlap="1" wp14:anchorId="48B8A940" wp14:editId="06662232">
             <wp:simplePos x="914400" y="914400"/>
@@ -17961,7 +19855,7 @@
                     </pic:cNvPicPr>
                   </pic:nvPicPr>
                   <pic:blipFill>
-                    <a:blip r:embed="rId36" cstate="print">
+                    <a:blip r:embed="rId43" cstate="print">
                       <a:extLst>
                         <a:ext uri="{28A0092B-C50C-407E-A947-70E740481C1C}">
                           <a14:useLocalDpi xmlns:a14="http://schemas.microsoft.com/office/drawing/2010/main" val="0"/>
@@ -18181,7 +20075,7 @@
                     </pic:cNvPicPr>
                   </pic:nvPicPr>
                   <pic:blipFill>
-                    <a:blip r:embed="rId37" cstate="print">
+                    <a:blip r:embed="rId44" cstate="print">
                       <a:extLst>
                         <a:ext uri="{28A0092B-C50C-407E-A947-70E740481C1C}">
                           <a14:useLocalDpi xmlns:a14="http://schemas.microsoft.com/office/drawing/2010/main" val="0"/>
@@ -18443,7 +20337,7 @@
                     </pic:cNvPicPr>
                   </pic:nvPicPr>
                   <pic:blipFill>
-                    <a:blip r:embed="rId38" cstate="print">
+                    <a:blip r:embed="rId45" cstate="print">
                       <a:extLst>
                         <a:ext uri="{28A0092B-C50C-407E-A947-70E740481C1C}">
                           <a14:useLocalDpi xmlns:a14="http://schemas.microsoft.com/office/drawing/2010/main" val="0"/>
@@ -18513,7 +20407,7 @@
                     </pic:cNvPicPr>
                   </pic:nvPicPr>
                   <pic:blipFill>
-                    <a:blip r:embed="rId39" cstate="print">
+                    <a:blip r:embed="rId46" cstate="print">
                       <a:extLst>
                         <a:ext uri="{28A0092B-C50C-407E-A947-70E740481C1C}">
                           <a14:useLocalDpi xmlns:a14="http://schemas.microsoft.com/office/drawing/2010/main" val="0"/>
@@ -18714,7 +20608,7 @@
                     </pic:cNvPicPr>
                   </pic:nvPicPr>
                   <pic:blipFill>
-                    <a:blip r:embed="rId40" cstate="print">
+                    <a:blip r:embed="rId47" cstate="print">
                       <a:extLst>
                         <a:ext uri="{28A0092B-C50C-407E-A947-70E740481C1C}">
                           <a14:useLocalDpi xmlns:a14="http://schemas.microsoft.com/office/drawing/2010/main" val="0"/>
@@ -18770,7 +20664,7 @@
                     </pic:cNvPicPr>
                   </pic:nvPicPr>
                   <pic:blipFill>
-                    <a:blip r:embed="rId41" cstate="print">
+                    <a:blip r:embed="rId48" cstate="print">
                       <a:extLst>
                         <a:ext uri="{28A0092B-C50C-407E-A947-70E740481C1C}">
                           <a14:useLocalDpi xmlns:a14="http://schemas.microsoft.com/office/drawing/2010/main" val="0"/>
@@ -18912,7 +20806,7 @@
                     </pic:cNvPicPr>
                   </pic:nvPicPr>
                   <pic:blipFill>
-                    <a:blip r:embed="rId42" cstate="print">
+                    <a:blip r:embed="rId49" cstate="print">
                       <a:extLst>
                         <a:ext uri="{28A0092B-C50C-407E-A947-70E740481C1C}">
                           <a14:useLocalDpi xmlns:a14="http://schemas.microsoft.com/office/drawing/2010/main" val="0"/>
@@ -18968,7 +20862,7 @@
                     </pic:cNvPicPr>
                   </pic:nvPicPr>
                   <pic:blipFill>
-                    <a:blip r:embed="rId43" cstate="print">
+                    <a:blip r:embed="rId50" cstate="print">
                       <a:extLst>
                         <a:ext uri="{28A0092B-C50C-407E-A947-70E740481C1C}">
                           <a14:useLocalDpi xmlns:a14="http://schemas.microsoft.com/office/drawing/2010/main" val="0"/>
@@ -19075,7 +20969,7 @@
                     </pic:cNvPicPr>
                   </pic:nvPicPr>
                   <pic:blipFill>
-                    <a:blip r:embed="rId44" cstate="print">
+                    <a:blip r:embed="rId51" cstate="print">
                       <a:extLst>
                         <a:ext uri="{28A0092B-C50C-407E-A947-70E740481C1C}">
                           <a14:useLocalDpi xmlns:a14="http://schemas.microsoft.com/office/drawing/2010/main" val="0"/>
@@ -19131,7 +21025,7 @@
                     </pic:cNvPicPr>
                   </pic:nvPicPr>
                   <pic:blipFill>
-                    <a:blip r:embed="rId45" cstate="print">
+                    <a:blip r:embed="rId52" cstate="print">
                       <a:extLst>
                         <a:ext uri="{28A0092B-C50C-407E-A947-70E740481C1C}">
                           <a14:useLocalDpi xmlns:a14="http://schemas.microsoft.com/office/drawing/2010/main" val="0"/>
@@ -19237,7 +21131,7 @@
                     </pic:cNvPicPr>
                   </pic:nvPicPr>
                   <pic:blipFill>
-                    <a:blip r:embed="rId46" cstate="print">
+                    <a:blip r:embed="rId53" cstate="print">
                       <a:extLst>
                         <a:ext uri="{28A0092B-C50C-407E-A947-70E740481C1C}">
                           <a14:useLocalDpi xmlns:a14="http://schemas.microsoft.com/office/drawing/2010/main" val="0"/>
@@ -19293,7 +21187,7 @@
                     </pic:cNvPicPr>
                   </pic:nvPicPr>
                   <pic:blipFill>
-                    <a:blip r:embed="rId47" cstate="print">
+                    <a:blip r:embed="rId54" cstate="print">
                       <a:extLst>
                         <a:ext uri="{28A0092B-C50C-407E-A947-70E740481C1C}">
                           <a14:useLocalDpi xmlns:a14="http://schemas.microsoft.com/office/drawing/2010/main" val="0"/>
@@ -19412,7 +21306,7 @@
       </w:r>
     </w:p>
     <w:sectPr>
-      <w:footerReference w:type="default" r:id="rId48"/>
+      <w:footerReference w:type="default" r:id="rId55"/>
       <w:pgSz w:w="11906" w:h="16838"/>
       <w:pgMar w:top="1440" w:right="1440" w:bottom="1440" w:left="1440" w:header="0" w:footer="566" w:gutter="0"/>
       <w:pgNumType w:start="1"/>
